--- a/EshopByArdookhani.docx
+++ b/EshopByArdookhani.docx
@@ -88,7 +88,6 @@
         </w:rPr>
         <w:t xml:space="preserve">مراحل ساخت یک پروژه جدید با </w:t>
       </w:r>
-      <w:proofErr w:type="spellStart"/>
       <w:r>
         <w:rPr>
           <w:rFonts w:cs="B Nazanin"/>
@@ -96,7 +95,6 @@
         </w:rPr>
         <w:t>Angluar</w:t>
       </w:r>
-      <w:proofErr w:type="spellEnd"/>
       <w:r>
         <w:rPr>
           <w:rFonts w:cs="B Nazanin"/>
@@ -148,17 +146,8 @@
           <w:rFonts w:cs="Arial"/>
           <w:lang w:bidi="fa-IR"/>
         </w:rPr>
-        <w:t xml:space="preserve">Node </w:t>
-      </w:r>
-      <w:proofErr w:type="spellStart"/>
-      <w:r>
-        <w:rPr>
-          <w:rFonts w:cs="Arial"/>
-          <w:lang w:bidi="fa-IR"/>
-        </w:rPr>
-        <w:t>js</w:t>
-      </w:r>
-      <w:proofErr w:type="spellEnd"/>
+        <w:t>Node js</w:t>
+      </w:r>
       <w:r>
         <w:rPr>
           <w:rFonts w:cs="Arial" w:hint="cs"/>
@@ -529,7 +518,6 @@
         </w:rPr>
         <w:t xml:space="preserve"> </w:t>
       </w:r>
-      <w:proofErr w:type="spellStart"/>
       <w:r>
         <w:rPr>
           <w:rFonts w:cs="B Nazanin"/>
@@ -537,7 +525,6 @@
         </w:rPr>
         <w:t>Shopapp</w:t>
       </w:r>
-      <w:proofErr w:type="spellEnd"/>
       <w:r>
         <w:rPr>
           <w:rFonts w:cs="B Nazanin" w:hint="cs"/>
@@ -633,18 +620,8 @@
           <w:rtl/>
           <w:lang w:bidi="fa-IR"/>
         </w:rPr>
-        <w:t xml:space="preserve">اتفاقاتی که پشت صحنه </w:t>
-      </w:r>
-      <w:proofErr w:type="spellStart"/>
-      <w:r>
-        <w:rPr>
-          <w:rFonts w:cs="B Nazanin"/>
-          <w:rtl/>
-          <w:lang w:bidi="fa-IR"/>
-        </w:rPr>
-        <w:t>می‌افتد</w:t>
-      </w:r>
-      <w:proofErr w:type="spellEnd"/>
+        <w:t>اتفاقاتی که پشت صحنه می‌افتد</w:t>
+      </w:r>
       <w:r>
         <w:rPr>
           <w:rFonts w:cs="B Nazanin"/>
@@ -666,7 +643,6 @@
           <w:lang w:bidi="fa-IR"/>
         </w:rPr>
       </w:pPr>
-      <w:proofErr w:type="spellStart"/>
       <w:r>
         <w:rPr>
           <w:rFonts w:cs="B Nazanin"/>
@@ -675,7 +651,6 @@
         </w:rPr>
         <w:t>فایل‌های</w:t>
       </w:r>
-      <w:proofErr w:type="spellEnd"/>
       <w:r>
         <w:rPr>
           <w:rFonts w:cs="B Nazanin"/>
@@ -704,18 +679,8 @@
           <w:rtl/>
           <w:lang w:bidi="fa-IR"/>
         </w:rPr>
-        <w:t xml:space="preserve">تبدیل </w:t>
-      </w:r>
-      <w:proofErr w:type="spellStart"/>
-      <w:r>
-        <w:rPr>
-          <w:rFonts w:cs="B Nazanin"/>
-          <w:rtl/>
-          <w:lang w:bidi="fa-IR"/>
-        </w:rPr>
-        <w:t>می‌کند</w:t>
-      </w:r>
-      <w:proofErr w:type="spellEnd"/>
+        <w:t>تبدیل می‌کند</w:t>
+      </w:r>
       <w:r>
         <w:rPr>
           <w:rFonts w:cs="B Nazanin"/>
@@ -752,7 +717,6 @@
         </w:rPr>
         <w:t xml:space="preserve"> Build </w:t>
       </w:r>
-      <w:proofErr w:type="spellStart"/>
       <w:r>
         <w:rPr>
           <w:rFonts w:cs="B Nazanin"/>
@@ -761,7 +725,6 @@
         </w:rPr>
         <w:t>می‌کند</w:t>
       </w:r>
-      <w:proofErr w:type="spellEnd"/>
       <w:r>
         <w:rPr>
           <w:rFonts w:cs="B Nazanin"/>
@@ -789,61 +752,7 @@
           <w:rtl/>
           <w:lang w:bidi="fa-IR"/>
         </w:rPr>
-        <w:t xml:space="preserve">یک </w:t>
-      </w:r>
-      <w:proofErr w:type="spellStart"/>
-      <w:r>
-        <w:rPr>
-          <w:rFonts w:cs="B Nazanin"/>
-          <w:rtl/>
-          <w:lang w:bidi="fa-IR"/>
-        </w:rPr>
-        <w:t>وب‌سرور</w:t>
-      </w:r>
-      <w:proofErr w:type="spellEnd"/>
-      <w:r>
-        <w:rPr>
-          <w:rFonts w:cs="B Nazanin"/>
-          <w:rtl/>
-          <w:lang w:bidi="fa-IR"/>
-        </w:rPr>
-        <w:t xml:space="preserve"> محلی اجرا </w:t>
-      </w:r>
-      <w:proofErr w:type="spellStart"/>
-      <w:r>
-        <w:rPr>
-          <w:rFonts w:cs="B Nazanin"/>
-          <w:rtl/>
-          <w:lang w:bidi="fa-IR"/>
-        </w:rPr>
-        <w:t>می‌کند</w:t>
-      </w:r>
-      <w:proofErr w:type="spellEnd"/>
-      <w:r>
-        <w:rPr>
-          <w:rFonts w:cs="B Nazanin"/>
-          <w:rtl/>
-          <w:lang w:bidi="fa-IR"/>
-        </w:rPr>
-        <w:t xml:space="preserve"> (معمولاً روی </w:t>
-      </w:r>
-      <w:proofErr w:type="spellStart"/>
-      <w:r>
-        <w:rPr>
-          <w:rFonts w:cs="B Nazanin"/>
-          <w:rtl/>
-          <w:lang w:bidi="fa-IR"/>
-        </w:rPr>
-        <w:t>پورت</w:t>
-      </w:r>
-      <w:proofErr w:type="spellEnd"/>
-      <w:r>
-        <w:rPr>
-          <w:rFonts w:cs="B Nazanin"/>
-          <w:rtl/>
-          <w:lang w:bidi="fa-IR"/>
-        </w:rPr>
-        <w:t xml:space="preserve"> 4200)</w:t>
+        <w:t>یک وب‌سرور محلی اجرا می‌کند (معمولاً روی پورت 4200)</w:t>
       </w:r>
       <w:r>
         <w:rPr>
@@ -872,18 +781,8 @@
           <w:rtl/>
           <w:lang w:bidi="fa-IR"/>
         </w:rPr>
-        <w:t xml:space="preserve">سایت را از آدرس زیر در دسترس قرار </w:t>
-      </w:r>
-      <w:proofErr w:type="spellStart"/>
-      <w:r>
-        <w:rPr>
-          <w:rFonts w:cs="B Nazanin"/>
-          <w:rtl/>
-          <w:lang w:bidi="fa-IR"/>
-        </w:rPr>
-        <w:t>می‌دهد</w:t>
-      </w:r>
-      <w:proofErr w:type="spellEnd"/>
+        <w:t>سایت را از آدرس زیر در دسترس قرار می‌دهد</w:t>
+      </w:r>
       <w:r>
         <w:rPr>
           <w:rFonts w:cs="B Nazanin"/>
@@ -1276,25 +1175,7 @@
           <w:rtl/>
           <w:lang w:bidi="fa-IR"/>
         </w:rPr>
-        <w:t xml:space="preserve">برای فهمیدن </w:t>
-      </w:r>
-      <w:proofErr w:type="spellStart"/>
-      <w:r>
-        <w:rPr>
-          <w:rFonts w:cs="B Nazanin" w:hint="cs"/>
-          <w:rtl/>
-          <w:lang w:bidi="fa-IR"/>
-        </w:rPr>
-        <w:t>ورژن</w:t>
-      </w:r>
-      <w:proofErr w:type="spellEnd"/>
-      <w:r>
-        <w:rPr>
-          <w:rFonts w:cs="B Nazanin" w:hint="cs"/>
-          <w:rtl/>
-          <w:lang w:bidi="fa-IR"/>
-        </w:rPr>
-        <w:t xml:space="preserve"> فعلی </w:t>
+        <w:t xml:space="preserve">برای فهمیدن ورژن فعلی </w:t>
       </w:r>
       <w:r>
         <w:rPr>
@@ -1325,7 +1206,6 @@
         </w:rPr>
         <w:t xml:space="preserve">دستور </w:t>
       </w:r>
-      <w:proofErr w:type="spellStart"/>
       <w:r>
         <w:rPr>
           <w:rFonts w:cs="B Nazanin"/>
@@ -1333,41 +1213,21 @@
         </w:rPr>
         <w:t>nvm</w:t>
       </w:r>
-      <w:proofErr w:type="spellEnd"/>
-      <w:r>
-        <w:rPr>
-          <w:rFonts w:cs="B Nazanin"/>
-          <w:lang w:bidi="fa-IR"/>
-        </w:rPr>
-        <w:t xml:space="preserve"> use </w:t>
-      </w:r>
-      <w:proofErr w:type="spellStart"/>
-      <w:r>
-        <w:rPr>
-          <w:rFonts w:cs="B Nazanin"/>
-          <w:lang w:bidi="fa-IR"/>
-        </w:rPr>
-        <w:t>versionName</w:t>
-      </w:r>
-      <w:proofErr w:type="spellEnd"/>
-      <w:r>
-        <w:rPr>
-          <w:rFonts w:cs="B Nazanin" w:hint="cs"/>
-          <w:rtl/>
-          <w:lang w:bidi="fa-IR"/>
-        </w:rPr>
-        <w:t xml:space="preserve"> برای استفاده از </w:t>
-      </w:r>
-      <w:proofErr w:type="spellStart"/>
-      <w:r>
-        <w:rPr>
-          <w:rFonts w:cs="B Nazanin" w:hint="cs"/>
-          <w:rtl/>
-          <w:lang w:bidi="fa-IR"/>
-        </w:rPr>
-        <w:t>ورژن</w:t>
-      </w:r>
-      <w:proofErr w:type="spellEnd"/>
+      <w:r>
+        <w:rPr>
+          <w:rFonts w:cs="B Nazanin"/>
+          <w:lang w:bidi="fa-IR"/>
+        </w:rPr>
+        <w:t xml:space="preserve"> use versionName</w:t>
+      </w:r>
+      <w:r>
+        <w:rPr>
+          <w:rFonts w:cs="B Nazanin" w:hint="cs"/>
+          <w:rtl/>
+          <w:lang w:bidi="fa-IR"/>
+        </w:rPr>
+        <w:t xml:space="preserve"> برای استفاده از ورژن</w:t>
+      </w:r>
       <w:r>
         <w:rPr>
           <w:rFonts w:cs="B Nazanin" w:hint="cs"/>
@@ -1412,21 +1272,12 @@
         </w:rPr>
         <w:t xml:space="preserve">دستور </w:t>
       </w:r>
-      <w:proofErr w:type="spellStart"/>
-      <w:r>
-        <w:rPr>
-          <w:rFonts w:cs="B Nazanin"/>
-          <w:lang w:bidi="fa-IR"/>
-        </w:rPr>
-        <w:t>npm</w:t>
-      </w:r>
-      <w:proofErr w:type="spellEnd"/>
-      <w:r>
-        <w:rPr>
-          <w:rFonts w:cs="B Nazanin"/>
-          <w:lang w:bidi="fa-IR"/>
-        </w:rPr>
-        <w:t xml:space="preserve"> install</w:t>
+      <w:r>
+        <w:rPr>
+          <w:rFonts w:cs="B Nazanin"/>
+          <w:lang w:bidi="fa-IR"/>
+        </w:rPr>
+        <w:t>npm install</w:t>
       </w:r>
       <w:r>
         <w:rPr>
@@ -1463,19 +1314,11 @@
         </w:rPr>
         <w:t xml:space="preserve">این دستور تمام کتابخانه‌هایی که در فایل </w:t>
       </w:r>
-      <w:proofErr w:type="spellStart"/>
-      <w:r>
-        <w:rPr>
-          <w:rFonts w:cs="B Nazanin"/>
-        </w:rPr>
-        <w:t>package.json</w:t>
-      </w:r>
-      <w:proofErr w:type="spellEnd"/>
-      <w:r>
-        <w:rPr>
-          <w:rFonts w:cs="B Nazanin"/>
-        </w:rPr>
-        <w:t xml:space="preserve"> </w:t>
+      <w:r>
+        <w:rPr>
+          <w:rFonts w:cs="B Nazanin"/>
+        </w:rPr>
+        <w:t xml:space="preserve">package.json </w:t>
       </w:r>
       <w:r>
         <w:rPr>
@@ -1526,19 +1369,11 @@
         </w:rPr>
         <w:t xml:space="preserve">دستور </w:t>
       </w:r>
-      <w:proofErr w:type="spellStart"/>
-      <w:r>
-        <w:rPr>
-          <w:rFonts w:cs="B Nazanin"/>
-        </w:rPr>
-        <w:t>npx</w:t>
-      </w:r>
-      <w:proofErr w:type="spellEnd"/>
-      <w:r>
-        <w:rPr>
-          <w:rFonts w:cs="B Nazanin"/>
-        </w:rPr>
-        <w:t xml:space="preserve"> ng serve</w:t>
+      <w:r>
+        <w:rPr>
+          <w:rFonts w:cs="B Nazanin"/>
+        </w:rPr>
+        <w:t>npx ng serve</w:t>
       </w:r>
       <w:r>
         <w:rPr>
@@ -1634,7 +1469,6 @@
           <w:lang w:bidi="fa-IR"/>
         </w:rPr>
       </w:pPr>
-      <w:proofErr w:type="spellStart"/>
       <w:r>
         <w:rPr>
           <w:rFonts w:cs="B Nazanin"/>
@@ -1646,7 +1480,6 @@
         </w:rPr>
         <w:t>IDisposable</w:t>
       </w:r>
-      <w:proofErr w:type="spellEnd"/>
     </w:p>
     <w:p>
       <w:pPr>
@@ -1675,19 +1508,11 @@
         </w:rPr>
         <w:t xml:space="preserve"> </w:t>
       </w:r>
-      <w:proofErr w:type="spellStart"/>
-      <w:r>
-        <w:rPr>
-          <w:rFonts w:cs="B Nazanin"/>
-        </w:rPr>
-        <w:t>IDisposable</w:t>
-      </w:r>
-      <w:proofErr w:type="spellEnd"/>
-      <w:r>
-        <w:rPr>
-          <w:rFonts w:cs="B Nazanin"/>
-        </w:rPr>
-        <w:t xml:space="preserve"> </w:t>
+      <w:r>
+        <w:rPr>
+          <w:rFonts w:cs="B Nazanin"/>
+        </w:rPr>
+        <w:t xml:space="preserve">IDisposable </w:t>
       </w:r>
       <w:r>
         <w:rPr>
@@ -1754,42 +1579,8 @@
           <w:rFonts w:cs="B Nazanin"/>
           <w:lang w:bidi="fa-IR"/>
         </w:rPr>
-        <w:t xml:space="preserve">public interface </w:t>
-      </w:r>
-      <w:proofErr w:type="spellStart"/>
-      <w:proofErr w:type="gramStart"/>
-      <w:r>
-        <w:rPr>
-          <w:rFonts w:cs="B Nazanin"/>
-          <w:lang w:bidi="fa-IR"/>
-        </w:rPr>
-        <w:t>IUserService</w:t>
-      </w:r>
-      <w:proofErr w:type="spellEnd"/>
-      <w:r>
-        <w:rPr>
-          <w:rFonts w:cs="B Nazanin"/>
-          <w:lang w:bidi="fa-IR"/>
-        </w:rPr>
-        <w:t xml:space="preserve"> :</w:t>
-      </w:r>
-      <w:proofErr w:type="gramEnd"/>
-      <w:r>
-        <w:rPr>
-          <w:rFonts w:cs="B Nazanin"/>
-          <w:lang w:bidi="fa-IR"/>
-        </w:rPr>
-        <w:t xml:space="preserve"> </w:t>
-      </w:r>
-      <w:proofErr w:type="spellStart"/>
-      <w:r>
-        <w:rPr>
-          <w:rFonts w:cs="B Nazanin"/>
-          <w:lang w:bidi="fa-IR"/>
-        </w:rPr>
-        <w:t>IDisposable</w:t>
-      </w:r>
-      <w:proofErr w:type="spellEnd"/>
+        <w:t>public interface IUserService : IDisposable</w:t>
+      </w:r>
       <w:r>
         <w:rPr>
           <w:rFonts w:cs="B Nazanin"/>
@@ -1804,23 +1595,7 @@
           <w:lang w:bidi="fa-IR"/>
         </w:rPr>
         <w:br/>
-        <w:t xml:space="preserve">    Task&lt;List&lt;User&gt;&gt; </w:t>
-      </w:r>
-      <w:proofErr w:type="spellStart"/>
-      <w:r>
-        <w:rPr>
-          <w:rFonts w:cs="B Nazanin"/>
-          <w:lang w:bidi="fa-IR"/>
-        </w:rPr>
-        <w:t>GetAllUsers</w:t>
-      </w:r>
-      <w:proofErr w:type="spellEnd"/>
-      <w:r>
-        <w:rPr>
-          <w:rFonts w:cs="B Nazanin"/>
-          <w:lang w:bidi="fa-IR"/>
-        </w:rPr>
-        <w:t>();</w:t>
+        <w:t xml:space="preserve">    Task&lt;List&lt;User&gt;&gt; GetAllUsers();</w:t>
       </w:r>
       <w:r>
         <w:rPr>
@@ -1871,25 +1646,14 @@
         </w:rPr>
         <w:t xml:space="preserve">هر کلاسی که </w:t>
       </w:r>
-      <w:proofErr w:type="spellStart"/>
-      <w:r>
-        <w:rPr>
-          <w:rFonts w:cs="B Nazanin"/>
-          <w:b/>
-          <w:bCs/>
-          <w:lang w:bidi="fa-IR"/>
-        </w:rPr>
-        <w:t>IUserService</w:t>
-      </w:r>
-      <w:proofErr w:type="spellEnd"/>
-      <w:r>
-        <w:rPr>
-          <w:rFonts w:cs="B Nazanin"/>
-          <w:b/>
-          <w:bCs/>
-          <w:lang w:bidi="fa-IR"/>
-        </w:rPr>
-        <w:t xml:space="preserve"> </w:t>
+      <w:r>
+        <w:rPr>
+          <w:rFonts w:cs="B Nazanin"/>
+          <w:b/>
+          <w:bCs/>
+          <w:lang w:bidi="fa-IR"/>
+        </w:rPr>
+        <w:t xml:space="preserve">IUserService </w:t>
       </w:r>
       <w:r>
         <w:rPr>
@@ -1965,42 +1729,8 @@
           <w:rFonts w:cs="B Nazanin"/>
           <w:lang w:bidi="fa-IR"/>
         </w:rPr>
-        <w:t xml:space="preserve">public class </w:t>
-      </w:r>
-      <w:proofErr w:type="spellStart"/>
-      <w:proofErr w:type="gramStart"/>
-      <w:r>
-        <w:rPr>
-          <w:rFonts w:cs="B Nazanin"/>
-          <w:lang w:bidi="fa-IR"/>
-        </w:rPr>
-        <w:t>UserService</w:t>
-      </w:r>
-      <w:proofErr w:type="spellEnd"/>
-      <w:r>
-        <w:rPr>
-          <w:rFonts w:cs="B Nazanin"/>
-          <w:lang w:bidi="fa-IR"/>
-        </w:rPr>
-        <w:t xml:space="preserve"> :</w:t>
-      </w:r>
-      <w:proofErr w:type="gramEnd"/>
-      <w:r>
-        <w:rPr>
-          <w:rFonts w:cs="B Nazanin"/>
-          <w:lang w:bidi="fa-IR"/>
-        </w:rPr>
-        <w:t xml:space="preserve"> </w:t>
-      </w:r>
-      <w:proofErr w:type="spellStart"/>
-      <w:r>
-        <w:rPr>
-          <w:rFonts w:cs="B Nazanin"/>
-          <w:lang w:bidi="fa-IR"/>
-        </w:rPr>
-        <w:t>IUserService</w:t>
-      </w:r>
-      <w:proofErr w:type="spellEnd"/>
+        <w:t>public class UserService : IUserService</w:t>
+      </w:r>
       <w:r>
         <w:rPr>
           <w:rFonts w:cs="B Nazanin"/>
@@ -2015,23 +1745,7 @@
           <w:lang w:bidi="fa-IR"/>
         </w:rPr>
         <w:br/>
-        <w:t xml:space="preserve">    public Task&lt;List&lt;User&gt;&gt; </w:t>
-      </w:r>
-      <w:proofErr w:type="spellStart"/>
-      <w:r>
-        <w:rPr>
-          <w:rFonts w:cs="B Nazanin"/>
-          <w:lang w:bidi="fa-IR"/>
-        </w:rPr>
-        <w:t>GetAllUsers</w:t>
-      </w:r>
-      <w:proofErr w:type="spellEnd"/>
-      <w:r>
-        <w:rPr>
-          <w:rFonts w:cs="B Nazanin"/>
-          <w:lang w:bidi="fa-IR"/>
-        </w:rPr>
-        <w:t>()</w:t>
+        <w:t xml:space="preserve">    public Task&lt;List&lt;User&gt;&gt; GetAllUsers()</w:t>
       </w:r>
       <w:r>
         <w:rPr>
@@ -2234,23 +1948,7 @@
           <w:rFonts w:cs="B Nazanin"/>
           <w:lang w:bidi="fa-IR"/>
         </w:rPr>
-        <w:t xml:space="preserve"> (</w:t>
-      </w:r>
-      <w:proofErr w:type="spellStart"/>
-      <w:r>
-        <w:rPr>
-          <w:rFonts w:cs="B Nazanin"/>
-          <w:lang w:bidi="fa-IR"/>
-        </w:rPr>
-        <w:t>SqlConnection</w:t>
-      </w:r>
-      <w:proofErr w:type="spellEnd"/>
-      <w:r>
-        <w:rPr>
-          <w:rFonts w:cs="B Nazanin"/>
-          <w:lang w:bidi="fa-IR"/>
-        </w:rPr>
-        <w:t xml:space="preserve">) </w:t>
+        <w:t xml:space="preserve"> (SqlConnection) </w:t>
       </w:r>
     </w:p>
     <w:p>
@@ -2277,23 +1975,7 @@
           <w:rFonts w:cs="B Nazanin"/>
           <w:lang w:bidi="fa-IR"/>
         </w:rPr>
-        <w:t xml:space="preserve"> (</w:t>
-      </w:r>
-      <w:proofErr w:type="spellStart"/>
-      <w:r>
-        <w:rPr>
-          <w:rFonts w:cs="B Nazanin"/>
-          <w:lang w:bidi="fa-IR"/>
-        </w:rPr>
-        <w:t>FileStream</w:t>
-      </w:r>
-      <w:proofErr w:type="spellEnd"/>
-      <w:r>
-        <w:rPr>
-          <w:rFonts w:cs="B Nazanin"/>
-          <w:lang w:bidi="fa-IR"/>
-        </w:rPr>
-        <w:t xml:space="preserve">) </w:t>
+        <w:t xml:space="preserve"> (FileStream) </w:t>
       </w:r>
     </w:p>
     <w:p>
@@ -2399,39 +2081,7 @@
           <w:rFonts w:cs="B Nazanin"/>
           <w:lang w:bidi="fa-IR"/>
         </w:rPr>
-        <w:t xml:space="preserve">var connection = new </w:t>
-      </w:r>
-      <w:proofErr w:type="spellStart"/>
-      <w:r>
-        <w:rPr>
-          <w:rFonts w:cs="B Nazanin"/>
-          <w:lang w:bidi="fa-IR"/>
-        </w:rPr>
-        <w:t>SqlConnection</w:t>
-      </w:r>
-      <w:proofErr w:type="spellEnd"/>
-      <w:r>
-        <w:rPr>
-          <w:rFonts w:cs="B Nazanin"/>
-          <w:lang w:bidi="fa-IR"/>
-        </w:rPr>
-        <w:t>(</w:t>
-      </w:r>
-      <w:proofErr w:type="spellStart"/>
-      <w:r>
-        <w:rPr>
-          <w:rFonts w:cs="B Nazanin"/>
-          <w:lang w:bidi="fa-IR"/>
-        </w:rPr>
-        <w:t>connectionString</w:t>
-      </w:r>
-      <w:proofErr w:type="spellEnd"/>
-      <w:r>
-        <w:rPr>
-          <w:rFonts w:cs="B Nazanin"/>
-          <w:lang w:bidi="fa-IR"/>
-        </w:rPr>
-        <w:t>);</w:t>
+        <w:t>var connection = new SqlConnection(connectionString);</w:t>
       </w:r>
       <w:r>
         <w:rPr>
@@ -2439,24 +2089,7 @@
           <w:lang w:bidi="fa-IR"/>
         </w:rPr>
         <w:br/>
-      </w:r>
-      <w:proofErr w:type="spellStart"/>
-      <w:proofErr w:type="gramStart"/>
-      <w:r>
-        <w:rPr>
-          <w:rFonts w:cs="B Nazanin"/>
-          <w:lang w:bidi="fa-IR"/>
-        </w:rPr>
-        <w:t>connection.Open</w:t>
-      </w:r>
-      <w:proofErr w:type="spellEnd"/>
-      <w:proofErr w:type="gramEnd"/>
-      <w:r>
-        <w:rPr>
-          <w:rFonts w:cs="B Nazanin"/>
-          <w:lang w:bidi="fa-IR"/>
-        </w:rPr>
-        <w:t>();</w:t>
+        <w:t>connection.Open();</w:t>
       </w:r>
       <w:r>
         <w:rPr>
@@ -2493,22 +2126,7 @@
           <w:lang w:bidi="fa-IR"/>
         </w:rPr>
         <w:br/>
-      </w:r>
-      <w:proofErr w:type="spellStart"/>
-      <w:r>
-        <w:rPr>
-          <w:rFonts w:cs="B Nazanin"/>
-          <w:lang w:bidi="fa-IR"/>
-        </w:rPr>
-        <w:t>connection.Dispose</w:t>
-      </w:r>
-      <w:proofErr w:type="spellEnd"/>
-      <w:r>
-        <w:rPr>
-          <w:rFonts w:cs="B Nazanin"/>
-          <w:lang w:bidi="fa-IR"/>
-        </w:rPr>
-        <w:t>();</w:t>
+        <w:t>connection.Dispose();</w:t>
       </w:r>
     </w:p>
     <w:p>
@@ -2561,39 +2179,7 @@
           <w:rFonts w:cs="B Nazanin"/>
           <w:lang w:bidi="fa-IR"/>
         </w:rPr>
-        <w:t xml:space="preserve">using var connection = new </w:t>
-      </w:r>
-      <w:proofErr w:type="spellStart"/>
-      <w:r>
-        <w:rPr>
-          <w:rFonts w:cs="B Nazanin"/>
-          <w:lang w:bidi="fa-IR"/>
-        </w:rPr>
-        <w:t>SqlConnection</w:t>
-      </w:r>
-      <w:proofErr w:type="spellEnd"/>
-      <w:r>
-        <w:rPr>
-          <w:rFonts w:cs="B Nazanin"/>
-          <w:lang w:bidi="fa-IR"/>
-        </w:rPr>
-        <w:t>(</w:t>
-      </w:r>
-      <w:proofErr w:type="spellStart"/>
-      <w:r>
-        <w:rPr>
-          <w:rFonts w:cs="B Nazanin"/>
-          <w:lang w:bidi="fa-IR"/>
-        </w:rPr>
-        <w:t>connectionString</w:t>
-      </w:r>
-      <w:proofErr w:type="spellEnd"/>
-      <w:r>
-        <w:rPr>
-          <w:rFonts w:cs="B Nazanin"/>
-          <w:lang w:bidi="fa-IR"/>
-        </w:rPr>
-        <w:t>);</w:t>
+        <w:t>using var connection = new SqlConnection(connectionString);</w:t>
       </w:r>
       <w:r>
         <w:rPr>
@@ -2685,25 +2271,14 @@
         </w:rPr>
         <w:t xml:space="preserve">حالا چرا </w:t>
       </w:r>
-      <w:proofErr w:type="spellStart"/>
-      <w:r>
-        <w:rPr>
-          <w:rFonts w:cs="B Nazanin"/>
-          <w:b/>
-          <w:bCs/>
-          <w:lang w:bidi="fa-IR"/>
-        </w:rPr>
-        <w:t>IUserService</w:t>
-      </w:r>
-      <w:proofErr w:type="spellEnd"/>
-      <w:r>
-        <w:rPr>
-          <w:rFonts w:cs="B Nazanin"/>
-          <w:b/>
-          <w:bCs/>
-          <w:lang w:bidi="fa-IR"/>
-        </w:rPr>
-        <w:t xml:space="preserve"> </w:t>
+      <w:r>
+        <w:rPr>
+          <w:rFonts w:cs="B Nazanin"/>
+          <w:b/>
+          <w:bCs/>
+          <w:lang w:bidi="fa-IR"/>
+        </w:rPr>
+        <w:t xml:space="preserve">IUserService </w:t>
       </w:r>
       <w:r>
         <w:rPr>
@@ -2714,25 +2289,14 @@
         </w:rPr>
         <w:t xml:space="preserve">از </w:t>
       </w:r>
-      <w:proofErr w:type="spellStart"/>
-      <w:r>
-        <w:rPr>
-          <w:rFonts w:cs="B Nazanin"/>
-          <w:b/>
-          <w:bCs/>
-          <w:lang w:bidi="fa-IR"/>
-        </w:rPr>
-        <w:t>IDisposable</w:t>
-      </w:r>
-      <w:proofErr w:type="spellEnd"/>
-      <w:r>
-        <w:rPr>
-          <w:rFonts w:cs="B Nazanin"/>
-          <w:b/>
-          <w:bCs/>
-          <w:lang w:bidi="fa-IR"/>
-        </w:rPr>
-        <w:t xml:space="preserve"> </w:t>
+      <w:r>
+        <w:rPr>
+          <w:rFonts w:cs="B Nazanin"/>
+          <w:b/>
+          <w:bCs/>
+          <w:lang w:bidi="fa-IR"/>
+        </w:rPr>
+        <w:t xml:space="preserve">IDisposable </w:t>
       </w:r>
       <w:r>
         <w:rPr>
@@ -2759,21 +2323,12 @@
         </w:rPr>
         <w:t xml:space="preserve">احتمالاً داخل </w:t>
       </w:r>
-      <w:proofErr w:type="spellStart"/>
-      <w:r>
-        <w:rPr>
-          <w:rFonts w:cs="B Nazanin"/>
-          <w:lang w:bidi="fa-IR"/>
-        </w:rPr>
-        <w:t>UserService</w:t>
-      </w:r>
-      <w:proofErr w:type="spellEnd"/>
-      <w:r>
-        <w:rPr>
-          <w:rFonts w:cs="B Nazanin"/>
-          <w:lang w:bidi="fa-IR"/>
-        </w:rPr>
-        <w:t xml:space="preserve"> </w:t>
+      <w:r>
+        <w:rPr>
+          <w:rFonts w:cs="B Nazanin"/>
+          <w:lang w:bidi="fa-IR"/>
+        </w:rPr>
+        <w:t xml:space="preserve">UserService </w:t>
       </w:r>
       <w:r>
         <w:rPr>
@@ -2840,42 +2395,8 @@
           <w:rFonts w:cs="B Nazanin"/>
           <w:lang w:bidi="fa-IR"/>
         </w:rPr>
-        <w:t xml:space="preserve">public class </w:t>
-      </w:r>
-      <w:proofErr w:type="spellStart"/>
-      <w:proofErr w:type="gramStart"/>
-      <w:r>
-        <w:rPr>
-          <w:rFonts w:cs="B Nazanin"/>
-          <w:lang w:bidi="fa-IR"/>
-        </w:rPr>
-        <w:t>UserService</w:t>
-      </w:r>
-      <w:proofErr w:type="spellEnd"/>
-      <w:r>
-        <w:rPr>
-          <w:rFonts w:cs="B Nazanin"/>
-          <w:lang w:bidi="fa-IR"/>
-        </w:rPr>
-        <w:t xml:space="preserve"> :</w:t>
-      </w:r>
-      <w:proofErr w:type="gramEnd"/>
-      <w:r>
-        <w:rPr>
-          <w:rFonts w:cs="B Nazanin"/>
-          <w:lang w:bidi="fa-IR"/>
-        </w:rPr>
-        <w:t xml:space="preserve"> </w:t>
-      </w:r>
-      <w:proofErr w:type="spellStart"/>
-      <w:r>
-        <w:rPr>
-          <w:rFonts w:cs="B Nazanin"/>
-          <w:lang w:bidi="fa-IR"/>
-        </w:rPr>
-        <w:t>IUserService</w:t>
-      </w:r>
-      <w:proofErr w:type="spellEnd"/>
+        <w:t>public class UserService : IUserService</w:t>
+      </w:r>
       <w:r>
         <w:rPr>
           <w:rFonts w:cs="B Nazanin"/>
@@ -2890,39 +2411,7 @@
           <w:lang w:bidi="fa-IR"/>
         </w:rPr>
         <w:br/>
-        <w:t xml:space="preserve">    private </w:t>
-      </w:r>
-      <w:proofErr w:type="spellStart"/>
-      <w:r>
-        <w:rPr>
-          <w:rFonts w:cs="B Nazanin"/>
-          <w:lang w:bidi="fa-IR"/>
-        </w:rPr>
-        <w:t>readonly</w:t>
-      </w:r>
-      <w:proofErr w:type="spellEnd"/>
-      <w:r>
-        <w:rPr>
-          <w:rFonts w:cs="B Nazanin"/>
-          <w:lang w:bidi="fa-IR"/>
-        </w:rPr>
-        <w:t xml:space="preserve"> </w:t>
-      </w:r>
-      <w:proofErr w:type="spellStart"/>
-      <w:r>
-        <w:rPr>
-          <w:rFonts w:cs="B Nazanin"/>
-          <w:lang w:bidi="fa-IR"/>
-        </w:rPr>
-        <w:t>AppDbContext</w:t>
-      </w:r>
-      <w:proofErr w:type="spellEnd"/>
-      <w:r>
-        <w:rPr>
-          <w:rFonts w:cs="B Nazanin"/>
-          <w:lang w:bidi="fa-IR"/>
-        </w:rPr>
-        <w:t xml:space="preserve"> _context;</w:t>
+        <w:t xml:space="preserve">    private readonly AppDbContext _context;</w:t>
       </w:r>
       <w:r>
         <w:rPr>
@@ -2937,39 +2426,7 @@
           <w:lang w:bidi="fa-IR"/>
         </w:rPr>
         <w:br/>
-        <w:t xml:space="preserve">    public </w:t>
-      </w:r>
-      <w:proofErr w:type="spellStart"/>
-      <w:r>
-        <w:rPr>
-          <w:rFonts w:cs="B Nazanin"/>
-          <w:lang w:bidi="fa-IR"/>
-        </w:rPr>
-        <w:t>UserService</w:t>
-      </w:r>
-      <w:proofErr w:type="spellEnd"/>
-      <w:r>
-        <w:rPr>
-          <w:rFonts w:cs="B Nazanin"/>
-          <w:lang w:bidi="fa-IR"/>
-        </w:rPr>
-        <w:t>(</w:t>
-      </w:r>
-      <w:proofErr w:type="spellStart"/>
-      <w:r>
-        <w:rPr>
-          <w:rFonts w:cs="B Nazanin"/>
-          <w:lang w:bidi="fa-IR"/>
-        </w:rPr>
-        <w:t>AppDbContext</w:t>
-      </w:r>
-      <w:proofErr w:type="spellEnd"/>
-      <w:r>
-        <w:rPr>
-          <w:rFonts w:cs="B Nazanin"/>
-          <w:lang w:bidi="fa-IR"/>
-        </w:rPr>
-        <w:t xml:space="preserve"> context)</w:t>
+        <w:t xml:space="preserve">    public UserService(AppDbContext context)</w:t>
       </w:r>
       <w:r>
         <w:rPr>
@@ -3008,23 +2465,7 @@
           <w:lang w:bidi="fa-IR"/>
         </w:rPr>
         <w:br/>
-        <w:t xml:space="preserve">    public Task&lt;List&lt;User&gt;&gt; </w:t>
-      </w:r>
-      <w:proofErr w:type="spellStart"/>
-      <w:r>
-        <w:rPr>
-          <w:rFonts w:cs="B Nazanin"/>
-          <w:lang w:bidi="fa-IR"/>
-        </w:rPr>
-        <w:t>GetAllUsers</w:t>
-      </w:r>
-      <w:proofErr w:type="spellEnd"/>
-      <w:r>
-        <w:rPr>
-          <w:rFonts w:cs="B Nazanin"/>
-          <w:lang w:bidi="fa-IR"/>
-        </w:rPr>
-        <w:t>()</w:t>
+        <w:t xml:space="preserve">    public Task&lt;List&lt;User&gt;&gt; GetAllUsers()</w:t>
       </w:r>
       <w:r>
         <w:rPr>
@@ -3040,23 +2481,7 @@
           <w:lang w:bidi="fa-IR"/>
         </w:rPr>
         <w:br/>
-        <w:t xml:space="preserve">        return _</w:t>
-      </w:r>
-      <w:proofErr w:type="spellStart"/>
-      <w:r>
-        <w:rPr>
-          <w:rFonts w:cs="B Nazanin"/>
-          <w:lang w:bidi="fa-IR"/>
-        </w:rPr>
-        <w:t>context.Users.ToListAsync</w:t>
-      </w:r>
-      <w:proofErr w:type="spellEnd"/>
-      <w:r>
-        <w:rPr>
-          <w:rFonts w:cs="B Nazanin"/>
-          <w:lang w:bidi="fa-IR"/>
-        </w:rPr>
-        <w:t>();</w:t>
+        <w:t xml:space="preserve">        return _context.Users.ToListAsync();</w:t>
       </w:r>
       <w:r>
         <w:rPr>
@@ -3095,23 +2520,7 @@
           <w:lang w:bidi="fa-IR"/>
         </w:rPr>
         <w:br/>
-        <w:t xml:space="preserve">        _</w:t>
-      </w:r>
-      <w:proofErr w:type="spellStart"/>
-      <w:r>
-        <w:rPr>
-          <w:rFonts w:cs="B Nazanin"/>
-          <w:lang w:bidi="fa-IR"/>
-        </w:rPr>
-        <w:t>context.Dispose</w:t>
-      </w:r>
-      <w:proofErr w:type="spellEnd"/>
-      <w:r>
-        <w:rPr>
-          <w:rFonts w:cs="B Nazanin"/>
-          <w:lang w:bidi="fa-IR"/>
-        </w:rPr>
-        <w:t>();</w:t>
+        <w:t xml:space="preserve">        _context.Dispose();</w:t>
       </w:r>
       <w:r>
         <w:rPr>
@@ -3145,21 +2554,12 @@
         </w:rPr>
         <w:t xml:space="preserve">در اینجا چون </w:t>
       </w:r>
-      <w:proofErr w:type="spellStart"/>
-      <w:r>
-        <w:rPr>
-          <w:rFonts w:cs="B Nazanin"/>
-          <w:lang w:bidi="fa-IR"/>
-        </w:rPr>
-        <w:t>DbContext</w:t>
-      </w:r>
-      <w:proofErr w:type="spellEnd"/>
-      <w:r>
-        <w:rPr>
-          <w:rFonts w:cs="B Nazanin"/>
-          <w:lang w:bidi="fa-IR"/>
-        </w:rPr>
-        <w:t xml:space="preserve"> </w:t>
+      <w:r>
+        <w:rPr>
+          <w:rFonts w:cs="B Nazanin"/>
+          <w:lang w:bidi="fa-IR"/>
+        </w:rPr>
+        <w:t xml:space="preserve">DbContext </w:t>
       </w:r>
       <w:r>
         <w:rPr>
@@ -3168,21 +2568,12 @@
         </w:rPr>
         <w:t xml:space="preserve">خودش </w:t>
       </w:r>
-      <w:proofErr w:type="spellStart"/>
-      <w:r>
-        <w:rPr>
-          <w:rFonts w:cs="B Nazanin"/>
-          <w:lang w:bidi="fa-IR"/>
-        </w:rPr>
-        <w:t>IDisposable</w:t>
-      </w:r>
-      <w:proofErr w:type="spellEnd"/>
-      <w:r>
-        <w:rPr>
-          <w:rFonts w:cs="B Nazanin"/>
-          <w:lang w:bidi="fa-IR"/>
-        </w:rPr>
-        <w:t xml:space="preserve"> </w:t>
+      <w:r>
+        <w:rPr>
+          <w:rFonts w:cs="B Nazanin"/>
+          <w:lang w:bidi="fa-IR"/>
+        </w:rPr>
+        <w:t xml:space="preserve">IDisposable </w:t>
       </w:r>
       <w:r>
         <w:rPr>
@@ -3191,21 +2582,12 @@
         </w:rPr>
         <w:t xml:space="preserve">است، نویسنده پروژه خواسته </w:t>
       </w:r>
-      <w:proofErr w:type="spellStart"/>
-      <w:r>
-        <w:rPr>
-          <w:rFonts w:cs="B Nazanin"/>
-          <w:lang w:bidi="fa-IR"/>
-        </w:rPr>
-        <w:t>UserService</w:t>
-      </w:r>
-      <w:proofErr w:type="spellEnd"/>
-      <w:r>
-        <w:rPr>
-          <w:rFonts w:cs="B Nazanin"/>
-          <w:lang w:bidi="fa-IR"/>
-        </w:rPr>
-        <w:t xml:space="preserve"> </w:t>
+      <w:r>
+        <w:rPr>
+          <w:rFonts w:cs="B Nazanin"/>
+          <w:lang w:bidi="fa-IR"/>
+        </w:rPr>
+        <w:t xml:space="preserve">UserService </w:t>
       </w:r>
       <w:r>
         <w:rPr>
@@ -3307,195 +2689,103 @@
         </w:rPr>
         <w:t xml:space="preserve">اگر </w:t>
       </w:r>
-      <w:proofErr w:type="spellStart"/>
-      <w:r>
-        <w:rPr>
-          <w:rFonts w:cs="B Nazanin"/>
-          <w:lang w:bidi="fa-IR"/>
-        </w:rPr>
-        <w:t>DbContext</w:t>
-      </w:r>
-      <w:proofErr w:type="spellEnd"/>
-      <w:r>
-        <w:rPr>
-          <w:rFonts w:cs="B Nazanin"/>
-          <w:lang w:bidi="fa-IR"/>
+      <w:r>
+        <w:rPr>
+          <w:rFonts w:cs="B Nazanin"/>
+          <w:lang w:bidi="fa-IR"/>
+        </w:rPr>
+        <w:t xml:space="preserve">DbContext </w:t>
+      </w:r>
+      <w:r>
+        <w:rPr>
+          <w:rFonts w:cs="B Nazanin"/>
+          <w:rtl/>
+        </w:rPr>
+        <w:t>و سرویس‌ها را با</w:t>
+      </w:r>
+      <w:r>
+        <w:rPr>
+          <w:rFonts w:cs="B Nazanin"/>
+          <w:lang w:bidi="fa-IR"/>
+        </w:rPr>
+        <w:t xml:space="preserve"> Dependency Injection </w:t>
+      </w:r>
+      <w:r>
+        <w:rPr>
+          <w:rFonts w:cs="B Nazanin"/>
+          <w:rtl/>
+        </w:rPr>
+        <w:t>ثبت کرده باشی</w:t>
+      </w:r>
+      <w:r>
+        <w:rPr>
+          <w:rFonts w:cs="B Nazanin"/>
+          <w:lang w:bidi="fa-IR"/>
+        </w:rPr>
+        <w:t>:</w:t>
+      </w:r>
+    </w:p>
+    <w:p>
+      <w:pPr>
+        <w:bidi/>
+        <w:rPr>
+          <w:rFonts w:cs="B Nazanin"/>
+          <w:lang w:bidi="fa-IR"/>
+        </w:rPr>
+      </w:pPr>
+      <w:r>
+        <w:rPr>
+          <w:rFonts w:cs="B Nazanin"/>
+          <w:lang w:bidi="fa-IR"/>
+        </w:rPr>
+        <w:t>builder.Services.AddScoped&lt;IUserService, UserService&gt;();</w:t>
+      </w:r>
+      <w:r>
+        <w:rPr>
+          <w:rFonts w:cs="B Nazanin"/>
+          <w:lang w:bidi="fa-IR"/>
+        </w:rPr>
+        <w:br/>
+        <w:t>builder.Services.AddDbContext&lt;AppDbContext&gt;();</w:t>
+      </w:r>
+    </w:p>
+    <w:p>
+      <w:pPr>
+        <w:bidi/>
+        <w:rPr>
+          <w:rFonts w:cs="B Nazanin"/>
+          <w:lang w:bidi="fa-IR"/>
+        </w:rPr>
+      </w:pPr>
+      <w:r>
+        <w:rPr>
+          <w:rFonts w:cs="B Nazanin"/>
+          <w:rtl/>
+        </w:rPr>
+        <w:t xml:space="preserve">دیگر معمولاً </w:t>
+      </w:r>
+      <w:r>
+        <w:rPr>
+          <w:rFonts w:cs="B Nazanin"/>
+          <w:b/>
+          <w:bCs/>
+          <w:rtl/>
+        </w:rPr>
+        <w:t>نیازی نیست</w:t>
+      </w:r>
+      <w:r>
+        <w:rPr>
+          <w:rFonts w:cs="B Nazanin"/>
+          <w:rtl/>
         </w:rPr>
         <w:t xml:space="preserve"> </w:t>
       </w:r>
       <w:r>
         <w:rPr>
           <w:rFonts w:cs="B Nazanin"/>
-          <w:rtl/>
-        </w:rPr>
-        <w:t>و سرویس‌ها را با</w:t>
-      </w:r>
-      <w:r>
-        <w:rPr>
-          <w:rFonts w:cs="B Nazanin"/>
-          <w:lang w:bidi="fa-IR"/>
-        </w:rPr>
-        <w:t xml:space="preserve"> Dependency Injection </w:t>
-      </w:r>
-      <w:r>
-        <w:rPr>
-          <w:rFonts w:cs="B Nazanin"/>
-          <w:rtl/>
-        </w:rPr>
-        <w:t>ثبت کرده باشی</w:t>
-      </w:r>
-      <w:r>
-        <w:rPr>
-          <w:rFonts w:cs="B Nazanin"/>
-          <w:lang w:bidi="fa-IR"/>
-        </w:rPr>
-        <w:t>:</w:t>
-      </w:r>
-    </w:p>
-    <w:p>
-      <w:pPr>
-        <w:bidi/>
-        <w:rPr>
-          <w:rFonts w:cs="B Nazanin"/>
-          <w:lang w:bidi="fa-IR"/>
-        </w:rPr>
-      </w:pPr>
-      <w:proofErr w:type="spellStart"/>
-      <w:proofErr w:type="gramStart"/>
-      <w:r>
-        <w:rPr>
-          <w:rFonts w:cs="B Nazanin"/>
-          <w:lang w:bidi="fa-IR"/>
-        </w:rPr>
-        <w:t>builder.Services.AddScoped</w:t>
-      </w:r>
-      <w:proofErr w:type="spellEnd"/>
-      <w:proofErr w:type="gramEnd"/>
-      <w:r>
-        <w:rPr>
-          <w:rFonts w:cs="B Nazanin"/>
-          <w:lang w:bidi="fa-IR"/>
-        </w:rPr>
-        <w:t>&lt;</w:t>
-      </w:r>
-      <w:proofErr w:type="spellStart"/>
-      <w:r>
-        <w:rPr>
-          <w:rFonts w:cs="B Nazanin"/>
-          <w:lang w:bidi="fa-IR"/>
-        </w:rPr>
-        <w:t>IUserService</w:t>
-      </w:r>
-      <w:proofErr w:type="spellEnd"/>
-      <w:r>
-        <w:rPr>
-          <w:rFonts w:cs="B Nazanin"/>
-          <w:lang w:bidi="fa-IR"/>
-        </w:rPr>
-        <w:t xml:space="preserve">, </w:t>
-      </w:r>
-      <w:proofErr w:type="spellStart"/>
-      <w:r>
-        <w:rPr>
-          <w:rFonts w:cs="B Nazanin"/>
-          <w:lang w:bidi="fa-IR"/>
-        </w:rPr>
-        <w:t>UserService</w:t>
-      </w:r>
-      <w:proofErr w:type="spellEnd"/>
-      <w:r>
-        <w:rPr>
-          <w:rFonts w:cs="B Nazanin"/>
-          <w:lang w:bidi="fa-IR"/>
-        </w:rPr>
-        <w:t>&gt;();</w:t>
-      </w:r>
-      <w:r>
-        <w:rPr>
-          <w:rFonts w:cs="B Nazanin"/>
-          <w:lang w:bidi="fa-IR"/>
-        </w:rPr>
-        <w:br/>
-      </w:r>
-      <w:proofErr w:type="spellStart"/>
-      <w:r>
-        <w:rPr>
-          <w:rFonts w:cs="B Nazanin"/>
-          <w:lang w:bidi="fa-IR"/>
-        </w:rPr>
-        <w:t>builder.Services.AddDbContext</w:t>
-      </w:r>
-      <w:proofErr w:type="spellEnd"/>
-      <w:r>
-        <w:rPr>
-          <w:rFonts w:cs="B Nazanin"/>
-          <w:lang w:bidi="fa-IR"/>
-        </w:rPr>
-        <w:t>&lt;</w:t>
-      </w:r>
-      <w:proofErr w:type="spellStart"/>
-      <w:r>
-        <w:rPr>
-          <w:rFonts w:cs="B Nazanin"/>
-          <w:lang w:bidi="fa-IR"/>
-        </w:rPr>
-        <w:t>AppDbContext</w:t>
-      </w:r>
-      <w:proofErr w:type="spellEnd"/>
-      <w:r>
-        <w:rPr>
-          <w:rFonts w:cs="B Nazanin"/>
-          <w:lang w:bidi="fa-IR"/>
-        </w:rPr>
-        <w:t>&gt;();</w:t>
-      </w:r>
-    </w:p>
-    <w:p>
-      <w:pPr>
-        <w:bidi/>
-        <w:rPr>
-          <w:rFonts w:cs="B Nazanin"/>
-          <w:lang w:bidi="fa-IR"/>
-        </w:rPr>
-      </w:pPr>
-      <w:r>
-        <w:rPr>
-          <w:rFonts w:cs="B Nazanin"/>
-          <w:rtl/>
-        </w:rPr>
-        <w:t xml:space="preserve">دیگر معمولاً </w:t>
-      </w:r>
-      <w:r>
-        <w:rPr>
-          <w:rFonts w:cs="B Nazanin"/>
-          <w:b/>
-          <w:bCs/>
-          <w:rtl/>
-        </w:rPr>
-        <w:t>نیازی نیست</w:t>
-      </w:r>
-      <w:r>
-        <w:rPr>
-          <w:rFonts w:cs="B Nazanin"/>
-          <w:rtl/>
-        </w:rPr>
-        <w:t xml:space="preserve"> </w:t>
-      </w:r>
-      <w:proofErr w:type="spellStart"/>
-      <w:r>
-        <w:rPr>
-          <w:rFonts w:cs="B Nazanin"/>
-          <w:lang w:bidi="fa-IR"/>
-        </w:rPr>
-        <w:t>IUserService</w:t>
-      </w:r>
-      <w:proofErr w:type="spellEnd"/>
-      <w:r>
-        <w:rPr>
-          <w:rFonts w:cs="B Nazanin"/>
-          <w:lang w:bidi="fa-IR"/>
-        </w:rPr>
-        <w:t xml:space="preserve"> </w:t>
+          <w:lang w:bidi="fa-IR"/>
+        </w:rPr>
+        <w:t xml:space="preserve">IUserService </w:t>
       </w:r>
       <w:r>
         <w:rPr>
@@ -3504,21 +2794,12 @@
         </w:rPr>
         <w:t xml:space="preserve">از </w:t>
       </w:r>
-      <w:proofErr w:type="spellStart"/>
-      <w:r>
-        <w:rPr>
-          <w:rFonts w:cs="B Nazanin"/>
-          <w:lang w:bidi="fa-IR"/>
-        </w:rPr>
-        <w:t>IDisposable</w:t>
-      </w:r>
-      <w:proofErr w:type="spellEnd"/>
-      <w:r>
-        <w:rPr>
-          <w:rFonts w:cs="B Nazanin"/>
-          <w:lang w:bidi="fa-IR"/>
-        </w:rPr>
-        <w:t xml:space="preserve"> </w:t>
+      <w:r>
+        <w:rPr>
+          <w:rFonts w:cs="B Nazanin"/>
+          <w:lang w:bidi="fa-IR"/>
+        </w:rPr>
+        <w:t xml:space="preserve">IDisposable </w:t>
       </w:r>
       <w:r>
         <w:rPr>
@@ -3639,23 +2920,7 @@
           <w:rFonts w:cs="B Nazanin"/>
           <w:lang w:bidi="fa-IR"/>
         </w:rPr>
-        <w:t xml:space="preserve">: </w:t>
-      </w:r>
-      <w:proofErr w:type="spellStart"/>
-      <w:r>
-        <w:rPr>
-          <w:rFonts w:cs="B Nazanin"/>
-          <w:lang w:bidi="fa-IR"/>
-        </w:rPr>
-        <w:t>IDisposable</w:t>
-      </w:r>
-      <w:proofErr w:type="spellEnd"/>
-      <w:r>
-        <w:rPr>
-          <w:rFonts w:cs="B Nazanin"/>
-          <w:lang w:bidi="fa-IR"/>
-        </w:rPr>
-        <w:t xml:space="preserve"> </w:t>
+        <w:t xml:space="preserve">: IDisposable </w:t>
       </w:r>
       <w:r>
         <w:rPr>
@@ -3664,21 +2929,12 @@
         </w:rPr>
         <w:t xml:space="preserve">روی </w:t>
       </w:r>
-      <w:proofErr w:type="spellStart"/>
-      <w:r>
-        <w:rPr>
-          <w:rFonts w:cs="B Nazanin"/>
-          <w:lang w:bidi="fa-IR"/>
-        </w:rPr>
-        <w:t>IUserService</w:t>
-      </w:r>
-      <w:proofErr w:type="spellEnd"/>
-      <w:r>
-        <w:rPr>
-          <w:rFonts w:cs="B Nazanin"/>
-          <w:lang w:bidi="fa-IR"/>
-        </w:rPr>
-        <w:t xml:space="preserve"> </w:t>
+      <w:r>
+        <w:rPr>
+          <w:rFonts w:cs="B Nazanin"/>
+          <w:lang w:bidi="fa-IR"/>
+        </w:rPr>
+        <w:t xml:space="preserve">IUserService </w:t>
       </w:r>
       <w:r>
         <w:rPr>
@@ -3703,21 +2959,12 @@
         </w:rPr>
         <w:t xml:space="preserve"> است، مگر اینکه </w:t>
       </w:r>
-      <w:proofErr w:type="spellStart"/>
-      <w:r>
-        <w:rPr>
-          <w:rFonts w:cs="B Nazanin"/>
-          <w:lang w:bidi="fa-IR"/>
-        </w:rPr>
-        <w:t>UserService</w:t>
-      </w:r>
-      <w:proofErr w:type="spellEnd"/>
-      <w:r>
-        <w:rPr>
-          <w:rFonts w:cs="B Nazanin"/>
-          <w:lang w:bidi="fa-IR"/>
-        </w:rPr>
-        <w:t xml:space="preserve"> </w:t>
+      <w:r>
+        <w:rPr>
+          <w:rFonts w:cs="B Nazanin"/>
+          <w:lang w:bidi="fa-IR"/>
+        </w:rPr>
+        <w:t xml:space="preserve">UserService </w:t>
       </w:r>
       <w:r>
         <w:rPr>
@@ -3828,81 +3075,8 @@
           <w:rtl/>
           <w:lang w:bidi="fa-IR"/>
         </w:rPr>
-        <w:t xml:space="preserve">+ برای ذخیره سازی تصاویر در </w:t>
-      </w:r>
-      <w:proofErr w:type="spellStart"/>
-      <w:r>
-        <w:rPr>
-          <w:rFonts w:cs="B Nazanin" w:hint="cs"/>
-          <w:rtl/>
-          <w:lang w:bidi="fa-IR"/>
-        </w:rPr>
-        <w:t>دیتابیس</w:t>
-      </w:r>
-      <w:proofErr w:type="spellEnd"/>
-      <w:r>
-        <w:rPr>
-          <w:rFonts w:cs="B Nazanin" w:hint="cs"/>
-          <w:rtl/>
-          <w:lang w:bidi="fa-IR"/>
-        </w:rPr>
-        <w:t xml:space="preserve"> مستقیما عکس را در </w:t>
-      </w:r>
-      <w:proofErr w:type="spellStart"/>
-      <w:r>
-        <w:rPr>
-          <w:rFonts w:cs="B Nazanin" w:hint="cs"/>
-          <w:rtl/>
-          <w:lang w:bidi="fa-IR"/>
-        </w:rPr>
-        <w:t>دیتابیس</w:t>
-      </w:r>
-      <w:proofErr w:type="spellEnd"/>
-      <w:r>
-        <w:rPr>
-          <w:rFonts w:cs="B Nazanin" w:hint="cs"/>
-          <w:rtl/>
-          <w:lang w:bidi="fa-IR"/>
-        </w:rPr>
-        <w:t xml:space="preserve"> ذخیره </w:t>
-      </w:r>
-      <w:proofErr w:type="spellStart"/>
-      <w:r>
-        <w:rPr>
-          <w:rFonts w:cs="B Nazanin" w:hint="cs"/>
-          <w:rtl/>
-          <w:lang w:bidi="fa-IR"/>
-        </w:rPr>
-        <w:t>نمی</w:t>
-      </w:r>
-      <w:proofErr w:type="spellEnd"/>
-      <w:r>
-        <w:rPr>
-          <w:rFonts w:cs="B Nazanin" w:hint="cs"/>
-          <w:rtl/>
-          <w:lang w:bidi="fa-IR"/>
-        </w:rPr>
-        <w:t xml:space="preserve"> کنیم . بلکه نام تصویر را در </w:t>
-      </w:r>
-      <w:proofErr w:type="spellStart"/>
-      <w:r>
-        <w:rPr>
-          <w:rFonts w:cs="B Nazanin" w:hint="cs"/>
-          <w:rtl/>
-          <w:lang w:bidi="fa-IR"/>
-        </w:rPr>
-        <w:t>دیتابیس</w:t>
-      </w:r>
-      <w:proofErr w:type="spellEnd"/>
-      <w:r>
-        <w:rPr>
-          <w:rFonts w:cs="B Nazanin" w:hint="cs"/>
-          <w:rtl/>
-          <w:lang w:bidi="fa-IR"/>
-        </w:rPr>
-        <w:t xml:space="preserve"> ذخیره کرده و خود تصویر را در پوشه </w:t>
-      </w:r>
-      <w:proofErr w:type="spellStart"/>
+        <w:t xml:space="preserve">+ برای ذخیره سازی تصاویر در دیتابیس مستقیما عکس را در دیتابیس ذخیره نمی کنیم . بلکه نام تصویر را در دیتابیس ذخیره کرده و خود تصویر را در پوشه </w:t>
+      </w:r>
       <w:r>
         <w:rPr>
           <w:rFonts w:cs="B Nazanin"/>
@@ -3910,7 +3084,6 @@
         </w:rPr>
         <w:t>wwrooot</w:t>
       </w:r>
-      <w:proofErr w:type="spellEnd"/>
       <w:r>
         <w:rPr>
           <w:rFonts w:cs="B Nazanin" w:hint="cs"/>
@@ -3976,55 +3149,7 @@
           <w:rFonts w:cs="B Nazanin"/>
           <w:lang w:bidi="fa-IR"/>
         </w:rPr>
-        <w:t xml:space="preserve">public </w:t>
-      </w:r>
-      <w:proofErr w:type="spellStart"/>
-      <w:r>
-        <w:rPr>
-          <w:rFonts w:cs="B Nazanin"/>
-          <w:lang w:bidi="fa-IR"/>
-        </w:rPr>
-        <w:t>ICollection</w:t>
-      </w:r>
-      <w:proofErr w:type="spellEnd"/>
-      <w:r>
-        <w:rPr>
-          <w:rFonts w:cs="B Nazanin"/>
-          <w:lang w:bidi="fa-IR"/>
-        </w:rPr>
-        <w:t xml:space="preserve"> </w:t>
-      </w:r>
-      <w:proofErr w:type="spellStart"/>
-      <w:r>
-        <w:rPr>
-          <w:rFonts w:cs="B Nazanin"/>
-          <w:lang w:bidi="fa-IR"/>
-        </w:rPr>
-        <w:t>ProductVisits</w:t>
-      </w:r>
-      <w:proofErr w:type="spellEnd"/>
-      <w:r>
-        <w:rPr>
-          <w:rFonts w:cs="B Nazanin"/>
-          <w:lang w:bidi="fa-IR"/>
-        </w:rPr>
-        <w:t xml:space="preserve"> </w:t>
-      </w:r>
-      <w:proofErr w:type="gramStart"/>
-      <w:r>
-        <w:rPr>
-          <w:rFonts w:cs="B Nazanin"/>
-          <w:lang w:bidi="fa-IR"/>
-        </w:rPr>
-        <w:t>{ get</w:t>
-      </w:r>
-      <w:proofErr w:type="gramEnd"/>
-      <w:r>
-        <w:rPr>
-          <w:rFonts w:cs="B Nazanin"/>
-          <w:lang w:bidi="fa-IR"/>
-        </w:rPr>
-        <w:t>; set; }</w:t>
+        <w:t>public ICollection ProductVisits { get; set; }</w:t>
       </w:r>
     </w:p>
     <w:p>
@@ -4206,18 +3331,8 @@
           <w:rtl/>
           <w:lang w:bidi="fa-IR"/>
         </w:rPr>
-        <w:t xml:space="preserve">یک </w:t>
-      </w:r>
-      <w:proofErr w:type="spellStart"/>
-      <w:r>
-        <w:rPr>
-          <w:rFonts w:cs="B Nazanin"/>
-          <w:rtl/>
-          <w:lang w:bidi="fa-IR"/>
-        </w:rPr>
-        <w:t>شیء</w:t>
-      </w:r>
-      <w:proofErr w:type="spellEnd"/>
+        <w:t>یک شیء</w:t>
+      </w:r>
       <w:r>
         <w:rPr>
           <w:rFonts w:cs="B Nazanin"/>
@@ -4231,86 +3346,172 @@
           <w:rtl/>
           <w:lang w:bidi="fa-IR"/>
         </w:rPr>
-        <w:t xml:space="preserve">برای </w:t>
-      </w:r>
-      <w:proofErr w:type="spellStart"/>
-      <w:r>
-        <w:rPr>
-          <w:rFonts w:cs="B Nazanin"/>
-          <w:rtl/>
-          <w:lang w:bidi="fa-IR"/>
-        </w:rPr>
-        <w:t>رابطه‌های</w:t>
-      </w:r>
-      <w:proofErr w:type="spellEnd"/>
-      <w:r>
-        <w:rPr>
-          <w:rFonts w:cs="B Nazanin"/>
-          <w:rtl/>
+        <w:t>برای رابطه‌های یک‌به‌یک</w:t>
+      </w:r>
+      <w:r>
+        <w:rPr>
+          <w:rFonts w:cs="B Nazanin"/>
+          <w:lang w:bidi="fa-IR"/>
+        </w:rPr>
+        <w:t xml:space="preserve"> (One-to-One) </w:t>
+      </w:r>
+      <w:r>
+        <w:rPr>
+          <w:rFonts w:cs="B Nazanin"/>
+          <w:rtl/>
+          <w:lang w:bidi="fa-IR"/>
+        </w:rPr>
+        <w:t>یا چندبه‌یک</w:t>
+      </w:r>
+      <w:r>
+        <w:rPr>
+          <w:rFonts w:cs="B Nazanin"/>
+          <w:lang w:bidi="fa-IR"/>
+        </w:rPr>
+        <w:t xml:space="preserve"> (Many-to-One) </w:t>
+      </w:r>
+      <w:r>
+        <w:rPr>
+          <w:rFonts w:cs="B Nazanin"/>
+          <w:rtl/>
+          <w:lang w:bidi="fa-IR"/>
+        </w:rPr>
+        <w:t>استفاده می‌شود</w:t>
+      </w:r>
+      <w:r>
+        <w:rPr>
+          <w:rFonts w:cs="B Nazanin"/>
+          <w:lang w:bidi="fa-IR"/>
+        </w:rPr>
+        <w:t>.</w:t>
+      </w:r>
+    </w:p>
+    <w:p>
+      <w:pPr>
+        <w:bidi/>
+        <w:rPr>
+          <w:rFonts w:cs="B Nazanin"/>
+          <w:lang w:bidi="fa-IR"/>
+        </w:rPr>
+      </w:pPr>
+      <w:r>
+        <w:rPr>
+          <w:rFonts w:cs="B Nazanin"/>
+          <w:rtl/>
+          <w:lang w:bidi="fa-IR"/>
+        </w:rPr>
+        <w:t>مثال</w:t>
+      </w:r>
+      <w:r>
+        <w:rPr>
+          <w:rFonts w:cs="B Nazanin"/>
+          <w:lang w:bidi="fa-IR"/>
+        </w:rPr>
+        <w:t>:</w:t>
+      </w:r>
+    </w:p>
+    <w:p>
+      <w:pPr>
+        <w:bidi/>
+        <w:rPr>
+          <w:rFonts w:cs="B Nazanin"/>
+          <w:lang w:bidi="fa-IR"/>
+        </w:rPr>
+      </w:pPr>
+      <w:r>
+        <w:rPr>
+          <w:rFonts w:cs="B Nazanin"/>
+          <w:lang w:bidi="fa-IR"/>
+        </w:rPr>
+        <w:t>public class ProductVisit { public int Id { get; set; }</w:t>
+      </w:r>
+    </w:p>
+    <w:p>
+      <w:pPr>
+        <w:bidi/>
+        <w:rPr>
+          <w:rFonts w:cs="B Nazanin"/>
+          <w:lang w:bidi="fa-IR"/>
+        </w:rPr>
+      </w:pPr>
+      <w:r>
+        <w:rPr>
+          <w:rFonts w:cs="B Nazanin"/>
+          <w:lang w:bidi="fa-IR"/>
+        </w:rPr>
+        <w:t>public int ProductId { get; set; }   // Foreign Key</w:t>
+      </w:r>
+    </w:p>
+    <w:p>
+      <w:pPr>
+        <w:bidi/>
+        <w:rPr>
+          <w:rFonts w:cs="B Nazanin"/>
+          <w:lang w:bidi="fa-IR"/>
+        </w:rPr>
+      </w:pPr>
+    </w:p>
+    <w:p>
+      <w:pPr>
+        <w:bidi/>
+        <w:rPr>
+          <w:rFonts w:cs="B Nazanin"/>
+          <w:lang w:bidi="fa-IR"/>
+        </w:rPr>
+      </w:pPr>
+      <w:r>
+        <w:rPr>
+          <w:rFonts w:cs="B Nazanin"/>
+          <w:lang w:bidi="fa-IR"/>
+        </w:rPr>
+        <w:t>public Product Product { get; set; } // Navigation Property</w:t>
+      </w:r>
+    </w:p>
+    <w:p>
+      <w:pPr>
+        <w:bidi/>
+        <w:rPr>
+          <w:rFonts w:cs="B Nazanin"/>
+          <w:lang w:bidi="fa-IR"/>
+        </w:rPr>
+      </w:pPr>
+      <w:r>
+        <w:rPr>
+          <w:rFonts w:cs="B Nazanin"/>
           <w:lang w:bidi="fa-IR"/>
         </w:rPr>
         <w:t xml:space="preserve"> </w:t>
       </w:r>
-      <w:proofErr w:type="spellStart"/>
-      <w:r>
-        <w:rPr>
-          <w:rFonts w:cs="B Nazanin"/>
-          <w:rtl/>
-          <w:lang w:bidi="fa-IR"/>
-        </w:rPr>
-        <w:t>یک‌به‌یک</w:t>
-      </w:r>
-      <w:proofErr w:type="spellEnd"/>
-      <w:r>
-        <w:rPr>
-          <w:rFonts w:cs="B Nazanin"/>
-          <w:lang w:bidi="fa-IR"/>
-        </w:rPr>
-        <w:t xml:space="preserve"> (One-to-One) </w:t>
-      </w:r>
-      <w:r>
-        <w:rPr>
-          <w:rFonts w:cs="B Nazanin"/>
-          <w:rtl/>
-          <w:lang w:bidi="fa-IR"/>
-        </w:rPr>
-        <w:t xml:space="preserve">یا </w:t>
-      </w:r>
-      <w:proofErr w:type="spellStart"/>
-      <w:r>
-        <w:rPr>
-          <w:rFonts w:cs="B Nazanin"/>
-          <w:rtl/>
-          <w:lang w:bidi="fa-IR"/>
-        </w:rPr>
-        <w:t>چندبه‌یک</w:t>
-      </w:r>
-      <w:proofErr w:type="spellEnd"/>
-      <w:r>
-        <w:rPr>
-          <w:rFonts w:cs="B Nazanin"/>
-          <w:lang w:bidi="fa-IR"/>
-        </w:rPr>
-        <w:t xml:space="preserve"> (Many-to-One) </w:t>
-      </w:r>
-      <w:r>
-        <w:rPr>
-          <w:rFonts w:cs="B Nazanin"/>
-          <w:rtl/>
-          <w:lang w:bidi="fa-IR"/>
-        </w:rPr>
-        <w:t xml:space="preserve">استفاده </w:t>
-      </w:r>
-      <w:proofErr w:type="spellStart"/>
-      <w:r>
-        <w:rPr>
-          <w:rFonts w:cs="B Nazanin"/>
-          <w:rtl/>
-          <w:lang w:bidi="fa-IR"/>
-        </w:rPr>
-        <w:t>می‌شود</w:t>
-      </w:r>
-      <w:proofErr w:type="spellEnd"/>
+      <w:r>
+        <w:rPr>
+          <w:rFonts w:cs="B Nazanin"/>
+          <w:lang w:bidi="fa-IR"/>
+        </w:rPr>
+        <w:t xml:space="preserve">public Product Product { get; set; } </w:t>
+      </w:r>
+      <w:r>
+        <w:rPr>
+          <w:rFonts w:cs="B Nazanin"/>
+          <w:rtl/>
+          <w:lang w:bidi="fa-IR"/>
+        </w:rPr>
+        <w:t>یک</w:t>
+      </w:r>
+      <w:r>
+        <w:rPr>
+          <w:rFonts w:cs="B Nazanin"/>
+          <w:lang w:bidi="fa-IR"/>
+        </w:rPr>
+        <w:t xml:space="preserve"> Reference Navigation </w:t>
+      </w:r>
+      <w:r>
+        <w:rPr>
+          <w:rFonts w:cs="B Nazanin"/>
+          <w:rtl/>
+          <w:lang w:bidi="fa-IR"/>
+        </w:rPr>
+        <w:t>است، چون فقط به یک محصول اشاره می‌کند</w:t>
+      </w:r>
       <w:r>
         <w:rPr>
           <w:rFonts w:cs="B Nazanin"/>
@@ -4333,6 +3534,90 @@
           <w:rtl/>
           <w:lang w:bidi="fa-IR"/>
         </w:rPr>
+        <w:t>۲</w:t>
+      </w:r>
+      <w:r>
+        <w:rPr>
+          <w:rFonts w:cs="B Nazanin"/>
+          <w:lang w:bidi="fa-IR"/>
+        </w:rPr>
+        <w:t>. Collection Navigation (</w:t>
+      </w:r>
+      <w:r>
+        <w:rPr>
+          <w:rFonts w:cs="B Nazanin"/>
+          <w:rtl/>
+          <w:lang w:bidi="fa-IR"/>
+        </w:rPr>
+        <w:t>مجموعه‌ای</w:t>
+      </w:r>
+      <w:r>
+        <w:rPr>
+          <w:rFonts w:cs="B Nazanin"/>
+          <w:lang w:bidi="fa-IR"/>
+        </w:rPr>
+        <w:t xml:space="preserve">) </w:t>
+      </w:r>
+      <w:r>
+        <w:rPr>
+          <w:rFonts w:cs="B Nazanin"/>
+          <w:rtl/>
+          <w:lang w:bidi="fa-IR"/>
+        </w:rPr>
+        <w:t>برای رابطه یک‌به‌چند</w:t>
+      </w:r>
+      <w:r>
+        <w:rPr>
+          <w:rFonts w:cs="B Nazanin"/>
+          <w:lang w:bidi="fa-IR"/>
+        </w:rPr>
+        <w:t xml:space="preserve"> (One-to-Many) </w:t>
+      </w:r>
+      <w:r>
+        <w:rPr>
+          <w:rFonts w:cs="B Nazanin"/>
+          <w:rtl/>
+          <w:lang w:bidi="fa-IR"/>
+        </w:rPr>
+        <w:t>یا چندبه‌چند</w:t>
+      </w:r>
+      <w:r>
+        <w:rPr>
+          <w:rFonts w:cs="B Nazanin"/>
+          <w:lang w:bidi="fa-IR"/>
+        </w:rPr>
+        <w:t xml:space="preserve"> (Many-to-Many) </w:t>
+      </w:r>
+      <w:r>
+        <w:rPr>
+          <w:rFonts w:cs="B Nazanin"/>
+          <w:rtl/>
+          <w:lang w:bidi="fa-IR"/>
+        </w:rPr>
+        <w:t>استفاده می‌شود</w:t>
+      </w:r>
+      <w:r>
+        <w:rPr>
+          <w:rFonts w:cs="B Nazanin"/>
+          <w:lang w:bidi="fa-IR"/>
+        </w:rPr>
+        <w:t>.</w:t>
+      </w:r>
+    </w:p>
+    <w:p>
+      <w:pPr>
+        <w:bidi/>
+        <w:rPr>
+          <w:rFonts w:cs="B Nazanin"/>
+          <w:lang w:bidi="fa-IR"/>
+        </w:rPr>
+      </w:pPr>
+      <w:r>
+        <w:rPr>
+          <w:rFonts w:cs="B Nazanin"/>
+          <w:rtl/>
+          <w:lang w:bidi="fa-IR"/>
+        </w:rPr>
         <w:t>مثال</w:t>
       </w:r>
       <w:r>
@@ -4356,199 +3641,49 @@
           <w:rFonts w:cs="B Nazanin"/>
           <w:lang w:bidi="fa-IR"/>
         </w:rPr>
-        <w:t xml:space="preserve">public class </w:t>
-      </w:r>
-      <w:proofErr w:type="spellStart"/>
-      <w:r>
-        <w:rPr>
-          <w:rFonts w:cs="B Nazanin"/>
-          <w:lang w:bidi="fa-IR"/>
-        </w:rPr>
-        <w:t>ProductVisit</w:t>
-      </w:r>
-      <w:proofErr w:type="spellEnd"/>
-      <w:r>
-        <w:rPr>
-          <w:rFonts w:cs="B Nazanin"/>
-          <w:lang w:bidi="fa-IR"/>
-        </w:rPr>
-        <w:t xml:space="preserve"> </w:t>
-      </w:r>
-      <w:proofErr w:type="gramStart"/>
-      <w:r>
-        <w:rPr>
-          <w:rFonts w:cs="B Nazanin"/>
-          <w:lang w:bidi="fa-IR"/>
-        </w:rPr>
-        <w:t>{ public</w:t>
-      </w:r>
-      <w:proofErr w:type="gramEnd"/>
-      <w:r>
-        <w:rPr>
-          <w:rFonts w:cs="B Nazanin"/>
-          <w:lang w:bidi="fa-IR"/>
-        </w:rPr>
-        <w:t xml:space="preserve"> int Id { get; set; }</w:t>
-      </w:r>
-    </w:p>
-    <w:p>
-      <w:pPr>
-        <w:bidi/>
-        <w:rPr>
-          <w:rFonts w:cs="B Nazanin"/>
-          <w:lang w:bidi="fa-IR"/>
-        </w:rPr>
-      </w:pPr>
-      <w:r>
-        <w:rPr>
-          <w:rFonts w:cs="B Nazanin"/>
-          <w:lang w:bidi="fa-IR"/>
-        </w:rPr>
-        <w:t xml:space="preserve">public int </w:t>
-      </w:r>
-      <w:proofErr w:type="spellStart"/>
-      <w:r>
-        <w:rPr>
-          <w:rFonts w:cs="B Nazanin"/>
-          <w:lang w:bidi="fa-IR"/>
-        </w:rPr>
-        <w:t>ProductId</w:t>
-      </w:r>
-      <w:proofErr w:type="spellEnd"/>
-      <w:r>
-        <w:rPr>
-          <w:rFonts w:cs="B Nazanin"/>
-          <w:lang w:bidi="fa-IR"/>
-        </w:rPr>
-        <w:t xml:space="preserve"> </w:t>
-      </w:r>
-      <w:proofErr w:type="gramStart"/>
-      <w:r>
-        <w:rPr>
-          <w:rFonts w:cs="B Nazanin"/>
-          <w:lang w:bidi="fa-IR"/>
-        </w:rPr>
-        <w:t>{ get</w:t>
-      </w:r>
-      <w:proofErr w:type="gramEnd"/>
-      <w:r>
-        <w:rPr>
-          <w:rFonts w:cs="B Nazanin"/>
-          <w:lang w:bidi="fa-IR"/>
-        </w:rPr>
-        <w:t>; set; }   // Foreign Key</w:t>
-      </w:r>
-    </w:p>
-    <w:p>
-      <w:pPr>
-        <w:bidi/>
-        <w:rPr>
-          <w:rFonts w:cs="B Nazanin"/>
-          <w:lang w:bidi="fa-IR"/>
-        </w:rPr>
-      </w:pPr>
-    </w:p>
-    <w:p>
-      <w:pPr>
-        <w:bidi/>
-        <w:rPr>
-          <w:rFonts w:cs="B Nazanin"/>
-          <w:lang w:bidi="fa-IR"/>
-        </w:rPr>
-      </w:pPr>
-      <w:r>
-        <w:rPr>
-          <w:rFonts w:cs="B Nazanin"/>
-          <w:lang w:bidi="fa-IR"/>
-        </w:rPr>
-        <w:t xml:space="preserve">public Product </w:t>
-      </w:r>
-      <w:proofErr w:type="spellStart"/>
-      <w:r>
-        <w:rPr>
-          <w:rFonts w:cs="B Nazanin"/>
-          <w:lang w:bidi="fa-IR"/>
-        </w:rPr>
-        <w:t>Product</w:t>
-      </w:r>
-      <w:proofErr w:type="spellEnd"/>
-      <w:r>
-        <w:rPr>
-          <w:rFonts w:cs="B Nazanin"/>
-          <w:lang w:bidi="fa-IR"/>
-        </w:rPr>
-        <w:t xml:space="preserve"> </w:t>
-      </w:r>
-      <w:proofErr w:type="gramStart"/>
-      <w:r>
-        <w:rPr>
-          <w:rFonts w:cs="B Nazanin"/>
-          <w:lang w:bidi="fa-IR"/>
-        </w:rPr>
-        <w:t>{ get</w:t>
-      </w:r>
-      <w:proofErr w:type="gramEnd"/>
-      <w:r>
-        <w:rPr>
-          <w:rFonts w:cs="B Nazanin"/>
-          <w:lang w:bidi="fa-IR"/>
-        </w:rPr>
-        <w:t>; set; } // Navigation Property</w:t>
-      </w:r>
-    </w:p>
-    <w:p>
-      <w:pPr>
-        <w:bidi/>
-        <w:rPr>
-          <w:rFonts w:cs="B Nazanin"/>
-          <w:lang w:bidi="fa-IR"/>
-        </w:rPr>
-      </w:pPr>
-      <w:r>
-        <w:rPr>
-          <w:rFonts w:cs="B Nazanin"/>
-          <w:lang w:bidi="fa-IR"/>
-        </w:rPr>
-        <w:t xml:space="preserve"> </w:t>
-      </w:r>
-      <w:r>
-        <w:rPr>
-          <w:rFonts w:cs="B Nazanin"/>
-          <w:lang w:bidi="fa-IR"/>
-        </w:rPr>
-        <w:t xml:space="preserve">public Product </w:t>
-      </w:r>
-      <w:proofErr w:type="spellStart"/>
-      <w:r>
-        <w:rPr>
-          <w:rFonts w:cs="B Nazanin"/>
-          <w:lang w:bidi="fa-IR"/>
-        </w:rPr>
-        <w:t>Product</w:t>
-      </w:r>
-      <w:proofErr w:type="spellEnd"/>
-      <w:r>
-        <w:rPr>
-          <w:rFonts w:cs="B Nazanin"/>
-          <w:lang w:bidi="fa-IR"/>
-        </w:rPr>
-        <w:t xml:space="preserve"> </w:t>
-      </w:r>
-      <w:proofErr w:type="gramStart"/>
-      <w:r>
-        <w:rPr>
-          <w:rFonts w:cs="B Nazanin"/>
-          <w:lang w:bidi="fa-IR"/>
-        </w:rPr>
-        <w:t>{ get</w:t>
-      </w:r>
-      <w:proofErr w:type="gramEnd"/>
-      <w:r>
-        <w:rPr>
-          <w:rFonts w:cs="B Nazanin"/>
-          <w:lang w:bidi="fa-IR"/>
-        </w:rPr>
-        <w:t xml:space="preserve">; set; } </w:t>
+        <w:t>public class Product { public int Id { get; set; }</w:t>
+      </w:r>
+    </w:p>
+    <w:p>
+      <w:pPr>
+        <w:bidi/>
+        <w:rPr>
+          <w:rFonts w:cs="B Nazanin"/>
+          <w:lang w:bidi="fa-IR"/>
+        </w:rPr>
+      </w:pPr>
+      <w:r>
+        <w:rPr>
+          <w:rFonts w:cs="B Nazanin"/>
+          <w:lang w:bidi="fa-IR"/>
+        </w:rPr>
+        <w:t>public ICollection&lt;ProductVisit&gt; ProductVisits { get; set; }</w:t>
+      </w:r>
+    </w:p>
+    <w:p>
+      <w:pPr>
+        <w:bidi/>
+        <w:rPr>
+          <w:rFonts w:cs="B Nazanin"/>
+          <w:lang w:bidi="fa-IR"/>
+        </w:rPr>
+      </w:pPr>
+    </w:p>
+    <w:p>
+      <w:pPr>
+        <w:bidi/>
+        <w:rPr>
+          <w:rFonts w:cs="B Nazanin"/>
+          <w:lang w:bidi="fa-IR"/>
+        </w:rPr>
+      </w:pPr>
+      <w:r>
+        <w:rPr>
+          <w:rFonts w:cs="B Nazanin"/>
+          <w:lang w:bidi="fa-IR"/>
+        </w:rPr>
+        <w:lastRenderedPageBreak/>
+        <w:t xml:space="preserve">public ICollection ProductVisits { get; set; } </w:t>
       </w:r>
       <w:r>
         <w:rPr>
@@ -4563,26 +3698,31 @@
           <w:rFonts w:cs="B Nazanin"/>
           <w:lang w:bidi="fa-IR"/>
         </w:rPr>
-        <w:t xml:space="preserve"> Reference Navigation </w:t>
-      </w:r>
-      <w:r>
-        <w:rPr>
-          <w:rFonts w:cs="B Nazanin"/>
-          <w:rtl/>
-          <w:lang w:bidi="fa-IR"/>
-        </w:rPr>
-        <w:t xml:space="preserve">است، چون فقط به یک محصول اشاره </w:t>
-      </w:r>
-      <w:proofErr w:type="spellStart"/>
-      <w:r>
-        <w:rPr>
-          <w:rFonts w:cs="B Nazanin"/>
-          <w:rtl/>
-          <w:lang w:bidi="fa-IR"/>
-        </w:rPr>
-        <w:t>می‌کند</w:t>
-      </w:r>
-      <w:proofErr w:type="spellEnd"/>
+        <w:t xml:space="preserve"> Collection Navigation </w:t>
+      </w:r>
+      <w:r>
+        <w:rPr>
+          <w:rFonts w:cs="B Nazanin"/>
+          <w:rtl/>
+          <w:lang w:bidi="fa-IR"/>
+        </w:rPr>
+        <w:t>است، چون مجموعه‌ای از</w:t>
+      </w:r>
+      <w:r>
+        <w:rPr>
+          <w:rFonts w:cs="B Nazanin"/>
+          <w:lang w:bidi="fa-IR"/>
+        </w:rPr>
+        <w:t xml:space="preserve"> ProductVisit</w:t>
+      </w:r>
+      <w:r>
+        <w:rPr>
+          <w:rFonts w:cs="B Nazanin"/>
+          <w:rtl/>
+          <w:lang w:bidi="fa-IR"/>
+        </w:rPr>
+        <w:t>ها را نگه می‌دارد</w:t>
+      </w:r>
       <w:r>
         <w:rPr>
           <w:rFonts w:cs="B Nazanin"/>
@@ -4605,25 +3745,459 @@
           <w:rtl/>
           <w:lang w:bidi="fa-IR"/>
         </w:rPr>
-        <w:t>۲</w:t>
-      </w:r>
-      <w:r>
-        <w:rPr>
-          <w:rFonts w:cs="B Nazanin"/>
-          <w:lang w:bidi="fa-IR"/>
-        </w:rPr>
-        <w:t>. Collection Navigation (</w:t>
-      </w:r>
-      <w:proofErr w:type="spellStart"/>
-      <w:r>
-        <w:rPr>
-          <w:rFonts w:cs="B Nazanin"/>
-          <w:rtl/>
-          <w:lang w:bidi="fa-IR"/>
-        </w:rPr>
-        <w:t>مجموعه‌ای</w:t>
-      </w:r>
-      <w:proofErr w:type="spellEnd"/>
+        <w:t>۳</w:t>
+      </w:r>
+      <w:r>
+        <w:rPr>
+          <w:rFonts w:cs="B Nazanin"/>
+          <w:lang w:bidi="fa-IR"/>
+        </w:rPr>
+        <w:t>. Skip Navigation (</w:t>
+      </w:r>
+      <w:r>
+        <w:rPr>
+          <w:rFonts w:cs="B Nazanin"/>
+          <w:rtl/>
+          <w:lang w:bidi="fa-IR"/>
+        </w:rPr>
+        <w:t>فقط در</w:t>
+      </w:r>
+      <w:r>
+        <w:rPr>
+          <w:rFonts w:cs="B Nazanin"/>
+          <w:lang w:bidi="fa-IR"/>
+        </w:rPr>
+        <w:t xml:space="preserve"> Many-to-Many) </w:t>
+      </w:r>
+      <w:r>
+        <w:rPr>
+          <w:rFonts w:cs="B Nazanin"/>
+          <w:rtl/>
+          <w:lang w:bidi="fa-IR"/>
+        </w:rPr>
+        <w:t>از نسخه‌های جدید</w:t>
+      </w:r>
+      <w:r>
+        <w:rPr>
+          <w:rFonts w:cs="B Nazanin"/>
+          <w:lang w:bidi="fa-IR"/>
+        </w:rPr>
+        <w:t xml:space="preserve"> EF Core </w:t>
+      </w:r>
+      <w:r>
+        <w:rPr>
+          <w:rFonts w:cs="B Nazanin"/>
+          <w:rtl/>
+          <w:lang w:bidi="fa-IR"/>
+        </w:rPr>
+        <w:t>(۵ به بعد) اضافه شده است</w:t>
+      </w:r>
+      <w:r>
+        <w:rPr>
+          <w:rFonts w:cs="B Nazanin"/>
+          <w:lang w:bidi="fa-IR"/>
+        </w:rPr>
+        <w:t>.</w:t>
+      </w:r>
+    </w:p>
+    <w:p>
+      <w:pPr>
+        <w:bidi/>
+        <w:rPr>
+          <w:rFonts w:cs="B Nazanin"/>
+          <w:lang w:bidi="fa-IR"/>
+        </w:rPr>
+      </w:pPr>
+      <w:r>
+        <w:rPr>
+          <w:rFonts w:cs="B Nazanin"/>
+          <w:rtl/>
+          <w:lang w:bidi="fa-IR"/>
+        </w:rPr>
+        <w:t>فرض کن</w:t>
+      </w:r>
+      <w:r>
+        <w:rPr>
+          <w:rFonts w:cs="B Nazanin"/>
+          <w:lang w:bidi="fa-IR"/>
+        </w:rPr>
+        <w:t>:</w:t>
+      </w:r>
+    </w:p>
+    <w:p>
+      <w:pPr>
+        <w:bidi/>
+        <w:rPr>
+          <w:rFonts w:cs="B Nazanin"/>
+          <w:lang w:bidi="fa-IR"/>
+        </w:rPr>
+      </w:pPr>
+      <w:r>
+        <w:rPr>
+          <w:rFonts w:cs="B Nazanin"/>
+          <w:lang w:bidi="fa-IR"/>
+        </w:rPr>
+        <w:t>C#</w:t>
+      </w:r>
+    </w:p>
+    <w:p>
+      <w:pPr>
+        <w:bidi/>
+        <w:rPr>
+          <w:rFonts w:cs="B Nazanin"/>
+          <w:lang w:bidi="fa-IR"/>
+        </w:rPr>
+      </w:pPr>
+      <w:r>
+        <w:rPr>
+          <w:rFonts w:cs="B Nazanin"/>
+          <w:lang w:bidi="fa-IR"/>
+        </w:rPr>
+        <w:t>public class Student { public int Id { get; set; }</w:t>
+      </w:r>
+    </w:p>
+    <w:p>
+      <w:pPr>
+        <w:bidi/>
+        <w:rPr>
+          <w:rFonts w:cs="B Nazanin"/>
+          <w:lang w:bidi="fa-IR"/>
+        </w:rPr>
+      </w:pPr>
+      <w:r>
+        <w:rPr>
+          <w:rFonts w:cs="B Nazanin"/>
+          <w:lang w:bidi="fa-IR"/>
+        </w:rPr>
+        <w:t>public ICollection&lt;Course&gt; Courses { get; set; }</w:t>
+      </w:r>
+    </w:p>
+    <w:p>
+      <w:pPr>
+        <w:bidi/>
+        <w:rPr>
+          <w:rFonts w:cs="B Nazanin"/>
+          <w:lang w:bidi="fa-IR"/>
+        </w:rPr>
+      </w:pPr>
+      <w:r>
+        <w:rPr>
+          <w:rFonts w:cs="B Nazanin"/>
+          <w:lang w:bidi="fa-IR"/>
+        </w:rPr>
+        <w:t>} C#</w:t>
+      </w:r>
+    </w:p>
+    <w:p>
+      <w:pPr>
+        <w:bidi/>
+        <w:rPr>
+          <w:rFonts w:cs="B Nazanin"/>
+          <w:lang w:bidi="fa-IR"/>
+        </w:rPr>
+      </w:pPr>
+      <w:r>
+        <w:rPr>
+          <w:rFonts w:cs="B Nazanin"/>
+          <w:lang w:bidi="fa-IR"/>
+        </w:rPr>
+        <w:t>public class Course { public int Id { get; set; }</w:t>
+      </w:r>
+    </w:p>
+    <w:p>
+      <w:pPr>
+        <w:bidi/>
+        <w:rPr>
+          <w:rFonts w:cs="B Nazanin"/>
+          <w:lang w:bidi="fa-IR"/>
+        </w:rPr>
+      </w:pPr>
+      <w:r>
+        <w:rPr>
+          <w:rFonts w:cs="B Nazanin"/>
+          <w:lang w:bidi="fa-IR"/>
+        </w:rPr>
+        <w:t>public ICollection&lt;Student&gt; Students { get; set; }</w:t>
+      </w:r>
+    </w:p>
+    <w:p>
+      <w:pPr>
+        <w:bidi/>
+        <w:rPr>
+          <w:rFonts w:cs="B Nazanin"/>
+          <w:lang w:bidi="fa-IR"/>
+        </w:rPr>
+      </w:pPr>
+      <w:r>
+        <w:rPr>
+          <w:rFonts w:cs="B Nazanin"/>
+          <w:lang w:bidi="fa-IR"/>
+        </w:rPr>
+        <w:t xml:space="preserve">} </w:t>
+      </w:r>
+      <w:r>
+        <w:rPr>
+          <w:rFonts w:cs="B Nazanin"/>
+          <w:rtl/>
+          <w:lang w:bidi="fa-IR"/>
+        </w:rPr>
+        <w:t>هیچ کلاس واسطی</w:t>
+      </w:r>
+      <w:r>
+        <w:rPr>
+          <w:rFonts w:cs="B Nazanin"/>
+          <w:lang w:bidi="fa-IR"/>
+        </w:rPr>
+        <w:t xml:space="preserve"> (</w:t>
+      </w:r>
+      <w:r>
+        <w:rPr>
+          <w:rFonts w:cs="B Nazanin"/>
+          <w:rtl/>
+          <w:lang w:bidi="fa-IR"/>
+        </w:rPr>
+        <w:t>مثل</w:t>
+      </w:r>
+      <w:r>
+        <w:rPr>
+          <w:rFonts w:cs="B Nazanin"/>
+          <w:lang w:bidi="fa-IR"/>
+        </w:rPr>
+        <w:t xml:space="preserve"> StudentCourse) </w:t>
+      </w:r>
+      <w:r>
+        <w:rPr>
+          <w:rFonts w:cs="B Nazanin"/>
+          <w:rtl/>
+          <w:lang w:bidi="fa-IR"/>
+        </w:rPr>
+        <w:t>تعریف نکرده‌ای، اما</w:t>
+      </w:r>
+      <w:r>
+        <w:rPr>
+          <w:rFonts w:cs="B Nazanin"/>
+          <w:lang w:bidi="fa-IR"/>
+        </w:rPr>
+        <w:t xml:space="preserve"> EF </w:t>
+      </w:r>
+      <w:r>
+        <w:rPr>
+          <w:rFonts w:cs="B Nazanin"/>
+          <w:rtl/>
+          <w:lang w:bidi="fa-IR"/>
+        </w:rPr>
+        <w:t>خودش جدول واسط را می‌سازد</w:t>
+      </w:r>
+      <w:r>
+        <w:rPr>
+          <w:rFonts w:cs="B Nazanin"/>
+          <w:lang w:bidi="fa-IR"/>
+        </w:rPr>
+        <w:t>.</w:t>
+      </w:r>
+    </w:p>
+    <w:p>
+      <w:pPr>
+        <w:bidi/>
+        <w:rPr>
+          <w:rFonts w:cs="B Nazanin"/>
+          <w:lang w:bidi="fa-IR"/>
+        </w:rPr>
+      </w:pPr>
+      <w:r>
+        <w:rPr>
+          <w:rFonts w:cs="B Nazanin"/>
+          <w:rtl/>
+          <w:lang w:bidi="fa-IR"/>
+        </w:rPr>
+        <w:t>اینجا</w:t>
+      </w:r>
+      <w:r>
+        <w:rPr>
+          <w:rFonts w:cs="B Nazanin"/>
+          <w:lang w:bidi="fa-IR"/>
+        </w:rPr>
+        <w:t>:</w:t>
+      </w:r>
+    </w:p>
+    <w:p>
+      <w:pPr>
+        <w:bidi/>
+        <w:rPr>
+          <w:rFonts w:cs="B Nazanin"/>
+          <w:lang w:bidi="fa-IR"/>
+        </w:rPr>
+      </w:pPr>
+      <w:r>
+        <w:rPr>
+          <w:rFonts w:cs="B Nazanin"/>
+          <w:lang w:bidi="fa-IR"/>
+        </w:rPr>
+        <w:t>C#</w:t>
+      </w:r>
+    </w:p>
+    <w:p>
+      <w:pPr>
+        <w:bidi/>
+        <w:rPr>
+          <w:rFonts w:cs="B Nazanin"/>
+          <w:lang w:bidi="fa-IR"/>
+        </w:rPr>
+      </w:pPr>
+      <w:r>
+        <w:rPr>
+          <w:rFonts w:cs="B Nazanin"/>
+          <w:lang w:bidi="fa-IR"/>
+        </w:rPr>
+        <w:t xml:space="preserve">public ICollection Courses { get; set; } </w:t>
+      </w:r>
+      <w:r>
+        <w:rPr>
+          <w:rFonts w:cs="B Nazanin"/>
+          <w:rtl/>
+          <w:lang w:bidi="fa-IR"/>
+        </w:rPr>
+        <w:t>و</w:t>
+      </w:r>
+    </w:p>
+    <w:p>
+      <w:pPr>
+        <w:bidi/>
+        <w:rPr>
+          <w:rFonts w:cs="B Nazanin"/>
+          <w:lang w:bidi="fa-IR"/>
+        </w:rPr>
+      </w:pPr>
+      <w:r>
+        <w:rPr>
+          <w:rFonts w:cs="B Nazanin"/>
+          <w:lang w:bidi="fa-IR"/>
+        </w:rPr>
+        <w:t>C#</w:t>
+      </w:r>
+    </w:p>
+    <w:p>
+      <w:pPr>
+        <w:bidi/>
+        <w:rPr>
+          <w:rFonts w:cs="B Nazanin"/>
+          <w:lang w:bidi="fa-IR"/>
+        </w:rPr>
+      </w:pPr>
+      <w:r>
+        <w:rPr>
+          <w:rFonts w:cs="B Nazanin"/>
+          <w:lang w:bidi="fa-IR"/>
+        </w:rPr>
+        <w:t xml:space="preserve">public ICollection Students { get; set; } </w:t>
+      </w:r>
+      <w:r>
+        <w:rPr>
+          <w:rFonts w:cs="B Nazanin"/>
+          <w:rtl/>
+          <w:lang w:bidi="fa-IR"/>
+        </w:rPr>
+        <w:t>از نوع</w:t>
+      </w:r>
+      <w:r>
+        <w:rPr>
+          <w:rFonts w:cs="B Nazanin"/>
+          <w:lang w:bidi="fa-IR"/>
+        </w:rPr>
+        <w:t xml:space="preserve"> Skip Navigation </w:t>
+      </w:r>
+      <w:r>
+        <w:rPr>
+          <w:rFonts w:cs="B Nazanin"/>
+          <w:rtl/>
+          <w:lang w:bidi="fa-IR"/>
+        </w:rPr>
+        <w:t>هستند، چون مستقیماً از یک موجودیت به موجودیت دیگر می‌روی و کلاس واسط را «رد</w:t>
+      </w:r>
+      <w:r>
+        <w:rPr>
+          <w:rFonts w:cs="B Nazanin"/>
+          <w:lang w:bidi="fa-IR"/>
+        </w:rPr>
+        <w:t xml:space="preserve">» (Skip) </w:t>
+      </w:r>
+      <w:r>
+        <w:rPr>
+          <w:rFonts w:cs="B Nazanin"/>
+          <w:rtl/>
+          <w:lang w:bidi="fa-IR"/>
+        </w:rPr>
+        <w:t>می‌کنی</w:t>
+      </w:r>
+      <w:r>
+        <w:rPr>
+          <w:rFonts w:cs="B Nazanin"/>
+          <w:lang w:bidi="fa-IR"/>
+        </w:rPr>
+        <w:t>.</w:t>
+      </w:r>
+    </w:p>
+    <w:p>
+      <w:pPr>
+        <w:bidi/>
+        <w:rPr>
+          <w:rFonts w:cs="B Nazanin"/>
+          <w:lang w:bidi="fa-IR"/>
+        </w:rPr>
+      </w:pPr>
+      <w:r>
+        <w:rPr>
+          <w:rFonts w:cs="B Nazanin"/>
+          <w:rtl/>
+          <w:lang w:bidi="fa-IR"/>
+        </w:rPr>
+        <w:t xml:space="preserve">جمع‌بندی نوع نوع داده کاربرد </w:t>
+      </w:r>
+      <w:r>
+        <w:rPr>
+          <w:rFonts w:cs="B Nazanin"/>
+          <w:lang w:bidi="fa-IR"/>
+        </w:rPr>
+        <w:t xml:space="preserve">Reference Navigation Product Product </w:t>
+      </w:r>
+      <w:r>
+        <w:rPr>
+          <w:rFonts w:cs="B Nazanin"/>
+          <w:rtl/>
+          <w:lang w:bidi="fa-IR"/>
+        </w:rPr>
+        <w:t xml:space="preserve">یک‌به‌یک یا چندبه‌یک </w:t>
+      </w:r>
+      <w:r>
+        <w:rPr>
+          <w:rFonts w:cs="B Nazanin"/>
+          <w:lang w:bidi="fa-IR"/>
+        </w:rPr>
+        <w:t xml:space="preserve">Collection Navigation ICollection </w:t>
+      </w:r>
+      <w:r>
+        <w:rPr>
+          <w:rFonts w:cs="B Nazanin"/>
+          <w:rtl/>
+          <w:lang w:bidi="fa-IR"/>
+        </w:rPr>
+        <w:t xml:space="preserve">یک‌به‌چند یا چندبه‌چند </w:t>
+      </w:r>
+      <w:r>
+        <w:rPr>
+          <w:rFonts w:cs="B Nazanin"/>
+          <w:lang w:bidi="fa-IR"/>
+        </w:rPr>
+        <w:t>Skip Navigation ICollection (</w:t>
+      </w:r>
+      <w:r>
+        <w:rPr>
+          <w:rFonts w:cs="B Nazanin"/>
+          <w:rtl/>
+          <w:lang w:bidi="fa-IR"/>
+        </w:rPr>
+        <w:t>بدون کلاس واسط</w:t>
+      </w:r>
       <w:r>
         <w:rPr>
           <w:rFonts w:cs="B Nazanin"/>
@@ -4637,91 +4211,46 @@
           <w:rtl/>
           <w:lang w:bidi="fa-IR"/>
         </w:rPr>
-        <w:t xml:space="preserve">برای رابطه </w:t>
-      </w:r>
-      <w:proofErr w:type="spellStart"/>
-      <w:r>
-        <w:rPr>
-          <w:rFonts w:cs="B Nazanin"/>
-          <w:rtl/>
-          <w:lang w:bidi="fa-IR"/>
-        </w:rPr>
-        <w:t>یک‌به‌چند</w:t>
-      </w:r>
-      <w:proofErr w:type="spellEnd"/>
-      <w:r>
-        <w:rPr>
-          <w:rFonts w:cs="B Nazanin"/>
-          <w:lang w:bidi="fa-IR"/>
-        </w:rPr>
-        <w:t xml:space="preserve"> (One-to-Many) </w:t>
-      </w:r>
-      <w:r>
-        <w:rPr>
-          <w:rFonts w:cs="B Nazanin"/>
-          <w:rtl/>
-          <w:lang w:bidi="fa-IR"/>
-        </w:rPr>
-        <w:t xml:space="preserve">یا </w:t>
-      </w:r>
-      <w:proofErr w:type="spellStart"/>
-      <w:r>
-        <w:rPr>
-          <w:rFonts w:cs="B Nazanin"/>
-          <w:rtl/>
-          <w:lang w:bidi="fa-IR"/>
-        </w:rPr>
-        <w:t>چندبه‌چند</w:t>
-      </w:r>
-      <w:proofErr w:type="spellEnd"/>
-      <w:r>
-        <w:rPr>
-          <w:rFonts w:cs="B Nazanin"/>
-          <w:lang w:bidi="fa-IR"/>
-        </w:rPr>
-        <w:t xml:space="preserve"> (Many-to-Many) </w:t>
-      </w:r>
-      <w:r>
-        <w:rPr>
-          <w:rFonts w:cs="B Nazanin"/>
-          <w:rtl/>
-          <w:lang w:bidi="fa-IR"/>
-        </w:rPr>
-        <w:t xml:space="preserve">استفاده </w:t>
-      </w:r>
-      <w:proofErr w:type="spellStart"/>
-      <w:r>
-        <w:rPr>
-          <w:rFonts w:cs="B Nazanin"/>
-          <w:rtl/>
-          <w:lang w:bidi="fa-IR"/>
-        </w:rPr>
-        <w:t>می‌شود</w:t>
-      </w:r>
-      <w:proofErr w:type="spellEnd"/>
-      <w:r>
-        <w:rPr>
-          <w:rFonts w:cs="B Nazanin"/>
-          <w:lang w:bidi="fa-IR"/>
-        </w:rPr>
-        <w:t>.</w:t>
-      </w:r>
-    </w:p>
-    <w:p>
-      <w:pPr>
-        <w:bidi/>
-        <w:rPr>
-          <w:rFonts w:cs="B Nazanin"/>
-          <w:lang w:bidi="fa-IR"/>
-        </w:rPr>
-      </w:pPr>
-      <w:r>
-        <w:rPr>
-          <w:rFonts w:cs="B Nazanin"/>
-          <w:rtl/>
-          <w:lang w:bidi="fa-IR"/>
-        </w:rPr>
-        <w:t>مثال</w:t>
+        <w:t>چندبه‌چند در</w:t>
+      </w:r>
+      <w:r>
+        <w:rPr>
+          <w:rFonts w:cs="B Nazanin"/>
+          <w:lang w:bidi="fa-IR"/>
+        </w:rPr>
+        <w:t xml:space="preserve"> EF Core 5+</w:t>
+      </w:r>
+    </w:p>
+    <w:p>
+      <w:pPr>
+        <w:bidi/>
+        <w:rPr>
+          <w:rFonts w:cs="B Nazanin"/>
+          <w:lang w:bidi="fa-IR"/>
+        </w:rPr>
+      </w:pPr>
+      <w:r>
+        <w:rPr>
+          <w:rFonts w:cs="B Nazanin"/>
+          <w:rtl/>
+          <w:lang w:bidi="fa-IR"/>
+        </w:rPr>
+        <w:t>یک نکته مهم بعضی‌ها فقط دو نوع اصلی</w:t>
+      </w:r>
+      <w:r>
+        <w:rPr>
+          <w:rFonts w:cs="B Nazanin"/>
+          <w:lang w:bidi="fa-IR"/>
+        </w:rPr>
+        <w:t xml:space="preserve"> Navigation Property </w:t>
+      </w:r>
+      <w:r>
+        <w:rPr>
+          <w:rFonts w:cs="B Nazanin"/>
+          <w:rtl/>
+          <w:lang w:bidi="fa-IR"/>
+        </w:rPr>
+        <w:t>را معرفی می‌کنند</w:t>
       </w:r>
       <w:r>
         <w:rPr>
@@ -4744,185 +4273,55 @@
           <w:rFonts w:cs="B Nazanin"/>
           <w:lang w:bidi="fa-IR"/>
         </w:rPr>
-        <w:t xml:space="preserve">public class Product </w:t>
-      </w:r>
-      <w:proofErr w:type="gramStart"/>
-      <w:r>
-        <w:rPr>
-          <w:rFonts w:cs="B Nazanin"/>
-          <w:lang w:bidi="fa-IR"/>
-        </w:rPr>
-        <w:t>{ public</w:t>
-      </w:r>
-      <w:proofErr w:type="gramEnd"/>
-      <w:r>
-        <w:rPr>
-          <w:rFonts w:cs="B Nazanin"/>
-          <w:lang w:bidi="fa-IR"/>
-        </w:rPr>
-        <w:t xml:space="preserve"> int Id { get; set; }</w:t>
-      </w:r>
-    </w:p>
-    <w:p>
-      <w:pPr>
-        <w:bidi/>
-        <w:rPr>
-          <w:rFonts w:cs="B Nazanin"/>
-          <w:lang w:bidi="fa-IR"/>
-        </w:rPr>
-      </w:pPr>
-      <w:r>
-        <w:rPr>
-          <w:rFonts w:cs="B Nazanin"/>
-          <w:lang w:bidi="fa-IR"/>
-        </w:rPr>
-        <w:t xml:space="preserve">public </w:t>
-      </w:r>
-      <w:proofErr w:type="spellStart"/>
-      <w:r>
-        <w:rPr>
-          <w:rFonts w:cs="B Nazanin"/>
-          <w:lang w:bidi="fa-IR"/>
-        </w:rPr>
-        <w:t>ICollection</w:t>
-      </w:r>
-      <w:proofErr w:type="spellEnd"/>
-      <w:r>
-        <w:rPr>
-          <w:rFonts w:cs="B Nazanin"/>
-          <w:lang w:bidi="fa-IR"/>
-        </w:rPr>
-        <w:t>&lt;</w:t>
-      </w:r>
-      <w:proofErr w:type="spellStart"/>
-      <w:r>
-        <w:rPr>
-          <w:rFonts w:cs="B Nazanin"/>
-          <w:lang w:bidi="fa-IR"/>
-        </w:rPr>
-        <w:t>ProductVisit</w:t>
-      </w:r>
-      <w:proofErr w:type="spellEnd"/>
-      <w:r>
-        <w:rPr>
-          <w:rFonts w:cs="B Nazanin"/>
-          <w:lang w:bidi="fa-IR"/>
-        </w:rPr>
-        <w:t xml:space="preserve">&gt; </w:t>
-      </w:r>
-      <w:proofErr w:type="spellStart"/>
-      <w:r>
-        <w:rPr>
-          <w:rFonts w:cs="B Nazanin"/>
-          <w:lang w:bidi="fa-IR"/>
-        </w:rPr>
-        <w:t>ProductVisits</w:t>
-      </w:r>
-      <w:proofErr w:type="spellEnd"/>
-      <w:r>
-        <w:rPr>
-          <w:rFonts w:cs="B Nazanin"/>
-          <w:lang w:bidi="fa-IR"/>
-        </w:rPr>
-        <w:t xml:space="preserve"> </w:t>
-      </w:r>
-      <w:proofErr w:type="gramStart"/>
-      <w:r>
-        <w:rPr>
-          <w:rFonts w:cs="B Nazanin"/>
-          <w:lang w:bidi="fa-IR"/>
-        </w:rPr>
-        <w:t>{ get</w:t>
-      </w:r>
-      <w:proofErr w:type="gramEnd"/>
-      <w:r>
-        <w:rPr>
-          <w:rFonts w:cs="B Nazanin"/>
-          <w:lang w:bidi="fa-IR"/>
-        </w:rPr>
-        <w:t>; set; }</w:t>
-      </w:r>
-    </w:p>
-    <w:p>
-      <w:pPr>
-        <w:bidi/>
-        <w:rPr>
-          <w:rFonts w:cs="B Nazanin"/>
-          <w:lang w:bidi="fa-IR"/>
-        </w:rPr>
-      </w:pPr>
-    </w:p>
-    <w:p>
-      <w:pPr>
-        <w:bidi/>
-        <w:rPr>
-          <w:rFonts w:cs="B Nazanin"/>
-          <w:lang w:bidi="fa-IR"/>
-        </w:rPr>
-      </w:pPr>
-      <w:r>
-        <w:rPr>
-          <w:rFonts w:cs="B Nazanin"/>
-          <w:lang w:bidi="fa-IR"/>
-        </w:rPr>
-        <w:lastRenderedPageBreak/>
-        <w:t xml:space="preserve">public </w:t>
-      </w:r>
-      <w:proofErr w:type="spellStart"/>
-      <w:r>
-        <w:rPr>
-          <w:rFonts w:cs="B Nazanin"/>
-          <w:lang w:bidi="fa-IR"/>
-        </w:rPr>
-        <w:t>ICollection</w:t>
-      </w:r>
-      <w:proofErr w:type="spellEnd"/>
-      <w:r>
-        <w:rPr>
-          <w:rFonts w:cs="B Nazanin"/>
-          <w:lang w:bidi="fa-IR"/>
-        </w:rPr>
-        <w:t xml:space="preserve"> </w:t>
-      </w:r>
-      <w:proofErr w:type="spellStart"/>
-      <w:r>
-        <w:rPr>
-          <w:rFonts w:cs="B Nazanin"/>
-          <w:lang w:bidi="fa-IR"/>
-        </w:rPr>
-        <w:t>ProductVisits</w:t>
-      </w:r>
-      <w:proofErr w:type="spellEnd"/>
-      <w:r>
-        <w:rPr>
-          <w:rFonts w:cs="B Nazanin"/>
-          <w:lang w:bidi="fa-IR"/>
-        </w:rPr>
-        <w:t xml:space="preserve"> </w:t>
-      </w:r>
-      <w:proofErr w:type="gramStart"/>
-      <w:r>
-        <w:rPr>
-          <w:rFonts w:cs="B Nazanin"/>
-          <w:lang w:bidi="fa-IR"/>
-        </w:rPr>
-        <w:t>{ get</w:t>
-      </w:r>
-      <w:proofErr w:type="gramEnd"/>
-      <w:r>
-        <w:rPr>
-          <w:rFonts w:cs="B Nazanin"/>
-          <w:lang w:bidi="fa-IR"/>
-        </w:rPr>
-        <w:t xml:space="preserve">; set; } </w:t>
-      </w:r>
-      <w:r>
-        <w:rPr>
-          <w:rFonts w:cs="B Nazanin"/>
-          <w:rtl/>
-          <w:lang w:bidi="fa-IR"/>
-        </w:rPr>
-        <w:t>یک</w:t>
+        <w:t>Reference Navigation</w:t>
+      </w:r>
+    </w:p>
+    <w:p>
+      <w:pPr>
+        <w:bidi/>
+        <w:rPr>
+          <w:rFonts w:cs="B Nazanin"/>
+          <w:lang w:bidi="fa-IR"/>
+        </w:rPr>
+      </w:pPr>
+      <w:r>
+        <w:rPr>
+          <w:rFonts w:cs="B Nazanin"/>
+          <w:lang w:bidi="fa-IR"/>
+        </w:rPr>
+        <w:t>Collection Navigation</w:t>
+      </w:r>
+    </w:p>
+    <w:p>
+      <w:pPr>
+        <w:bidi/>
+        <w:rPr>
+          <w:rFonts w:cs="B Nazanin"/>
+          <w:lang w:bidi="fa-IR"/>
+        </w:rPr>
+      </w:pPr>
+      <w:r>
+        <w:rPr>
+          <w:rFonts w:cs="B Nazanin"/>
+          <w:rtl/>
+          <w:lang w:bidi="fa-IR"/>
+        </w:rPr>
+        <w:t>و</w:t>
+      </w:r>
+      <w:r>
+        <w:rPr>
+          <w:rFonts w:cs="B Nazanin"/>
+          <w:lang w:bidi="fa-IR"/>
+        </w:rPr>
+        <w:t xml:space="preserve"> Skip Navigation </w:t>
+      </w:r>
+      <w:r>
+        <w:rPr>
+          <w:rFonts w:cs="B Nazanin"/>
+          <w:rtl/>
+          <w:lang w:bidi="fa-IR"/>
+        </w:rPr>
+        <w:t>را در واقع یک حالت خاص از</w:t>
       </w:r>
       <w:r>
         <w:rPr>
@@ -4937,131 +4336,37 @@
           <w:rtl/>
           <w:lang w:bidi="fa-IR"/>
         </w:rPr>
-        <w:t xml:space="preserve">است، چون </w:t>
-      </w:r>
-      <w:proofErr w:type="spellStart"/>
-      <w:r>
-        <w:rPr>
-          <w:rFonts w:cs="B Nazanin"/>
-          <w:rtl/>
-          <w:lang w:bidi="fa-IR"/>
-        </w:rPr>
-        <w:t>مجموعه‌ای</w:t>
-      </w:r>
-      <w:proofErr w:type="spellEnd"/>
-      <w:r>
-        <w:rPr>
-          <w:rFonts w:cs="B Nazanin"/>
-          <w:rtl/>
-          <w:lang w:bidi="fa-IR"/>
-        </w:rPr>
-        <w:t xml:space="preserve"> از</w:t>
-      </w:r>
-      <w:r>
-        <w:rPr>
-          <w:rFonts w:cs="B Nazanin"/>
-          <w:lang w:bidi="fa-IR"/>
-        </w:rPr>
-        <w:t xml:space="preserve"> </w:t>
-      </w:r>
-      <w:proofErr w:type="spellStart"/>
-      <w:r>
-        <w:rPr>
-          <w:rFonts w:cs="B Nazanin"/>
-          <w:lang w:bidi="fa-IR"/>
-        </w:rPr>
-        <w:t>ProductVisit</w:t>
-      </w:r>
-      <w:proofErr w:type="spellEnd"/>
-      <w:r>
-        <w:rPr>
-          <w:rFonts w:cs="B Nazanin"/>
-          <w:rtl/>
-          <w:lang w:bidi="fa-IR"/>
-        </w:rPr>
-        <w:t xml:space="preserve">ها را نگه </w:t>
-      </w:r>
-      <w:proofErr w:type="spellStart"/>
-      <w:r>
-        <w:rPr>
-          <w:rFonts w:cs="B Nazanin"/>
-          <w:rtl/>
-          <w:lang w:bidi="fa-IR"/>
-        </w:rPr>
-        <w:t>می‌دارد</w:t>
-      </w:r>
-      <w:proofErr w:type="spellEnd"/>
-      <w:r>
-        <w:rPr>
-          <w:rFonts w:cs="B Nazanin"/>
-          <w:lang w:bidi="fa-IR"/>
-        </w:rPr>
-        <w:t>.</w:t>
-      </w:r>
-    </w:p>
-    <w:p>
-      <w:pPr>
-        <w:bidi/>
-        <w:rPr>
-          <w:rFonts w:cs="B Nazanin"/>
-          <w:lang w:bidi="fa-IR"/>
-        </w:rPr>
-      </w:pPr>
-      <w:r>
-        <w:rPr>
-          <w:rFonts w:cs="B Nazanin"/>
-          <w:rtl/>
-          <w:lang w:bidi="fa-IR"/>
-        </w:rPr>
-        <w:t>۳</w:t>
-      </w:r>
-      <w:r>
-        <w:rPr>
-          <w:rFonts w:cs="B Nazanin"/>
-          <w:lang w:bidi="fa-IR"/>
-        </w:rPr>
-        <w:t>. Skip Navigation (</w:t>
-      </w:r>
-      <w:r>
-        <w:rPr>
-          <w:rFonts w:cs="B Nazanin"/>
-          <w:rtl/>
-          <w:lang w:bidi="fa-IR"/>
-        </w:rPr>
-        <w:t>فقط در</w:t>
-      </w:r>
-      <w:r>
-        <w:rPr>
-          <w:rFonts w:cs="B Nazanin"/>
-          <w:lang w:bidi="fa-IR"/>
-        </w:rPr>
-        <w:t xml:space="preserve"> Many-to-Many) </w:t>
-      </w:r>
-      <w:r>
-        <w:rPr>
-          <w:rFonts w:cs="B Nazanin"/>
-          <w:rtl/>
-          <w:lang w:bidi="fa-IR"/>
-        </w:rPr>
-        <w:t xml:space="preserve">از </w:t>
-      </w:r>
-      <w:proofErr w:type="spellStart"/>
-      <w:r>
-        <w:rPr>
-          <w:rFonts w:cs="B Nazanin"/>
-          <w:rtl/>
-          <w:lang w:bidi="fa-IR"/>
-        </w:rPr>
-        <w:t>نسخه‌های</w:t>
-      </w:r>
-      <w:proofErr w:type="spellEnd"/>
-      <w:r>
-        <w:rPr>
-          <w:rFonts w:cs="B Nazanin"/>
-          <w:rtl/>
-          <w:lang w:bidi="fa-IR"/>
-        </w:rPr>
-        <w:t xml:space="preserve"> جدید</w:t>
+        <w:t>برای رابطه‌ی چندبه‌چند می‌دانند. بنابراین اگر در مصاحبه یا مستندات گفته شد</w:t>
+      </w:r>
+      <w:r>
+        <w:rPr>
+          <w:rFonts w:cs="B Nazanin"/>
+          <w:lang w:bidi="fa-IR"/>
+        </w:rPr>
+        <w:t xml:space="preserve"> «Navigation Property </w:t>
+      </w:r>
+      <w:r>
+        <w:rPr>
+          <w:rFonts w:cs="B Nazanin"/>
+          <w:rtl/>
+          <w:lang w:bidi="fa-IR"/>
+        </w:rPr>
+        <w:t>دو نوع دارد»، منظور همین دو نوع اصلی است و</w:t>
+      </w:r>
+      <w:r>
+        <w:rPr>
+          <w:rFonts w:cs="B Nazanin"/>
+          <w:lang w:bidi="fa-IR"/>
+        </w:rPr>
+        <w:t xml:space="preserve"> Skip Navigation </w:t>
+      </w:r>
+      <w:r>
+        <w:rPr>
+          <w:rFonts w:cs="B Nazanin"/>
+          <w:rtl/>
+          <w:lang w:bidi="fa-IR"/>
+        </w:rPr>
+        <w:t>را به‌عنوان قابلیت ویژه‌ی</w:t>
       </w:r>
       <w:r>
         <w:rPr>
@@ -5076,1083 +4381,6 @@
           <w:rtl/>
           <w:lang w:bidi="fa-IR"/>
         </w:rPr>
-        <w:t>(۵ به بعد) اضافه شده است</w:t>
-      </w:r>
-      <w:r>
-        <w:rPr>
-          <w:rFonts w:cs="B Nazanin"/>
-          <w:lang w:bidi="fa-IR"/>
-        </w:rPr>
-        <w:t>.</w:t>
-      </w:r>
-    </w:p>
-    <w:p>
-      <w:pPr>
-        <w:bidi/>
-        <w:rPr>
-          <w:rFonts w:cs="B Nazanin"/>
-          <w:lang w:bidi="fa-IR"/>
-        </w:rPr>
-      </w:pPr>
-      <w:r>
-        <w:rPr>
-          <w:rFonts w:cs="B Nazanin"/>
-          <w:rtl/>
-          <w:lang w:bidi="fa-IR"/>
-        </w:rPr>
-        <w:t>فرض کن</w:t>
-      </w:r>
-      <w:r>
-        <w:rPr>
-          <w:rFonts w:cs="B Nazanin"/>
-          <w:lang w:bidi="fa-IR"/>
-        </w:rPr>
-        <w:t>:</w:t>
-      </w:r>
-    </w:p>
-    <w:p>
-      <w:pPr>
-        <w:bidi/>
-        <w:rPr>
-          <w:rFonts w:cs="B Nazanin"/>
-          <w:lang w:bidi="fa-IR"/>
-        </w:rPr>
-      </w:pPr>
-      <w:r>
-        <w:rPr>
-          <w:rFonts w:cs="B Nazanin"/>
-          <w:lang w:bidi="fa-IR"/>
-        </w:rPr>
-        <w:t>C#</w:t>
-      </w:r>
-    </w:p>
-    <w:p>
-      <w:pPr>
-        <w:bidi/>
-        <w:rPr>
-          <w:rFonts w:cs="B Nazanin"/>
-          <w:lang w:bidi="fa-IR"/>
-        </w:rPr>
-      </w:pPr>
-      <w:r>
-        <w:rPr>
-          <w:rFonts w:cs="B Nazanin"/>
-          <w:lang w:bidi="fa-IR"/>
-        </w:rPr>
-        <w:t xml:space="preserve">public class Student </w:t>
-      </w:r>
-      <w:proofErr w:type="gramStart"/>
-      <w:r>
-        <w:rPr>
-          <w:rFonts w:cs="B Nazanin"/>
-          <w:lang w:bidi="fa-IR"/>
-        </w:rPr>
-        <w:t>{ public</w:t>
-      </w:r>
-      <w:proofErr w:type="gramEnd"/>
-      <w:r>
-        <w:rPr>
-          <w:rFonts w:cs="B Nazanin"/>
-          <w:lang w:bidi="fa-IR"/>
-        </w:rPr>
-        <w:t xml:space="preserve"> int Id { get; set; }</w:t>
-      </w:r>
-    </w:p>
-    <w:p>
-      <w:pPr>
-        <w:bidi/>
-        <w:rPr>
-          <w:rFonts w:cs="B Nazanin"/>
-          <w:lang w:bidi="fa-IR"/>
-        </w:rPr>
-      </w:pPr>
-      <w:r>
-        <w:rPr>
-          <w:rFonts w:cs="B Nazanin"/>
-          <w:lang w:bidi="fa-IR"/>
-        </w:rPr>
-        <w:t xml:space="preserve">public </w:t>
-      </w:r>
-      <w:proofErr w:type="spellStart"/>
-      <w:r>
-        <w:rPr>
-          <w:rFonts w:cs="B Nazanin"/>
-          <w:lang w:bidi="fa-IR"/>
-        </w:rPr>
-        <w:t>ICollection</w:t>
-      </w:r>
-      <w:proofErr w:type="spellEnd"/>
-      <w:r>
-        <w:rPr>
-          <w:rFonts w:cs="B Nazanin"/>
-          <w:lang w:bidi="fa-IR"/>
-        </w:rPr>
-        <w:t xml:space="preserve">&lt;Course&gt; Courses </w:t>
-      </w:r>
-      <w:proofErr w:type="gramStart"/>
-      <w:r>
-        <w:rPr>
-          <w:rFonts w:cs="B Nazanin"/>
-          <w:lang w:bidi="fa-IR"/>
-        </w:rPr>
-        <w:t>{ get</w:t>
-      </w:r>
-      <w:proofErr w:type="gramEnd"/>
-      <w:r>
-        <w:rPr>
-          <w:rFonts w:cs="B Nazanin"/>
-          <w:lang w:bidi="fa-IR"/>
-        </w:rPr>
-        <w:t>; set; }</w:t>
-      </w:r>
-    </w:p>
-    <w:p>
-      <w:pPr>
-        <w:bidi/>
-        <w:rPr>
-          <w:rFonts w:cs="B Nazanin"/>
-          <w:lang w:bidi="fa-IR"/>
-        </w:rPr>
-      </w:pPr>
-      <w:r>
-        <w:rPr>
-          <w:rFonts w:cs="B Nazanin"/>
-          <w:lang w:bidi="fa-IR"/>
-        </w:rPr>
-        <w:t>} C#</w:t>
-      </w:r>
-    </w:p>
-    <w:p>
-      <w:pPr>
-        <w:bidi/>
-        <w:rPr>
-          <w:rFonts w:cs="B Nazanin"/>
-          <w:lang w:bidi="fa-IR"/>
-        </w:rPr>
-      </w:pPr>
-      <w:r>
-        <w:rPr>
-          <w:rFonts w:cs="B Nazanin"/>
-          <w:lang w:bidi="fa-IR"/>
-        </w:rPr>
-        <w:t xml:space="preserve">public class Course </w:t>
-      </w:r>
-      <w:proofErr w:type="gramStart"/>
-      <w:r>
-        <w:rPr>
-          <w:rFonts w:cs="B Nazanin"/>
-          <w:lang w:bidi="fa-IR"/>
-        </w:rPr>
-        <w:t>{ public</w:t>
-      </w:r>
-      <w:proofErr w:type="gramEnd"/>
-      <w:r>
-        <w:rPr>
-          <w:rFonts w:cs="B Nazanin"/>
-          <w:lang w:bidi="fa-IR"/>
-        </w:rPr>
-        <w:t xml:space="preserve"> int Id { get; set; }</w:t>
-      </w:r>
-    </w:p>
-    <w:p>
-      <w:pPr>
-        <w:bidi/>
-        <w:rPr>
-          <w:rFonts w:cs="B Nazanin"/>
-          <w:lang w:bidi="fa-IR"/>
-        </w:rPr>
-      </w:pPr>
-      <w:r>
-        <w:rPr>
-          <w:rFonts w:cs="B Nazanin"/>
-          <w:lang w:bidi="fa-IR"/>
-        </w:rPr>
-        <w:t xml:space="preserve">public </w:t>
-      </w:r>
-      <w:proofErr w:type="spellStart"/>
-      <w:r>
-        <w:rPr>
-          <w:rFonts w:cs="B Nazanin"/>
-          <w:lang w:bidi="fa-IR"/>
-        </w:rPr>
-        <w:t>ICollection</w:t>
-      </w:r>
-      <w:proofErr w:type="spellEnd"/>
-      <w:r>
-        <w:rPr>
-          <w:rFonts w:cs="B Nazanin"/>
-          <w:lang w:bidi="fa-IR"/>
-        </w:rPr>
-        <w:t xml:space="preserve">&lt;Student&gt; Students </w:t>
-      </w:r>
-      <w:proofErr w:type="gramStart"/>
-      <w:r>
-        <w:rPr>
-          <w:rFonts w:cs="B Nazanin"/>
-          <w:lang w:bidi="fa-IR"/>
-        </w:rPr>
-        <w:t>{ get</w:t>
-      </w:r>
-      <w:proofErr w:type="gramEnd"/>
-      <w:r>
-        <w:rPr>
-          <w:rFonts w:cs="B Nazanin"/>
-          <w:lang w:bidi="fa-IR"/>
-        </w:rPr>
-        <w:t>; set; }</w:t>
-      </w:r>
-    </w:p>
-    <w:p>
-      <w:pPr>
-        <w:bidi/>
-        <w:rPr>
-          <w:rFonts w:cs="B Nazanin"/>
-          <w:lang w:bidi="fa-IR"/>
-        </w:rPr>
-      </w:pPr>
-      <w:r>
-        <w:rPr>
-          <w:rFonts w:cs="B Nazanin"/>
-          <w:lang w:bidi="fa-IR"/>
-        </w:rPr>
-        <w:t xml:space="preserve">} </w:t>
-      </w:r>
-      <w:r>
-        <w:rPr>
-          <w:rFonts w:cs="B Nazanin"/>
-          <w:rtl/>
-          <w:lang w:bidi="fa-IR"/>
-        </w:rPr>
-        <w:t xml:space="preserve">هیچ کلاس </w:t>
-      </w:r>
-      <w:proofErr w:type="spellStart"/>
-      <w:r>
-        <w:rPr>
-          <w:rFonts w:cs="B Nazanin"/>
-          <w:rtl/>
-          <w:lang w:bidi="fa-IR"/>
-        </w:rPr>
-        <w:t>واسطی</w:t>
-      </w:r>
-      <w:proofErr w:type="spellEnd"/>
-      <w:r>
-        <w:rPr>
-          <w:rFonts w:cs="B Nazanin"/>
-          <w:lang w:bidi="fa-IR"/>
-        </w:rPr>
-        <w:t xml:space="preserve"> (</w:t>
-      </w:r>
-      <w:r>
-        <w:rPr>
-          <w:rFonts w:cs="B Nazanin"/>
-          <w:rtl/>
-          <w:lang w:bidi="fa-IR"/>
-        </w:rPr>
-        <w:t>مثل</w:t>
-      </w:r>
-      <w:r>
-        <w:rPr>
-          <w:rFonts w:cs="B Nazanin"/>
-          <w:lang w:bidi="fa-IR"/>
-        </w:rPr>
-        <w:t xml:space="preserve"> </w:t>
-      </w:r>
-      <w:proofErr w:type="spellStart"/>
-      <w:r>
-        <w:rPr>
-          <w:rFonts w:cs="B Nazanin"/>
-          <w:lang w:bidi="fa-IR"/>
-        </w:rPr>
-        <w:t>StudentCourse</w:t>
-      </w:r>
-      <w:proofErr w:type="spellEnd"/>
-      <w:r>
-        <w:rPr>
-          <w:rFonts w:cs="B Nazanin"/>
-          <w:lang w:bidi="fa-IR"/>
-        </w:rPr>
-        <w:t xml:space="preserve">) </w:t>
-      </w:r>
-      <w:r>
-        <w:rPr>
-          <w:rFonts w:cs="B Nazanin"/>
-          <w:rtl/>
-          <w:lang w:bidi="fa-IR"/>
-        </w:rPr>
-        <w:t xml:space="preserve">تعریف </w:t>
-      </w:r>
-      <w:proofErr w:type="spellStart"/>
-      <w:r>
-        <w:rPr>
-          <w:rFonts w:cs="B Nazanin"/>
-          <w:rtl/>
-          <w:lang w:bidi="fa-IR"/>
-        </w:rPr>
-        <w:t>نکرده‌ای</w:t>
-      </w:r>
-      <w:proofErr w:type="spellEnd"/>
-      <w:r>
-        <w:rPr>
-          <w:rFonts w:cs="B Nazanin"/>
-          <w:rtl/>
-          <w:lang w:bidi="fa-IR"/>
-        </w:rPr>
-        <w:t>، اما</w:t>
-      </w:r>
-      <w:r>
-        <w:rPr>
-          <w:rFonts w:cs="B Nazanin"/>
-          <w:lang w:bidi="fa-IR"/>
-        </w:rPr>
-        <w:t xml:space="preserve"> EF </w:t>
-      </w:r>
-      <w:r>
-        <w:rPr>
-          <w:rFonts w:cs="B Nazanin"/>
-          <w:rtl/>
-          <w:lang w:bidi="fa-IR"/>
-        </w:rPr>
-        <w:t xml:space="preserve">خودش جدول واسط را </w:t>
-      </w:r>
-      <w:proofErr w:type="spellStart"/>
-      <w:r>
-        <w:rPr>
-          <w:rFonts w:cs="B Nazanin"/>
-          <w:rtl/>
-          <w:lang w:bidi="fa-IR"/>
-        </w:rPr>
-        <w:t>می‌سازد</w:t>
-      </w:r>
-      <w:proofErr w:type="spellEnd"/>
-      <w:r>
-        <w:rPr>
-          <w:rFonts w:cs="B Nazanin"/>
-          <w:lang w:bidi="fa-IR"/>
-        </w:rPr>
-        <w:t>.</w:t>
-      </w:r>
-    </w:p>
-    <w:p>
-      <w:pPr>
-        <w:bidi/>
-        <w:rPr>
-          <w:rFonts w:cs="B Nazanin"/>
-          <w:lang w:bidi="fa-IR"/>
-        </w:rPr>
-      </w:pPr>
-      <w:r>
-        <w:rPr>
-          <w:rFonts w:cs="B Nazanin"/>
-          <w:rtl/>
-          <w:lang w:bidi="fa-IR"/>
-        </w:rPr>
-        <w:t>اینجا</w:t>
-      </w:r>
-      <w:r>
-        <w:rPr>
-          <w:rFonts w:cs="B Nazanin"/>
-          <w:lang w:bidi="fa-IR"/>
-        </w:rPr>
-        <w:t>:</w:t>
-      </w:r>
-    </w:p>
-    <w:p>
-      <w:pPr>
-        <w:bidi/>
-        <w:rPr>
-          <w:rFonts w:cs="B Nazanin"/>
-          <w:lang w:bidi="fa-IR"/>
-        </w:rPr>
-      </w:pPr>
-      <w:r>
-        <w:rPr>
-          <w:rFonts w:cs="B Nazanin"/>
-          <w:lang w:bidi="fa-IR"/>
-        </w:rPr>
-        <w:t>C#</w:t>
-      </w:r>
-    </w:p>
-    <w:p>
-      <w:pPr>
-        <w:bidi/>
-        <w:rPr>
-          <w:rFonts w:cs="B Nazanin"/>
-          <w:lang w:bidi="fa-IR"/>
-        </w:rPr>
-      </w:pPr>
-      <w:r>
-        <w:rPr>
-          <w:rFonts w:cs="B Nazanin"/>
-          <w:lang w:bidi="fa-IR"/>
-        </w:rPr>
-        <w:t xml:space="preserve">public </w:t>
-      </w:r>
-      <w:proofErr w:type="spellStart"/>
-      <w:r>
-        <w:rPr>
-          <w:rFonts w:cs="B Nazanin"/>
-          <w:lang w:bidi="fa-IR"/>
-        </w:rPr>
-        <w:t>ICollection</w:t>
-      </w:r>
-      <w:proofErr w:type="spellEnd"/>
-      <w:r>
-        <w:rPr>
-          <w:rFonts w:cs="B Nazanin"/>
-          <w:lang w:bidi="fa-IR"/>
-        </w:rPr>
-        <w:t xml:space="preserve"> Courses </w:t>
-      </w:r>
-      <w:proofErr w:type="gramStart"/>
-      <w:r>
-        <w:rPr>
-          <w:rFonts w:cs="B Nazanin"/>
-          <w:lang w:bidi="fa-IR"/>
-        </w:rPr>
-        <w:t>{ get</w:t>
-      </w:r>
-      <w:proofErr w:type="gramEnd"/>
-      <w:r>
-        <w:rPr>
-          <w:rFonts w:cs="B Nazanin"/>
-          <w:lang w:bidi="fa-IR"/>
-        </w:rPr>
-        <w:t xml:space="preserve">; set; } </w:t>
-      </w:r>
-      <w:r>
-        <w:rPr>
-          <w:rFonts w:cs="B Nazanin"/>
-          <w:rtl/>
-          <w:lang w:bidi="fa-IR"/>
-        </w:rPr>
-        <w:t>و</w:t>
-      </w:r>
-    </w:p>
-    <w:p>
-      <w:pPr>
-        <w:bidi/>
-        <w:rPr>
-          <w:rFonts w:cs="B Nazanin"/>
-          <w:lang w:bidi="fa-IR"/>
-        </w:rPr>
-      </w:pPr>
-      <w:r>
-        <w:rPr>
-          <w:rFonts w:cs="B Nazanin"/>
-          <w:lang w:bidi="fa-IR"/>
-        </w:rPr>
-        <w:t>C#</w:t>
-      </w:r>
-    </w:p>
-    <w:p>
-      <w:pPr>
-        <w:bidi/>
-        <w:rPr>
-          <w:rFonts w:cs="B Nazanin"/>
-          <w:lang w:bidi="fa-IR"/>
-        </w:rPr>
-      </w:pPr>
-      <w:r>
-        <w:rPr>
-          <w:rFonts w:cs="B Nazanin"/>
-          <w:lang w:bidi="fa-IR"/>
-        </w:rPr>
-        <w:t xml:space="preserve">public </w:t>
-      </w:r>
-      <w:proofErr w:type="spellStart"/>
-      <w:r>
-        <w:rPr>
-          <w:rFonts w:cs="B Nazanin"/>
-          <w:lang w:bidi="fa-IR"/>
-        </w:rPr>
-        <w:t>ICollection</w:t>
-      </w:r>
-      <w:proofErr w:type="spellEnd"/>
-      <w:r>
-        <w:rPr>
-          <w:rFonts w:cs="B Nazanin"/>
-          <w:lang w:bidi="fa-IR"/>
-        </w:rPr>
-        <w:t xml:space="preserve"> Students </w:t>
-      </w:r>
-      <w:proofErr w:type="gramStart"/>
-      <w:r>
-        <w:rPr>
-          <w:rFonts w:cs="B Nazanin"/>
-          <w:lang w:bidi="fa-IR"/>
-        </w:rPr>
-        <w:t>{ get</w:t>
-      </w:r>
-      <w:proofErr w:type="gramEnd"/>
-      <w:r>
-        <w:rPr>
-          <w:rFonts w:cs="B Nazanin"/>
-          <w:lang w:bidi="fa-IR"/>
-        </w:rPr>
-        <w:t xml:space="preserve">; set; } </w:t>
-      </w:r>
-      <w:r>
-        <w:rPr>
-          <w:rFonts w:cs="B Nazanin"/>
-          <w:rtl/>
-          <w:lang w:bidi="fa-IR"/>
-        </w:rPr>
-        <w:t>از نوع</w:t>
-      </w:r>
-      <w:r>
-        <w:rPr>
-          <w:rFonts w:cs="B Nazanin"/>
-          <w:lang w:bidi="fa-IR"/>
-        </w:rPr>
-        <w:t xml:space="preserve"> Skip Navigation </w:t>
-      </w:r>
-      <w:r>
-        <w:rPr>
-          <w:rFonts w:cs="B Nazanin"/>
-          <w:rtl/>
-          <w:lang w:bidi="fa-IR"/>
-        </w:rPr>
-        <w:t xml:space="preserve">هستند، چون مستقیماً از یک موجودیت به موجودیت دیگر </w:t>
-      </w:r>
-      <w:proofErr w:type="spellStart"/>
-      <w:r>
-        <w:rPr>
-          <w:rFonts w:cs="B Nazanin"/>
-          <w:rtl/>
-          <w:lang w:bidi="fa-IR"/>
-        </w:rPr>
-        <w:t>می‌روی</w:t>
-      </w:r>
-      <w:proofErr w:type="spellEnd"/>
-      <w:r>
-        <w:rPr>
-          <w:rFonts w:cs="B Nazanin"/>
-          <w:rtl/>
-          <w:lang w:bidi="fa-IR"/>
-        </w:rPr>
-        <w:t xml:space="preserve"> و کلاس واسط را «رد</w:t>
-      </w:r>
-      <w:r>
-        <w:rPr>
-          <w:rFonts w:cs="B Nazanin"/>
-          <w:lang w:bidi="fa-IR"/>
-        </w:rPr>
-        <w:t xml:space="preserve">» (Skip) </w:t>
-      </w:r>
-      <w:proofErr w:type="spellStart"/>
-      <w:r>
-        <w:rPr>
-          <w:rFonts w:cs="B Nazanin"/>
-          <w:rtl/>
-          <w:lang w:bidi="fa-IR"/>
-        </w:rPr>
-        <w:t>می‌کنی</w:t>
-      </w:r>
-      <w:proofErr w:type="spellEnd"/>
-      <w:r>
-        <w:rPr>
-          <w:rFonts w:cs="B Nazanin"/>
-          <w:lang w:bidi="fa-IR"/>
-        </w:rPr>
-        <w:t>.</w:t>
-      </w:r>
-    </w:p>
-    <w:p>
-      <w:pPr>
-        <w:bidi/>
-        <w:rPr>
-          <w:rFonts w:cs="B Nazanin"/>
-          <w:lang w:bidi="fa-IR"/>
-        </w:rPr>
-      </w:pPr>
-      <w:proofErr w:type="spellStart"/>
-      <w:r>
-        <w:rPr>
-          <w:rFonts w:cs="B Nazanin"/>
-          <w:rtl/>
-          <w:lang w:bidi="fa-IR"/>
-        </w:rPr>
-        <w:t>جمع‌بندی</w:t>
-      </w:r>
-      <w:proofErr w:type="spellEnd"/>
-      <w:r>
-        <w:rPr>
-          <w:rFonts w:cs="B Nazanin"/>
-          <w:rtl/>
-          <w:lang w:bidi="fa-IR"/>
-        </w:rPr>
-        <w:t xml:space="preserve"> نوع </w:t>
-      </w:r>
-      <w:proofErr w:type="spellStart"/>
-      <w:r>
-        <w:rPr>
-          <w:rFonts w:cs="B Nazanin"/>
-          <w:rtl/>
-          <w:lang w:bidi="fa-IR"/>
-        </w:rPr>
-        <w:t>نوع</w:t>
-      </w:r>
-      <w:proofErr w:type="spellEnd"/>
-      <w:r>
-        <w:rPr>
-          <w:rFonts w:cs="B Nazanin"/>
-          <w:rtl/>
-          <w:lang w:bidi="fa-IR"/>
-        </w:rPr>
-        <w:t xml:space="preserve"> داده کاربرد </w:t>
-      </w:r>
-      <w:r>
-        <w:rPr>
-          <w:rFonts w:cs="B Nazanin"/>
-          <w:lang w:bidi="fa-IR"/>
-        </w:rPr>
-        <w:t xml:space="preserve">Reference Navigation Product </w:t>
-      </w:r>
-      <w:proofErr w:type="spellStart"/>
-      <w:r>
-        <w:rPr>
-          <w:rFonts w:cs="B Nazanin"/>
-          <w:lang w:bidi="fa-IR"/>
-        </w:rPr>
-        <w:t>Product</w:t>
-      </w:r>
-      <w:proofErr w:type="spellEnd"/>
-      <w:r>
-        <w:rPr>
-          <w:rFonts w:cs="B Nazanin"/>
-          <w:lang w:bidi="fa-IR"/>
-        </w:rPr>
-        <w:t xml:space="preserve"> </w:t>
-      </w:r>
-      <w:proofErr w:type="spellStart"/>
-      <w:r>
-        <w:rPr>
-          <w:rFonts w:cs="B Nazanin"/>
-          <w:rtl/>
-          <w:lang w:bidi="fa-IR"/>
-        </w:rPr>
-        <w:t>یک‌به‌یک</w:t>
-      </w:r>
-      <w:proofErr w:type="spellEnd"/>
-      <w:r>
-        <w:rPr>
-          <w:rFonts w:cs="B Nazanin"/>
-          <w:rtl/>
-          <w:lang w:bidi="fa-IR"/>
-        </w:rPr>
-        <w:t xml:space="preserve"> یا </w:t>
-      </w:r>
-      <w:proofErr w:type="spellStart"/>
-      <w:r>
-        <w:rPr>
-          <w:rFonts w:cs="B Nazanin"/>
-          <w:rtl/>
-          <w:lang w:bidi="fa-IR"/>
-        </w:rPr>
-        <w:t>چندبه‌یک</w:t>
-      </w:r>
-      <w:proofErr w:type="spellEnd"/>
-      <w:r>
-        <w:rPr>
-          <w:rFonts w:cs="B Nazanin"/>
-          <w:rtl/>
-          <w:lang w:bidi="fa-IR"/>
-        </w:rPr>
-        <w:t xml:space="preserve"> </w:t>
-      </w:r>
-      <w:r>
-        <w:rPr>
-          <w:rFonts w:cs="B Nazanin"/>
-          <w:lang w:bidi="fa-IR"/>
-        </w:rPr>
-        <w:t xml:space="preserve">Collection Navigation </w:t>
-      </w:r>
-      <w:proofErr w:type="spellStart"/>
-      <w:r>
-        <w:rPr>
-          <w:rFonts w:cs="B Nazanin"/>
-          <w:lang w:bidi="fa-IR"/>
-        </w:rPr>
-        <w:t>ICollection</w:t>
-      </w:r>
-      <w:proofErr w:type="spellEnd"/>
-      <w:r>
-        <w:rPr>
-          <w:rFonts w:cs="B Nazanin"/>
-          <w:lang w:bidi="fa-IR"/>
-        </w:rPr>
-        <w:t xml:space="preserve"> </w:t>
-      </w:r>
-      <w:proofErr w:type="spellStart"/>
-      <w:r>
-        <w:rPr>
-          <w:rFonts w:cs="B Nazanin"/>
-          <w:rtl/>
-          <w:lang w:bidi="fa-IR"/>
-        </w:rPr>
-        <w:t>یک‌به‌چند</w:t>
-      </w:r>
-      <w:proofErr w:type="spellEnd"/>
-      <w:r>
-        <w:rPr>
-          <w:rFonts w:cs="B Nazanin"/>
-          <w:rtl/>
-          <w:lang w:bidi="fa-IR"/>
-        </w:rPr>
-        <w:t xml:space="preserve"> یا </w:t>
-      </w:r>
-      <w:proofErr w:type="spellStart"/>
-      <w:r>
-        <w:rPr>
-          <w:rFonts w:cs="B Nazanin"/>
-          <w:rtl/>
-          <w:lang w:bidi="fa-IR"/>
-        </w:rPr>
-        <w:t>چندبه‌چند</w:t>
-      </w:r>
-      <w:proofErr w:type="spellEnd"/>
-      <w:r>
-        <w:rPr>
-          <w:rFonts w:cs="B Nazanin"/>
-          <w:rtl/>
-          <w:lang w:bidi="fa-IR"/>
-        </w:rPr>
-        <w:t xml:space="preserve"> </w:t>
-      </w:r>
-      <w:r>
-        <w:rPr>
-          <w:rFonts w:cs="B Nazanin"/>
-          <w:lang w:bidi="fa-IR"/>
-        </w:rPr>
-        <w:t xml:space="preserve">Skip Navigation </w:t>
-      </w:r>
-      <w:proofErr w:type="spellStart"/>
-      <w:r>
-        <w:rPr>
-          <w:rFonts w:cs="B Nazanin"/>
-          <w:lang w:bidi="fa-IR"/>
-        </w:rPr>
-        <w:t>ICollection</w:t>
-      </w:r>
-      <w:proofErr w:type="spellEnd"/>
-      <w:r>
-        <w:rPr>
-          <w:rFonts w:cs="B Nazanin"/>
-          <w:lang w:bidi="fa-IR"/>
-        </w:rPr>
-        <w:t xml:space="preserve"> (</w:t>
-      </w:r>
-      <w:r>
-        <w:rPr>
-          <w:rFonts w:cs="B Nazanin"/>
-          <w:rtl/>
-          <w:lang w:bidi="fa-IR"/>
-        </w:rPr>
-        <w:t>بدون کلاس واسط</w:t>
-      </w:r>
-      <w:r>
-        <w:rPr>
-          <w:rFonts w:cs="B Nazanin"/>
-          <w:lang w:bidi="fa-IR"/>
-        </w:rPr>
-        <w:t xml:space="preserve">) </w:t>
-      </w:r>
-      <w:proofErr w:type="spellStart"/>
-      <w:r>
-        <w:rPr>
-          <w:rFonts w:cs="B Nazanin"/>
-          <w:rtl/>
-          <w:lang w:bidi="fa-IR"/>
-        </w:rPr>
-        <w:t>چندبه‌چند</w:t>
-      </w:r>
-      <w:proofErr w:type="spellEnd"/>
-      <w:r>
-        <w:rPr>
-          <w:rFonts w:cs="B Nazanin"/>
-          <w:rtl/>
-          <w:lang w:bidi="fa-IR"/>
-        </w:rPr>
-        <w:t xml:space="preserve"> در</w:t>
-      </w:r>
-      <w:r>
-        <w:rPr>
-          <w:rFonts w:cs="B Nazanin"/>
-          <w:lang w:bidi="fa-IR"/>
-        </w:rPr>
-        <w:t xml:space="preserve"> EF Core 5+</w:t>
-      </w:r>
-    </w:p>
-    <w:p>
-      <w:pPr>
-        <w:bidi/>
-        <w:rPr>
-          <w:rFonts w:cs="B Nazanin"/>
-          <w:lang w:bidi="fa-IR"/>
-        </w:rPr>
-      </w:pPr>
-      <w:r>
-        <w:rPr>
-          <w:rFonts w:cs="B Nazanin"/>
-          <w:rtl/>
-          <w:lang w:bidi="fa-IR"/>
-        </w:rPr>
-        <w:t xml:space="preserve">یک نکته مهم </w:t>
-      </w:r>
-      <w:proofErr w:type="spellStart"/>
-      <w:r>
-        <w:rPr>
-          <w:rFonts w:cs="B Nazanin"/>
-          <w:rtl/>
-          <w:lang w:bidi="fa-IR"/>
-        </w:rPr>
-        <w:t>بعضی‌ها</w:t>
-      </w:r>
-      <w:proofErr w:type="spellEnd"/>
-      <w:r>
-        <w:rPr>
-          <w:rFonts w:cs="B Nazanin"/>
-          <w:rtl/>
-          <w:lang w:bidi="fa-IR"/>
-        </w:rPr>
-        <w:t xml:space="preserve"> فقط دو نوع اصلی</w:t>
-      </w:r>
-      <w:r>
-        <w:rPr>
-          <w:rFonts w:cs="B Nazanin"/>
-          <w:lang w:bidi="fa-IR"/>
-        </w:rPr>
-        <w:t xml:space="preserve"> Navigation Property </w:t>
-      </w:r>
-      <w:r>
-        <w:rPr>
-          <w:rFonts w:cs="B Nazanin"/>
-          <w:rtl/>
-          <w:lang w:bidi="fa-IR"/>
-        </w:rPr>
-        <w:t xml:space="preserve">را معرفی </w:t>
-      </w:r>
-      <w:proofErr w:type="spellStart"/>
-      <w:r>
-        <w:rPr>
-          <w:rFonts w:cs="B Nazanin"/>
-          <w:rtl/>
-          <w:lang w:bidi="fa-IR"/>
-        </w:rPr>
-        <w:t>می‌کنند</w:t>
-      </w:r>
-      <w:proofErr w:type="spellEnd"/>
-      <w:r>
-        <w:rPr>
-          <w:rFonts w:cs="B Nazanin"/>
-          <w:lang w:bidi="fa-IR"/>
-        </w:rPr>
-        <w:t>:</w:t>
-      </w:r>
-    </w:p>
-    <w:p>
-      <w:pPr>
-        <w:bidi/>
-        <w:rPr>
-          <w:rFonts w:cs="B Nazanin"/>
-          <w:lang w:bidi="fa-IR"/>
-        </w:rPr>
-      </w:pPr>
-      <w:r>
-        <w:rPr>
-          <w:rFonts w:cs="B Nazanin"/>
-          <w:lang w:bidi="fa-IR"/>
-        </w:rPr>
-        <w:t>Reference Navigation</w:t>
-      </w:r>
-    </w:p>
-    <w:p>
-      <w:pPr>
-        <w:bidi/>
-        <w:rPr>
-          <w:rFonts w:cs="B Nazanin"/>
-          <w:lang w:bidi="fa-IR"/>
-        </w:rPr>
-      </w:pPr>
-      <w:r>
-        <w:rPr>
-          <w:rFonts w:cs="B Nazanin"/>
-          <w:lang w:bidi="fa-IR"/>
-        </w:rPr>
-        <w:t>Collection Navigation</w:t>
-      </w:r>
-    </w:p>
-    <w:p>
-      <w:pPr>
-        <w:bidi/>
-        <w:rPr>
-          <w:rFonts w:cs="B Nazanin"/>
-          <w:lang w:bidi="fa-IR"/>
-        </w:rPr>
-      </w:pPr>
-      <w:r>
-        <w:rPr>
-          <w:rFonts w:cs="B Nazanin"/>
-          <w:rtl/>
-          <w:lang w:bidi="fa-IR"/>
-        </w:rPr>
-        <w:t>و</w:t>
-      </w:r>
-      <w:r>
-        <w:rPr>
-          <w:rFonts w:cs="B Nazanin"/>
-          <w:lang w:bidi="fa-IR"/>
-        </w:rPr>
-        <w:t xml:space="preserve"> Skip Navigation </w:t>
-      </w:r>
-      <w:r>
-        <w:rPr>
-          <w:rFonts w:cs="B Nazanin"/>
-          <w:rtl/>
-          <w:lang w:bidi="fa-IR"/>
-        </w:rPr>
-        <w:t>را در واقع یک حالت خاص از</w:t>
-      </w:r>
-      <w:r>
-        <w:rPr>
-          <w:rFonts w:cs="B Nazanin"/>
-          <w:lang w:bidi="fa-IR"/>
-        </w:rPr>
-        <w:t xml:space="preserve"> Collection Navigation </w:t>
-      </w:r>
-      <w:r>
-        <w:rPr>
-          <w:rFonts w:cs="B Nazanin"/>
-          <w:rtl/>
-          <w:lang w:bidi="fa-IR"/>
-        </w:rPr>
-        <w:t xml:space="preserve">برای </w:t>
-      </w:r>
-      <w:proofErr w:type="spellStart"/>
-      <w:r>
-        <w:rPr>
-          <w:rFonts w:cs="B Nazanin"/>
-          <w:rtl/>
-          <w:lang w:bidi="fa-IR"/>
-        </w:rPr>
-        <w:t>رابطه‌ی</w:t>
-      </w:r>
-      <w:proofErr w:type="spellEnd"/>
-      <w:r>
-        <w:rPr>
-          <w:rFonts w:cs="B Nazanin"/>
-          <w:rtl/>
-          <w:lang w:bidi="fa-IR"/>
-        </w:rPr>
-        <w:t xml:space="preserve"> </w:t>
-      </w:r>
-      <w:proofErr w:type="spellStart"/>
-      <w:r>
-        <w:rPr>
-          <w:rFonts w:cs="B Nazanin"/>
-          <w:rtl/>
-          <w:lang w:bidi="fa-IR"/>
-        </w:rPr>
-        <w:t>چندبه‌چند</w:t>
-      </w:r>
-      <w:proofErr w:type="spellEnd"/>
-      <w:r>
-        <w:rPr>
-          <w:rFonts w:cs="B Nazanin"/>
-          <w:rtl/>
-          <w:lang w:bidi="fa-IR"/>
-        </w:rPr>
-        <w:t xml:space="preserve"> </w:t>
-      </w:r>
-      <w:proofErr w:type="spellStart"/>
-      <w:r>
-        <w:rPr>
-          <w:rFonts w:cs="B Nazanin"/>
-          <w:rtl/>
-          <w:lang w:bidi="fa-IR"/>
-        </w:rPr>
-        <w:t>می‌دانند</w:t>
-      </w:r>
-      <w:proofErr w:type="spellEnd"/>
-      <w:r>
-        <w:rPr>
-          <w:rFonts w:cs="B Nazanin"/>
-          <w:rtl/>
-          <w:lang w:bidi="fa-IR"/>
-        </w:rPr>
-        <w:t>. بنابراین اگر در مصاحبه یا مستندات گفته شد</w:t>
-      </w:r>
-      <w:r>
-        <w:rPr>
-          <w:rFonts w:cs="B Nazanin"/>
-          <w:lang w:bidi="fa-IR"/>
-        </w:rPr>
-        <w:t xml:space="preserve"> «Navigation Property </w:t>
-      </w:r>
-      <w:r>
-        <w:rPr>
-          <w:rFonts w:cs="B Nazanin"/>
-          <w:rtl/>
-          <w:lang w:bidi="fa-IR"/>
-        </w:rPr>
-        <w:t>دو نوع دارد»، منظور همین دو نوع اصلی است و</w:t>
-      </w:r>
-      <w:r>
-        <w:rPr>
-          <w:rFonts w:cs="B Nazanin"/>
-          <w:lang w:bidi="fa-IR"/>
-        </w:rPr>
-        <w:t xml:space="preserve"> Skip Navigation </w:t>
-      </w:r>
-      <w:r>
-        <w:rPr>
-          <w:rFonts w:cs="B Nazanin"/>
-          <w:rtl/>
-          <w:lang w:bidi="fa-IR"/>
-        </w:rPr>
-        <w:t xml:space="preserve">را </w:t>
-      </w:r>
-      <w:proofErr w:type="spellStart"/>
-      <w:r>
-        <w:rPr>
-          <w:rFonts w:cs="B Nazanin"/>
-          <w:rtl/>
-          <w:lang w:bidi="fa-IR"/>
-        </w:rPr>
-        <w:t>به‌عنوان</w:t>
-      </w:r>
-      <w:proofErr w:type="spellEnd"/>
-      <w:r>
-        <w:rPr>
-          <w:rFonts w:cs="B Nazanin"/>
-          <w:rtl/>
-          <w:lang w:bidi="fa-IR"/>
-        </w:rPr>
-        <w:t xml:space="preserve"> قابلیت </w:t>
-      </w:r>
-      <w:proofErr w:type="spellStart"/>
-      <w:r>
-        <w:rPr>
-          <w:rFonts w:cs="B Nazanin"/>
-          <w:rtl/>
-          <w:lang w:bidi="fa-IR"/>
-        </w:rPr>
-        <w:t>ویژه‌ی</w:t>
-      </w:r>
-      <w:proofErr w:type="spellEnd"/>
-      <w:r>
-        <w:rPr>
-          <w:rFonts w:cs="B Nazanin"/>
-          <w:lang w:bidi="fa-IR"/>
-        </w:rPr>
-        <w:t xml:space="preserve"> EF Core </w:t>
-      </w:r>
-      <w:r>
-        <w:rPr>
-          <w:rFonts w:cs="B Nazanin"/>
-          <w:rtl/>
-          <w:lang w:bidi="fa-IR"/>
-        </w:rPr>
         <w:t>برای</w:t>
       </w:r>
       <w:r>
@@ -6168,18 +4396,8 @@
           <w:rtl/>
           <w:lang w:bidi="fa-IR"/>
         </w:rPr>
-        <w:t xml:space="preserve">در نظر </w:t>
-      </w:r>
-      <w:proofErr w:type="spellStart"/>
-      <w:r>
-        <w:rPr>
-          <w:rFonts w:cs="B Nazanin"/>
-          <w:rtl/>
-          <w:lang w:bidi="fa-IR"/>
-        </w:rPr>
-        <w:t>می‌گیرند</w:t>
-      </w:r>
-      <w:proofErr w:type="spellEnd"/>
+        <w:t>در نظر می‌گیرند</w:t>
+      </w:r>
       <w:r>
         <w:rPr>
           <w:rFonts w:cs="B Nazanin"/>
@@ -6323,73 +4541,208 @@
           <w:rFonts w:cs="B Nazanin"/>
           <w:lang w:bidi="fa-IR"/>
         </w:rPr>
-        <w:t xml:space="preserve">public class Student </w:t>
-      </w:r>
-      <w:proofErr w:type="gramStart"/>
-      <w:r>
-        <w:rPr>
-          <w:rFonts w:cs="B Nazanin"/>
-          <w:lang w:bidi="fa-IR"/>
-        </w:rPr>
-        <w:t>{ public</w:t>
-      </w:r>
-      <w:proofErr w:type="gramEnd"/>
-      <w:r>
-        <w:rPr>
-          <w:rFonts w:cs="B Nazanin"/>
-          <w:lang w:bidi="fa-IR"/>
-        </w:rPr>
-        <w:t xml:space="preserve"> int Id { get; set; }</w:t>
-      </w:r>
-    </w:p>
-    <w:p>
-      <w:pPr>
-        <w:bidi/>
-        <w:rPr>
-          <w:rFonts w:cs="B Nazanin"/>
-          <w:lang w:bidi="fa-IR"/>
-        </w:rPr>
-      </w:pPr>
-      <w:r>
-        <w:rPr>
-          <w:rFonts w:cs="B Nazanin"/>
-          <w:lang w:bidi="fa-IR"/>
-        </w:rPr>
-        <w:t xml:space="preserve">public </w:t>
-      </w:r>
-      <w:proofErr w:type="spellStart"/>
-      <w:r>
-        <w:rPr>
-          <w:rFonts w:cs="B Nazanin"/>
-          <w:lang w:bidi="fa-IR"/>
-        </w:rPr>
-        <w:t>ICollection</w:t>
-      </w:r>
-      <w:proofErr w:type="spellEnd"/>
-      <w:r>
-        <w:rPr>
-          <w:rFonts w:cs="B Nazanin"/>
-          <w:lang w:bidi="fa-IR"/>
-        </w:rPr>
-        <w:t>&lt;</w:t>
-      </w:r>
-      <w:proofErr w:type="spellStart"/>
-      <w:r>
-        <w:rPr>
-          <w:rFonts w:cs="B Nazanin"/>
-          <w:lang w:bidi="fa-IR"/>
-        </w:rPr>
-        <w:t>StudentCourse</w:t>
-      </w:r>
-      <w:proofErr w:type="spellEnd"/>
-      <w:r>
-        <w:rPr>
-          <w:rFonts w:cs="B Nazanin"/>
-          <w:lang w:bidi="fa-IR"/>
-        </w:rPr>
-        <w:t xml:space="preserve">&gt; </w:t>
-      </w:r>
-      <w:proofErr w:type="spellStart"/>
+        <w:t>public class Student { public int Id { get; set; }</w:t>
+      </w:r>
+    </w:p>
+    <w:p>
+      <w:pPr>
+        <w:bidi/>
+        <w:rPr>
+          <w:rFonts w:cs="B Nazanin"/>
+          <w:lang w:bidi="fa-IR"/>
+        </w:rPr>
+      </w:pPr>
+      <w:r>
+        <w:rPr>
+          <w:rFonts w:cs="B Nazanin"/>
+          <w:lang w:bidi="fa-IR"/>
+        </w:rPr>
+        <w:t>public ICollection&lt;StudentCourse&gt; StudentCourses { get; set; }</w:t>
+      </w:r>
+    </w:p>
+    <w:p>
+      <w:pPr>
+        <w:bidi/>
+        <w:rPr>
+          <w:rFonts w:cs="B Nazanin"/>
+          <w:lang w:bidi="fa-IR"/>
+        </w:rPr>
+      </w:pPr>
+      <w:r>
+        <w:rPr>
+          <w:rFonts w:cs="B Nazanin"/>
+          <w:lang w:bidi="fa-IR"/>
+        </w:rPr>
+        <w:t>} C#</w:t>
+      </w:r>
+    </w:p>
+    <w:p>
+      <w:pPr>
+        <w:bidi/>
+        <w:rPr>
+          <w:rFonts w:cs="B Nazanin"/>
+          <w:lang w:bidi="fa-IR"/>
+        </w:rPr>
+      </w:pPr>
+      <w:r>
+        <w:rPr>
+          <w:rFonts w:cs="B Nazanin"/>
+          <w:lang w:bidi="fa-IR"/>
+        </w:rPr>
+        <w:t>public class Course { public int Id { get; set; }</w:t>
+      </w:r>
+    </w:p>
+    <w:p>
+      <w:pPr>
+        <w:bidi/>
+        <w:rPr>
+          <w:rFonts w:cs="B Nazanin"/>
+          <w:lang w:bidi="fa-IR"/>
+        </w:rPr>
+      </w:pPr>
+      <w:r>
+        <w:rPr>
+          <w:rFonts w:cs="B Nazanin"/>
+          <w:lang w:bidi="fa-IR"/>
+        </w:rPr>
+        <w:t>public ICollection&lt;StudentCourse&gt; StudentCourses { get; set; }</w:t>
+      </w:r>
+    </w:p>
+    <w:p>
+      <w:pPr>
+        <w:bidi/>
+        <w:rPr>
+          <w:rFonts w:cs="B Nazanin"/>
+          <w:lang w:bidi="fa-IR"/>
+        </w:rPr>
+      </w:pPr>
+      <w:r>
+        <w:rPr>
+          <w:rFonts w:cs="B Nazanin"/>
+          <w:lang w:bidi="fa-IR"/>
+        </w:rPr>
+        <w:t>} C#</w:t>
+      </w:r>
+    </w:p>
+    <w:p>
+      <w:pPr>
+        <w:bidi/>
+        <w:rPr>
+          <w:rFonts w:cs="B Nazanin"/>
+          <w:lang w:bidi="fa-IR"/>
+        </w:rPr>
+      </w:pPr>
+      <w:r>
+        <w:rPr>
+          <w:rFonts w:cs="B Nazanin"/>
+          <w:lang w:bidi="fa-IR"/>
+        </w:rPr>
+        <w:t>public class StudentCourse { public int StudentId { get; set; } public Student Student { get; set; }</w:t>
+      </w:r>
+    </w:p>
+    <w:p>
+      <w:pPr>
+        <w:bidi/>
+        <w:rPr>
+          <w:rFonts w:cs="B Nazanin"/>
+          <w:lang w:bidi="fa-IR"/>
+        </w:rPr>
+      </w:pPr>
+      <w:r>
+        <w:rPr>
+          <w:rFonts w:cs="B Nazanin"/>
+          <w:lang w:bidi="fa-IR"/>
+        </w:rPr>
+        <w:t>public int CourseId { get; set; }</w:t>
+      </w:r>
+    </w:p>
+    <w:p>
+      <w:pPr>
+        <w:bidi/>
+        <w:rPr>
+          <w:rFonts w:cs="B Nazanin"/>
+          <w:lang w:bidi="fa-IR"/>
+        </w:rPr>
+      </w:pPr>
+      <w:r>
+        <w:rPr>
+          <w:rFonts w:cs="B Nazanin"/>
+          <w:lang w:bidi="fa-IR"/>
+        </w:rPr>
+        <w:t>public Course Course { get; set; }</w:t>
+      </w:r>
+    </w:p>
+    <w:p>
+      <w:pPr>
+        <w:bidi/>
+        <w:rPr>
+          <w:rFonts w:cs="B Nazanin"/>
+          <w:lang w:bidi="fa-IR"/>
+        </w:rPr>
+      </w:pPr>
+      <w:r>
+        <w:rPr>
+          <w:rFonts w:cs="B Nazanin"/>
+          <w:lang w:bidi="fa-IR"/>
+        </w:rPr>
+        <w:t xml:space="preserve">} </w:t>
+      </w:r>
+      <w:r>
+        <w:rPr>
+          <w:rFonts w:cs="B Nazanin"/>
+          <w:rtl/>
+          <w:lang w:bidi="fa-IR"/>
+        </w:rPr>
+        <w:t>در دیتابیس هم سه جدول داشتی</w:t>
+      </w:r>
+      <w:r>
+        <w:rPr>
+          <w:rFonts w:cs="B Nazanin"/>
+          <w:lang w:bidi="fa-IR"/>
+        </w:rPr>
+        <w:t>:</w:t>
+      </w:r>
+    </w:p>
+    <w:p>
+      <w:pPr>
+        <w:bidi/>
+        <w:rPr>
+          <w:rFonts w:cs="B Nazanin"/>
+          <w:lang w:bidi="fa-IR"/>
+        </w:rPr>
+      </w:pPr>
+      <w:r>
+        <w:rPr>
+          <w:rFonts w:cs="B Nazanin"/>
+          <w:lang w:bidi="fa-IR"/>
+        </w:rPr>
+        <w:t>Students</w:t>
+      </w:r>
+    </w:p>
+    <w:p>
+      <w:pPr>
+        <w:bidi/>
+        <w:rPr>
+          <w:rFonts w:cs="B Nazanin"/>
+          <w:lang w:bidi="fa-IR"/>
+        </w:rPr>
+      </w:pPr>
+      <w:r>
+        <w:rPr>
+          <w:rFonts w:cs="B Nazanin"/>
+          <w:lang w:bidi="fa-IR"/>
+        </w:rPr>
+        <w:t>Courses</w:t>
+      </w:r>
+    </w:p>
+    <w:p>
+      <w:pPr>
+        <w:bidi/>
+        <w:rPr>
+          <w:rFonts w:cs="B Nazanin"/>
+          <w:lang w:bidi="fa-IR"/>
+        </w:rPr>
+      </w:pPr>
       <w:r>
         <w:rPr>
           <w:rFonts w:cs="B Nazanin"/>
@@ -6397,29 +4750,92 @@
         </w:rPr>
         <w:t>StudentCourses</w:t>
       </w:r>
-      <w:proofErr w:type="spellEnd"/>
-      <w:r>
-        <w:rPr>
-          <w:rFonts w:cs="B Nazanin"/>
-          <w:lang w:bidi="fa-IR"/>
-        </w:rPr>
-        <w:t xml:space="preserve"> </w:t>
-      </w:r>
-      <w:proofErr w:type="gramStart"/>
-      <w:r>
-        <w:rPr>
-          <w:rFonts w:cs="B Nazanin"/>
-          <w:lang w:bidi="fa-IR"/>
-        </w:rPr>
-        <w:t>{ get</w:t>
-      </w:r>
-      <w:proofErr w:type="gramEnd"/>
-      <w:r>
-        <w:rPr>
-          <w:rFonts w:cs="B Nazanin"/>
-          <w:lang w:bidi="fa-IR"/>
-        </w:rPr>
-        <w:t>; set; }</w:t>
+    </w:p>
+    <w:p>
+      <w:pPr>
+        <w:bidi/>
+        <w:rPr>
+          <w:rFonts w:cs="B Nazanin"/>
+          <w:lang w:bidi="fa-IR"/>
+        </w:rPr>
+      </w:pPr>
+      <w:r>
+        <w:rPr>
+          <w:rFonts w:cs="B Nazanin"/>
+          <w:rtl/>
+          <w:lang w:bidi="fa-IR"/>
+        </w:rPr>
+        <w:t>اما از</w:t>
+      </w:r>
+      <w:r>
+        <w:rPr>
+          <w:rFonts w:cs="B Nazanin"/>
+          <w:lang w:bidi="fa-IR"/>
+        </w:rPr>
+        <w:t xml:space="preserve"> EF Core 5 </w:t>
+      </w:r>
+      <w:r>
+        <w:rPr>
+          <w:rFonts w:cs="B Nazanin"/>
+          <w:rtl/>
+          <w:lang w:bidi="fa-IR"/>
+        </w:rPr>
+        <w:t>به بعد فقط این را می‌نویسی</w:t>
+      </w:r>
+      <w:r>
+        <w:rPr>
+          <w:rFonts w:cs="B Nazanin"/>
+          <w:lang w:bidi="fa-IR"/>
+        </w:rPr>
+        <w:t>:</w:t>
+      </w:r>
+    </w:p>
+    <w:p>
+      <w:pPr>
+        <w:bidi/>
+        <w:rPr>
+          <w:rFonts w:cs="B Nazanin"/>
+          <w:lang w:bidi="fa-IR"/>
+        </w:rPr>
+      </w:pPr>
+      <w:r>
+        <w:rPr>
+          <w:rFonts w:cs="B Nazanin"/>
+          <w:lang w:bidi="fa-IR"/>
+        </w:rPr>
+        <w:t>C#</w:t>
+      </w:r>
+    </w:p>
+    <w:p>
+      <w:pPr>
+        <w:bidi/>
+        <w:rPr>
+          <w:rFonts w:cs="B Nazanin"/>
+          <w:lang w:bidi="fa-IR"/>
+        </w:rPr>
+      </w:pPr>
+      <w:r>
+        <w:rPr>
+          <w:rFonts w:cs="B Nazanin"/>
+          <w:lang w:bidi="fa-IR"/>
+        </w:rPr>
+        <w:t>public class Student { public int Id { get; set; }</w:t>
+      </w:r>
+    </w:p>
+    <w:p>
+      <w:pPr>
+        <w:bidi/>
+        <w:rPr>
+          <w:rFonts w:cs="B Nazanin"/>
+          <w:lang w:bidi="fa-IR"/>
+        </w:rPr>
+      </w:pPr>
+      <w:r>
+        <w:rPr>
+          <w:rFonts w:cs="B Nazanin"/>
+          <w:lang w:bidi="fa-IR"/>
+        </w:rPr>
+        <w:t>public ICollection&lt;Course&gt; Courses { get; set; }</w:t>
       </w:r>
     </w:p>
     <w:p>
@@ -6451,295 +4867,23 @@
           <w:rFonts w:cs="B Nazanin"/>
           <w:lang w:bidi="fa-IR"/>
         </w:rPr>
-        <w:t xml:space="preserve">public class Course </w:t>
-      </w:r>
-      <w:proofErr w:type="gramStart"/>
-      <w:r>
-        <w:rPr>
-          <w:rFonts w:cs="B Nazanin"/>
-          <w:lang w:bidi="fa-IR"/>
-        </w:rPr>
-        <w:t>{ public</w:t>
-      </w:r>
-      <w:proofErr w:type="gramEnd"/>
-      <w:r>
-        <w:rPr>
-          <w:rFonts w:cs="B Nazanin"/>
-          <w:lang w:bidi="fa-IR"/>
-        </w:rPr>
-        <w:t xml:space="preserve"> int Id { get; set; }</w:t>
-      </w:r>
-    </w:p>
-    <w:p>
-      <w:pPr>
-        <w:bidi/>
-        <w:rPr>
-          <w:rFonts w:cs="B Nazanin"/>
-          <w:lang w:bidi="fa-IR"/>
-        </w:rPr>
-      </w:pPr>
-      <w:r>
-        <w:rPr>
-          <w:rFonts w:cs="B Nazanin"/>
-          <w:lang w:bidi="fa-IR"/>
-        </w:rPr>
-        <w:t xml:space="preserve">public </w:t>
-      </w:r>
-      <w:proofErr w:type="spellStart"/>
-      <w:r>
-        <w:rPr>
-          <w:rFonts w:cs="B Nazanin"/>
-          <w:lang w:bidi="fa-IR"/>
-        </w:rPr>
-        <w:t>ICollection</w:t>
-      </w:r>
-      <w:proofErr w:type="spellEnd"/>
-      <w:r>
-        <w:rPr>
-          <w:rFonts w:cs="B Nazanin"/>
-          <w:lang w:bidi="fa-IR"/>
-        </w:rPr>
-        <w:t>&lt;</w:t>
-      </w:r>
-      <w:proofErr w:type="spellStart"/>
-      <w:r>
-        <w:rPr>
-          <w:rFonts w:cs="B Nazanin"/>
-          <w:lang w:bidi="fa-IR"/>
-        </w:rPr>
-        <w:t>StudentCourse</w:t>
-      </w:r>
-      <w:proofErr w:type="spellEnd"/>
-      <w:r>
-        <w:rPr>
-          <w:rFonts w:cs="B Nazanin"/>
-          <w:lang w:bidi="fa-IR"/>
-        </w:rPr>
-        <w:t xml:space="preserve">&gt; </w:t>
-      </w:r>
-      <w:proofErr w:type="spellStart"/>
-      <w:r>
-        <w:rPr>
-          <w:rFonts w:cs="B Nazanin"/>
-          <w:lang w:bidi="fa-IR"/>
-        </w:rPr>
-        <w:t>StudentCourses</w:t>
-      </w:r>
-      <w:proofErr w:type="spellEnd"/>
-      <w:r>
-        <w:rPr>
-          <w:rFonts w:cs="B Nazanin"/>
-          <w:lang w:bidi="fa-IR"/>
-        </w:rPr>
-        <w:t xml:space="preserve"> </w:t>
-      </w:r>
-      <w:proofErr w:type="gramStart"/>
-      <w:r>
-        <w:rPr>
-          <w:rFonts w:cs="B Nazanin"/>
-          <w:lang w:bidi="fa-IR"/>
-        </w:rPr>
-        <w:t>{ get</w:t>
-      </w:r>
-      <w:proofErr w:type="gramEnd"/>
-      <w:r>
-        <w:rPr>
-          <w:rFonts w:cs="B Nazanin"/>
-          <w:lang w:bidi="fa-IR"/>
-        </w:rPr>
-        <w:t>; set; }</w:t>
-      </w:r>
-    </w:p>
-    <w:p>
-      <w:pPr>
-        <w:bidi/>
-        <w:rPr>
-          <w:rFonts w:cs="B Nazanin"/>
-          <w:lang w:bidi="fa-IR"/>
-        </w:rPr>
-      </w:pPr>
-      <w:r>
-        <w:rPr>
-          <w:rFonts w:cs="B Nazanin"/>
-          <w:lang w:bidi="fa-IR"/>
-        </w:rPr>
-        <w:t>} C#</w:t>
-      </w:r>
-    </w:p>
-    <w:p>
-      <w:pPr>
-        <w:bidi/>
-        <w:rPr>
-          <w:rFonts w:cs="B Nazanin"/>
-          <w:lang w:bidi="fa-IR"/>
-        </w:rPr>
-      </w:pPr>
-      <w:r>
-        <w:rPr>
-          <w:rFonts w:cs="B Nazanin"/>
-          <w:lang w:bidi="fa-IR"/>
-        </w:rPr>
-        <w:t xml:space="preserve">public class </w:t>
-      </w:r>
-      <w:proofErr w:type="spellStart"/>
-      <w:r>
-        <w:rPr>
-          <w:rFonts w:cs="B Nazanin"/>
-          <w:lang w:bidi="fa-IR"/>
-        </w:rPr>
-        <w:t>StudentCourse</w:t>
-      </w:r>
-      <w:proofErr w:type="spellEnd"/>
-      <w:r>
-        <w:rPr>
-          <w:rFonts w:cs="B Nazanin"/>
-          <w:lang w:bidi="fa-IR"/>
-        </w:rPr>
-        <w:t xml:space="preserve"> </w:t>
-      </w:r>
-      <w:proofErr w:type="gramStart"/>
-      <w:r>
-        <w:rPr>
-          <w:rFonts w:cs="B Nazanin"/>
-          <w:lang w:bidi="fa-IR"/>
-        </w:rPr>
-        <w:t>{ public</w:t>
-      </w:r>
-      <w:proofErr w:type="gramEnd"/>
-      <w:r>
-        <w:rPr>
-          <w:rFonts w:cs="B Nazanin"/>
-          <w:lang w:bidi="fa-IR"/>
-        </w:rPr>
-        <w:t xml:space="preserve"> int </w:t>
-      </w:r>
-      <w:proofErr w:type="spellStart"/>
-      <w:r>
-        <w:rPr>
-          <w:rFonts w:cs="B Nazanin"/>
-          <w:lang w:bidi="fa-IR"/>
-        </w:rPr>
-        <w:t>StudentId</w:t>
-      </w:r>
-      <w:proofErr w:type="spellEnd"/>
-      <w:r>
-        <w:rPr>
-          <w:rFonts w:cs="B Nazanin"/>
-          <w:lang w:bidi="fa-IR"/>
-        </w:rPr>
-        <w:t xml:space="preserve"> { get; set; } public Student </w:t>
-      </w:r>
-      <w:proofErr w:type="spellStart"/>
-      <w:r>
-        <w:rPr>
-          <w:rFonts w:cs="B Nazanin"/>
-          <w:lang w:bidi="fa-IR"/>
-        </w:rPr>
-        <w:t>Student</w:t>
-      </w:r>
-      <w:proofErr w:type="spellEnd"/>
-      <w:r>
-        <w:rPr>
-          <w:rFonts w:cs="B Nazanin"/>
-          <w:lang w:bidi="fa-IR"/>
-        </w:rPr>
-        <w:t xml:space="preserve"> { get; set; }</w:t>
-      </w:r>
-    </w:p>
-    <w:p>
-      <w:pPr>
-        <w:bidi/>
-        <w:rPr>
-          <w:rFonts w:cs="B Nazanin"/>
-          <w:lang w:bidi="fa-IR"/>
-        </w:rPr>
-      </w:pPr>
-      <w:r>
-        <w:rPr>
-          <w:rFonts w:cs="B Nazanin"/>
-          <w:lang w:bidi="fa-IR"/>
-        </w:rPr>
-        <w:t xml:space="preserve">public int </w:t>
-      </w:r>
-      <w:proofErr w:type="spellStart"/>
-      <w:r>
-        <w:rPr>
-          <w:rFonts w:cs="B Nazanin"/>
-          <w:lang w:bidi="fa-IR"/>
-        </w:rPr>
-        <w:t>CourseId</w:t>
-      </w:r>
-      <w:proofErr w:type="spellEnd"/>
-      <w:r>
-        <w:rPr>
-          <w:rFonts w:cs="B Nazanin"/>
-          <w:lang w:bidi="fa-IR"/>
-        </w:rPr>
-        <w:t xml:space="preserve"> </w:t>
-      </w:r>
-      <w:proofErr w:type="gramStart"/>
-      <w:r>
-        <w:rPr>
-          <w:rFonts w:cs="B Nazanin"/>
-          <w:lang w:bidi="fa-IR"/>
-        </w:rPr>
-        <w:t>{ get</w:t>
-      </w:r>
-      <w:proofErr w:type="gramEnd"/>
-      <w:r>
-        <w:rPr>
-          <w:rFonts w:cs="B Nazanin"/>
-          <w:lang w:bidi="fa-IR"/>
-        </w:rPr>
-        <w:t>; set; }</w:t>
-      </w:r>
-    </w:p>
-    <w:p>
-      <w:pPr>
-        <w:bidi/>
-        <w:rPr>
-          <w:rFonts w:cs="B Nazanin"/>
-          <w:lang w:bidi="fa-IR"/>
-        </w:rPr>
-      </w:pPr>
-      <w:r>
-        <w:rPr>
-          <w:rFonts w:cs="B Nazanin"/>
-          <w:lang w:bidi="fa-IR"/>
-        </w:rPr>
-        <w:t xml:space="preserve">public Course </w:t>
-      </w:r>
-      <w:proofErr w:type="spellStart"/>
-      <w:r>
-        <w:rPr>
-          <w:rFonts w:cs="B Nazanin"/>
-          <w:lang w:bidi="fa-IR"/>
-        </w:rPr>
-        <w:t>Course</w:t>
-      </w:r>
-      <w:proofErr w:type="spellEnd"/>
-      <w:r>
-        <w:rPr>
-          <w:rFonts w:cs="B Nazanin"/>
-          <w:lang w:bidi="fa-IR"/>
-        </w:rPr>
-        <w:t xml:space="preserve"> </w:t>
-      </w:r>
-      <w:proofErr w:type="gramStart"/>
-      <w:r>
-        <w:rPr>
-          <w:rFonts w:cs="B Nazanin"/>
-          <w:lang w:bidi="fa-IR"/>
-        </w:rPr>
-        <w:t>{ get</w:t>
-      </w:r>
-      <w:proofErr w:type="gramEnd"/>
-      <w:r>
-        <w:rPr>
-          <w:rFonts w:cs="B Nazanin"/>
-          <w:lang w:bidi="fa-IR"/>
-        </w:rPr>
-        <w:t>; set; }</w:t>
+        <w:t>public class Course { public int Id { get; set; }</w:t>
+      </w:r>
+    </w:p>
+    <w:p>
+      <w:pPr>
+        <w:bidi/>
+        <w:rPr>
+          <w:rFonts w:cs="B Nazanin"/>
+          <w:lang w:bidi="fa-IR"/>
+        </w:rPr>
+      </w:pPr>
+      <w:r>
+        <w:rPr>
+          <w:rFonts w:cs="B Nazanin"/>
+          <w:lang w:bidi="fa-IR"/>
+        </w:rPr>
+        <w:t>public ICollection&lt;Student&gt; Students { get; set; }</w:t>
       </w:r>
     </w:p>
     <w:p>
@@ -6763,25 +4907,76 @@
           <w:rtl/>
           <w:lang w:bidi="fa-IR"/>
         </w:rPr>
-        <w:t xml:space="preserve">در </w:t>
-      </w:r>
-      <w:proofErr w:type="spellStart"/>
-      <w:r>
-        <w:rPr>
-          <w:rFonts w:cs="B Nazanin"/>
-          <w:rtl/>
-          <w:lang w:bidi="fa-IR"/>
-        </w:rPr>
-        <w:t>دیتابیس</w:t>
-      </w:r>
-      <w:proofErr w:type="spellEnd"/>
-      <w:r>
-        <w:rPr>
-          <w:rFonts w:cs="B Nazanin"/>
-          <w:rtl/>
-          <w:lang w:bidi="fa-IR"/>
-        </w:rPr>
-        <w:t xml:space="preserve"> هم سه جدول داشتی</w:t>
+        <w:t>دیگر کلاس</w:t>
+      </w:r>
+      <w:r>
+        <w:rPr>
+          <w:rFonts w:cs="B Nazanin"/>
+          <w:lang w:bidi="fa-IR"/>
+        </w:rPr>
+        <w:t xml:space="preserve"> StudentCourse </w:t>
+      </w:r>
+      <w:r>
+        <w:rPr>
+          <w:rFonts w:cs="B Nazanin"/>
+          <w:rtl/>
+          <w:lang w:bidi="fa-IR"/>
+        </w:rPr>
+        <w:t>را نمی‌نویسی</w:t>
+      </w:r>
+      <w:r>
+        <w:rPr>
+          <w:rFonts w:cs="B Nazanin"/>
+          <w:lang w:bidi="fa-IR"/>
+        </w:rPr>
+        <w:t>.</w:t>
+      </w:r>
+    </w:p>
+    <w:p>
+      <w:pPr>
+        <w:bidi/>
+        <w:rPr>
+          <w:rFonts w:cs="B Nazanin"/>
+          <w:lang w:bidi="fa-IR"/>
+        </w:rPr>
+      </w:pPr>
+      <w:r>
+        <w:rPr>
+          <w:rFonts w:cs="B Nazanin"/>
+          <w:rtl/>
+          <w:lang w:bidi="fa-IR"/>
+        </w:rPr>
+        <w:t>وقتی</w:t>
+      </w:r>
+      <w:r>
+        <w:rPr>
+          <w:rFonts w:cs="B Nazanin"/>
+          <w:lang w:bidi="fa-IR"/>
+        </w:rPr>
+        <w:t xml:space="preserve"> Migration </w:t>
+      </w:r>
+      <w:r>
+        <w:rPr>
+          <w:rFonts w:cs="B Nazanin"/>
+          <w:rtl/>
+          <w:lang w:bidi="fa-IR"/>
+        </w:rPr>
+        <w:t xml:space="preserve">بگیری، </w:t>
+      </w:r>
+      <w:r>
+        <w:rPr>
+          <w:rFonts w:cs="B Nazanin"/>
+          <w:lang w:bidi="fa-IR"/>
+        </w:rPr>
+        <w:t xml:space="preserve">EF </w:t>
+      </w:r>
+      <w:r>
+        <w:rPr>
+          <w:rFonts w:cs="B Nazanin"/>
+          <w:rtl/>
+          <w:lang w:bidi="fa-IR"/>
+        </w:rPr>
+        <w:t>خودش این جدول را در دیتابیس می‌سازد</w:t>
       </w:r>
       <w:r>
         <w:rPr>
@@ -6820,6 +5015,22 @@
           <w:rFonts w:cs="B Nazanin"/>
           <w:lang w:bidi="fa-IR"/>
         </w:rPr>
+        <w:t>Id</w:t>
+      </w:r>
+    </w:p>
+    <w:p>
+      <w:pPr>
+        <w:bidi/>
+        <w:rPr>
+          <w:rFonts w:cs="B Nazanin"/>
+          <w:lang w:bidi="fa-IR"/>
+        </w:rPr>
+      </w:pPr>
+      <w:r>
+        <w:rPr>
+          <w:rFonts w:cs="B Nazanin"/>
+          <w:lang w:bidi="fa-IR"/>
+        </w:rPr>
         <w:t>Courses</w:t>
       </w:r>
     </w:p>
@@ -6831,435 +5042,6 @@
           <w:lang w:bidi="fa-IR"/>
         </w:rPr>
       </w:pPr>
-      <w:proofErr w:type="spellStart"/>
-      <w:r>
-        <w:rPr>
-          <w:rFonts w:cs="B Nazanin"/>
-          <w:lang w:bidi="fa-IR"/>
-        </w:rPr>
-        <w:t>StudentCourses</w:t>
-      </w:r>
-      <w:proofErr w:type="spellEnd"/>
-    </w:p>
-    <w:p>
-      <w:pPr>
-        <w:bidi/>
-        <w:rPr>
-          <w:rFonts w:cs="B Nazanin"/>
-          <w:lang w:bidi="fa-IR"/>
-        </w:rPr>
-      </w:pPr>
-      <w:r>
-        <w:rPr>
-          <w:rFonts w:cs="B Nazanin"/>
-          <w:rtl/>
-          <w:lang w:bidi="fa-IR"/>
-        </w:rPr>
-        <w:t>اما از</w:t>
-      </w:r>
-      <w:r>
-        <w:rPr>
-          <w:rFonts w:cs="B Nazanin"/>
-          <w:lang w:bidi="fa-IR"/>
-        </w:rPr>
-        <w:t xml:space="preserve"> EF Core 5 </w:t>
-      </w:r>
-      <w:r>
-        <w:rPr>
-          <w:rFonts w:cs="B Nazanin"/>
-          <w:rtl/>
-          <w:lang w:bidi="fa-IR"/>
-        </w:rPr>
-        <w:t xml:space="preserve">به بعد فقط این را </w:t>
-      </w:r>
-      <w:proofErr w:type="spellStart"/>
-      <w:r>
-        <w:rPr>
-          <w:rFonts w:cs="B Nazanin"/>
-          <w:rtl/>
-          <w:lang w:bidi="fa-IR"/>
-        </w:rPr>
-        <w:t>می‌نویسی</w:t>
-      </w:r>
-      <w:proofErr w:type="spellEnd"/>
-      <w:r>
-        <w:rPr>
-          <w:rFonts w:cs="B Nazanin"/>
-          <w:lang w:bidi="fa-IR"/>
-        </w:rPr>
-        <w:t>:</w:t>
-      </w:r>
-    </w:p>
-    <w:p>
-      <w:pPr>
-        <w:bidi/>
-        <w:rPr>
-          <w:rFonts w:cs="B Nazanin"/>
-          <w:lang w:bidi="fa-IR"/>
-        </w:rPr>
-      </w:pPr>
-      <w:r>
-        <w:rPr>
-          <w:rFonts w:cs="B Nazanin"/>
-          <w:lang w:bidi="fa-IR"/>
-        </w:rPr>
-        <w:t>C#</w:t>
-      </w:r>
-    </w:p>
-    <w:p>
-      <w:pPr>
-        <w:bidi/>
-        <w:rPr>
-          <w:rFonts w:cs="B Nazanin"/>
-          <w:lang w:bidi="fa-IR"/>
-        </w:rPr>
-      </w:pPr>
-      <w:r>
-        <w:rPr>
-          <w:rFonts w:cs="B Nazanin"/>
-          <w:lang w:bidi="fa-IR"/>
-        </w:rPr>
-        <w:t xml:space="preserve">public class Student </w:t>
-      </w:r>
-      <w:proofErr w:type="gramStart"/>
-      <w:r>
-        <w:rPr>
-          <w:rFonts w:cs="B Nazanin"/>
-          <w:lang w:bidi="fa-IR"/>
-        </w:rPr>
-        <w:t>{ public</w:t>
-      </w:r>
-      <w:proofErr w:type="gramEnd"/>
-      <w:r>
-        <w:rPr>
-          <w:rFonts w:cs="B Nazanin"/>
-          <w:lang w:bidi="fa-IR"/>
-        </w:rPr>
-        <w:t xml:space="preserve"> int Id { get; set; }</w:t>
-      </w:r>
-    </w:p>
-    <w:p>
-      <w:pPr>
-        <w:bidi/>
-        <w:rPr>
-          <w:rFonts w:cs="B Nazanin"/>
-          <w:lang w:bidi="fa-IR"/>
-        </w:rPr>
-      </w:pPr>
-      <w:r>
-        <w:rPr>
-          <w:rFonts w:cs="B Nazanin"/>
-          <w:lang w:bidi="fa-IR"/>
-        </w:rPr>
-        <w:t xml:space="preserve">public </w:t>
-      </w:r>
-      <w:proofErr w:type="spellStart"/>
-      <w:r>
-        <w:rPr>
-          <w:rFonts w:cs="B Nazanin"/>
-          <w:lang w:bidi="fa-IR"/>
-        </w:rPr>
-        <w:t>ICollection</w:t>
-      </w:r>
-      <w:proofErr w:type="spellEnd"/>
-      <w:r>
-        <w:rPr>
-          <w:rFonts w:cs="B Nazanin"/>
-          <w:lang w:bidi="fa-IR"/>
-        </w:rPr>
-        <w:t xml:space="preserve">&lt;Course&gt; Courses </w:t>
-      </w:r>
-      <w:proofErr w:type="gramStart"/>
-      <w:r>
-        <w:rPr>
-          <w:rFonts w:cs="B Nazanin"/>
-          <w:lang w:bidi="fa-IR"/>
-        </w:rPr>
-        <w:t>{ get</w:t>
-      </w:r>
-      <w:proofErr w:type="gramEnd"/>
-      <w:r>
-        <w:rPr>
-          <w:rFonts w:cs="B Nazanin"/>
-          <w:lang w:bidi="fa-IR"/>
-        </w:rPr>
-        <w:t>; set; }</w:t>
-      </w:r>
-    </w:p>
-    <w:p>
-      <w:pPr>
-        <w:bidi/>
-        <w:rPr>
-          <w:rFonts w:cs="B Nazanin"/>
-          <w:lang w:bidi="fa-IR"/>
-        </w:rPr>
-      </w:pPr>
-      <w:r>
-        <w:rPr>
-          <w:rFonts w:cs="B Nazanin"/>
-          <w:lang w:bidi="fa-IR"/>
-        </w:rPr>
-        <w:t>} C#</w:t>
-      </w:r>
-    </w:p>
-    <w:p>
-      <w:pPr>
-        <w:bidi/>
-        <w:rPr>
-          <w:rFonts w:cs="B Nazanin"/>
-          <w:lang w:bidi="fa-IR"/>
-        </w:rPr>
-      </w:pPr>
-      <w:r>
-        <w:rPr>
-          <w:rFonts w:cs="B Nazanin"/>
-          <w:lang w:bidi="fa-IR"/>
-        </w:rPr>
-        <w:t xml:space="preserve">public class Course </w:t>
-      </w:r>
-      <w:proofErr w:type="gramStart"/>
-      <w:r>
-        <w:rPr>
-          <w:rFonts w:cs="B Nazanin"/>
-          <w:lang w:bidi="fa-IR"/>
-        </w:rPr>
-        <w:t>{ public</w:t>
-      </w:r>
-      <w:proofErr w:type="gramEnd"/>
-      <w:r>
-        <w:rPr>
-          <w:rFonts w:cs="B Nazanin"/>
-          <w:lang w:bidi="fa-IR"/>
-        </w:rPr>
-        <w:t xml:space="preserve"> int Id { get; set; }</w:t>
-      </w:r>
-    </w:p>
-    <w:p>
-      <w:pPr>
-        <w:bidi/>
-        <w:rPr>
-          <w:rFonts w:cs="B Nazanin"/>
-          <w:lang w:bidi="fa-IR"/>
-        </w:rPr>
-      </w:pPr>
-      <w:r>
-        <w:rPr>
-          <w:rFonts w:cs="B Nazanin"/>
-          <w:lang w:bidi="fa-IR"/>
-        </w:rPr>
-        <w:t xml:space="preserve">public </w:t>
-      </w:r>
-      <w:proofErr w:type="spellStart"/>
-      <w:r>
-        <w:rPr>
-          <w:rFonts w:cs="B Nazanin"/>
-          <w:lang w:bidi="fa-IR"/>
-        </w:rPr>
-        <w:t>ICollection</w:t>
-      </w:r>
-      <w:proofErr w:type="spellEnd"/>
-      <w:r>
-        <w:rPr>
-          <w:rFonts w:cs="B Nazanin"/>
-          <w:lang w:bidi="fa-IR"/>
-        </w:rPr>
-        <w:t xml:space="preserve">&lt;Student&gt; Students </w:t>
-      </w:r>
-      <w:proofErr w:type="gramStart"/>
-      <w:r>
-        <w:rPr>
-          <w:rFonts w:cs="B Nazanin"/>
-          <w:lang w:bidi="fa-IR"/>
-        </w:rPr>
-        <w:t>{ get</w:t>
-      </w:r>
-      <w:proofErr w:type="gramEnd"/>
-      <w:r>
-        <w:rPr>
-          <w:rFonts w:cs="B Nazanin"/>
-          <w:lang w:bidi="fa-IR"/>
-        </w:rPr>
-        <w:t>; set; }</w:t>
-      </w:r>
-    </w:p>
-    <w:p>
-      <w:pPr>
-        <w:bidi/>
-        <w:rPr>
-          <w:rFonts w:cs="B Nazanin"/>
-          <w:lang w:bidi="fa-IR"/>
-        </w:rPr>
-      </w:pPr>
-      <w:r>
-        <w:rPr>
-          <w:rFonts w:cs="B Nazanin"/>
-          <w:lang w:bidi="fa-IR"/>
-        </w:rPr>
-        <w:t xml:space="preserve">} </w:t>
-      </w:r>
-      <w:r>
-        <w:rPr>
-          <w:rFonts w:cs="B Nazanin"/>
-          <w:rtl/>
-          <w:lang w:bidi="fa-IR"/>
-        </w:rPr>
-        <w:t>دیگر کلاس</w:t>
-      </w:r>
-      <w:r>
-        <w:rPr>
-          <w:rFonts w:cs="B Nazanin"/>
-          <w:lang w:bidi="fa-IR"/>
-        </w:rPr>
-        <w:t xml:space="preserve"> </w:t>
-      </w:r>
-      <w:proofErr w:type="spellStart"/>
-      <w:r>
-        <w:rPr>
-          <w:rFonts w:cs="B Nazanin"/>
-          <w:lang w:bidi="fa-IR"/>
-        </w:rPr>
-        <w:t>StudentCourse</w:t>
-      </w:r>
-      <w:proofErr w:type="spellEnd"/>
-      <w:r>
-        <w:rPr>
-          <w:rFonts w:cs="B Nazanin"/>
-          <w:lang w:bidi="fa-IR"/>
-        </w:rPr>
-        <w:t xml:space="preserve"> </w:t>
-      </w:r>
-      <w:r>
-        <w:rPr>
-          <w:rFonts w:cs="B Nazanin"/>
-          <w:rtl/>
-          <w:lang w:bidi="fa-IR"/>
-        </w:rPr>
-        <w:t xml:space="preserve">را </w:t>
-      </w:r>
-      <w:proofErr w:type="spellStart"/>
-      <w:r>
-        <w:rPr>
-          <w:rFonts w:cs="B Nazanin"/>
-          <w:rtl/>
-          <w:lang w:bidi="fa-IR"/>
-        </w:rPr>
-        <w:t>نمی‌نویسی</w:t>
-      </w:r>
-      <w:proofErr w:type="spellEnd"/>
-      <w:r>
-        <w:rPr>
-          <w:rFonts w:cs="B Nazanin"/>
-          <w:lang w:bidi="fa-IR"/>
-        </w:rPr>
-        <w:t>.</w:t>
-      </w:r>
-    </w:p>
-    <w:p>
-      <w:pPr>
-        <w:bidi/>
-        <w:rPr>
-          <w:rFonts w:cs="B Nazanin"/>
-          <w:lang w:bidi="fa-IR"/>
-        </w:rPr>
-      </w:pPr>
-      <w:r>
-        <w:rPr>
-          <w:rFonts w:cs="B Nazanin"/>
-          <w:rtl/>
-          <w:lang w:bidi="fa-IR"/>
-        </w:rPr>
-        <w:t>وقتی</w:t>
-      </w:r>
-      <w:r>
-        <w:rPr>
-          <w:rFonts w:cs="B Nazanin"/>
-          <w:lang w:bidi="fa-IR"/>
-        </w:rPr>
-        <w:t xml:space="preserve"> Migration </w:t>
-      </w:r>
-      <w:r>
-        <w:rPr>
-          <w:rFonts w:cs="B Nazanin"/>
-          <w:rtl/>
-          <w:lang w:bidi="fa-IR"/>
-        </w:rPr>
-        <w:t xml:space="preserve">بگیری، </w:t>
-      </w:r>
-      <w:r>
-        <w:rPr>
-          <w:rFonts w:cs="B Nazanin"/>
-          <w:lang w:bidi="fa-IR"/>
-        </w:rPr>
-        <w:t xml:space="preserve">EF </w:t>
-      </w:r>
-      <w:r>
-        <w:rPr>
-          <w:rFonts w:cs="B Nazanin"/>
-          <w:rtl/>
-          <w:lang w:bidi="fa-IR"/>
-        </w:rPr>
-        <w:t xml:space="preserve">خودش این جدول را در </w:t>
-      </w:r>
-      <w:proofErr w:type="spellStart"/>
-      <w:r>
-        <w:rPr>
-          <w:rFonts w:cs="B Nazanin"/>
-          <w:rtl/>
-          <w:lang w:bidi="fa-IR"/>
-        </w:rPr>
-        <w:t>دیتابیس</w:t>
-      </w:r>
-      <w:proofErr w:type="spellEnd"/>
-      <w:r>
-        <w:rPr>
-          <w:rFonts w:cs="B Nazanin"/>
-          <w:rtl/>
-          <w:lang w:bidi="fa-IR"/>
-        </w:rPr>
-        <w:t xml:space="preserve"> </w:t>
-      </w:r>
-      <w:proofErr w:type="spellStart"/>
-      <w:r>
-        <w:rPr>
-          <w:rFonts w:cs="B Nazanin"/>
-          <w:rtl/>
-          <w:lang w:bidi="fa-IR"/>
-        </w:rPr>
-        <w:t>می‌سازد</w:t>
-      </w:r>
-      <w:proofErr w:type="spellEnd"/>
-      <w:r>
-        <w:rPr>
-          <w:rFonts w:cs="B Nazanin"/>
-          <w:lang w:bidi="fa-IR"/>
-        </w:rPr>
-        <w:t>:</w:t>
-      </w:r>
-    </w:p>
-    <w:p>
-      <w:pPr>
-        <w:bidi/>
-        <w:rPr>
-          <w:rFonts w:cs="B Nazanin"/>
-          <w:lang w:bidi="fa-IR"/>
-        </w:rPr>
-      </w:pPr>
-      <w:r>
-        <w:rPr>
-          <w:rFonts w:cs="B Nazanin"/>
-          <w:lang w:bidi="fa-IR"/>
-        </w:rPr>
-        <w:t>Students</w:t>
-      </w:r>
-    </w:p>
-    <w:p>
-      <w:pPr>
-        <w:bidi/>
-        <w:rPr>
-          <w:rFonts w:cs="B Nazanin"/>
-          <w:lang w:bidi="fa-IR"/>
-        </w:rPr>
-      </w:pPr>
       <w:r>
         <w:rPr>
           <w:rFonts w:cs="B Nazanin"/>
@@ -7276,39 +5058,6 @@
           <w:lang w:bidi="fa-IR"/>
         </w:rPr>
       </w:pPr>
-      <w:r>
-        <w:rPr>
-          <w:rFonts w:cs="B Nazanin"/>
-          <w:lang w:bidi="fa-IR"/>
-        </w:rPr>
-        <w:t>Courses</w:t>
-      </w:r>
-    </w:p>
-    <w:p>
-      <w:pPr>
-        <w:bidi/>
-        <w:rPr>
-          <w:rFonts w:cs="B Nazanin"/>
-          <w:lang w:bidi="fa-IR"/>
-        </w:rPr>
-      </w:pPr>
-      <w:r>
-        <w:rPr>
-          <w:rFonts w:cs="B Nazanin"/>
-          <w:lang w:bidi="fa-IR"/>
-        </w:rPr>
-        <w:t>Id</w:t>
-      </w:r>
-    </w:p>
-    <w:p>
-      <w:pPr>
-        <w:bidi/>
-        <w:rPr>
-          <w:rFonts w:cs="B Nazanin"/>
-          <w:lang w:bidi="fa-IR"/>
-        </w:rPr>
-      </w:pPr>
-      <w:proofErr w:type="spellStart"/>
       <w:r>
         <w:rPr>
           <w:rFonts w:cs="B Nazanin"/>
@@ -7317,25 +5066,273 @@
         <w:lastRenderedPageBreak/>
         <w:t>StudentCourse</w:t>
       </w:r>
-      <w:proofErr w:type="spellEnd"/>
-    </w:p>
-    <w:p>
-      <w:pPr>
-        <w:bidi/>
-        <w:rPr>
-          <w:rFonts w:cs="B Nazanin"/>
-          <w:lang w:bidi="fa-IR"/>
-        </w:rPr>
-      </w:pPr>
-      <w:proofErr w:type="spellStart"/>
-      <w:r>
-        <w:rPr>
-          <w:rFonts w:cs="B Nazanin"/>
-          <w:lang w:bidi="fa-IR"/>
-        </w:rPr>
-        <w:t>StudentId</w:t>
-      </w:r>
-      <w:proofErr w:type="spellEnd"/>
+    </w:p>
+    <w:p>
+      <w:pPr>
+        <w:bidi/>
+        <w:rPr>
+          <w:rFonts w:cs="B Nazanin"/>
+          <w:lang w:bidi="fa-IR"/>
+        </w:rPr>
+      </w:pPr>
+      <w:r>
+        <w:rPr>
+          <w:rFonts w:cs="B Nazanin"/>
+          <w:lang w:bidi="fa-IR"/>
+        </w:rPr>
+        <w:t xml:space="preserve">StudentId CourseId </w:t>
+      </w:r>
+      <w:r>
+        <w:rPr>
+          <w:rFonts w:cs="B Nazanin"/>
+          <w:rtl/>
+          <w:lang w:bidi="fa-IR"/>
+        </w:rPr>
+        <w:t>حتی اگر تو هیچ کلاسی به نام</w:t>
+      </w:r>
+      <w:r>
+        <w:rPr>
+          <w:rFonts w:cs="B Nazanin"/>
+          <w:lang w:bidi="fa-IR"/>
+        </w:rPr>
+        <w:t xml:space="preserve"> StudentCourse </w:t>
+      </w:r>
+      <w:r>
+        <w:rPr>
+          <w:rFonts w:cs="B Nazanin"/>
+          <w:rtl/>
+          <w:lang w:bidi="fa-IR"/>
+        </w:rPr>
+        <w:t>نداشته باشی</w:t>
+      </w:r>
+      <w:r>
+        <w:rPr>
+          <w:rFonts w:cs="B Nazanin"/>
+          <w:lang w:bidi="fa-IR"/>
+        </w:rPr>
+        <w:t>.</w:t>
+      </w:r>
+    </w:p>
+    <w:p>
+      <w:pPr>
+        <w:bidi/>
+        <w:rPr>
+          <w:rFonts w:cs="B Nazanin"/>
+          <w:lang w:bidi="fa-IR"/>
+        </w:rPr>
+      </w:pPr>
+      <w:r>
+        <w:rPr>
+          <w:rFonts w:cs="B Nazanin"/>
+          <w:rtl/>
+          <w:lang w:bidi="fa-IR"/>
+        </w:rPr>
+        <w:t>یک سؤال مهم: پس چه زمانی هنوز کلاس واسط می‌نویسیم؟ اگر جدول واسط فقط برای نگه داشتن رابطه باشد، نیازی به کلاس واسط نیست</w:t>
+      </w:r>
+      <w:r>
+        <w:rPr>
+          <w:rFonts w:cs="B Nazanin"/>
+          <w:lang w:bidi="fa-IR"/>
+        </w:rPr>
+        <w:t>.</w:t>
+      </w:r>
+    </w:p>
+    <w:p>
+      <w:pPr>
+        <w:bidi/>
+        <w:rPr>
+          <w:rFonts w:cs="B Nazanin"/>
+          <w:lang w:bidi="fa-IR"/>
+        </w:rPr>
+      </w:pPr>
+      <w:r>
+        <w:rPr>
+          <w:rFonts w:cs="B Nazanin"/>
+          <w:rtl/>
+          <w:lang w:bidi="fa-IR"/>
+        </w:rPr>
+        <w:t>اما اگر بخواهی اطلاعات دیگری هم در آن ذخیره کنی، باید کلاس واسط داشته باشی</w:t>
+      </w:r>
+      <w:r>
+        <w:rPr>
+          <w:rFonts w:cs="B Nazanin"/>
+          <w:lang w:bidi="fa-IR"/>
+        </w:rPr>
+        <w:t>.</w:t>
+      </w:r>
+    </w:p>
+    <w:p>
+      <w:pPr>
+        <w:bidi/>
+        <w:rPr>
+          <w:rFonts w:cs="B Nazanin"/>
+          <w:lang w:bidi="fa-IR"/>
+        </w:rPr>
+      </w:pPr>
+      <w:r>
+        <w:rPr>
+          <w:rFonts w:cs="B Nazanin"/>
+          <w:rtl/>
+          <w:lang w:bidi="fa-IR"/>
+        </w:rPr>
+        <w:t>مثلاً</w:t>
+      </w:r>
+      <w:r>
+        <w:rPr>
+          <w:rFonts w:cs="B Nazanin"/>
+          <w:lang w:bidi="fa-IR"/>
+        </w:rPr>
+        <w:t>:</w:t>
+      </w:r>
+    </w:p>
+    <w:p>
+      <w:pPr>
+        <w:bidi/>
+        <w:rPr>
+          <w:rFonts w:cs="B Nazanin"/>
+          <w:lang w:bidi="fa-IR"/>
+        </w:rPr>
+      </w:pPr>
+      <w:r>
+        <w:rPr>
+          <w:rFonts w:cs="B Nazanin"/>
+          <w:lang w:bidi="fa-IR"/>
+        </w:rPr>
+        <w:t>C#</w:t>
+      </w:r>
+    </w:p>
+    <w:p>
+      <w:pPr>
+        <w:bidi/>
+        <w:rPr>
+          <w:rFonts w:cs="B Nazanin"/>
+          <w:lang w:bidi="fa-IR"/>
+        </w:rPr>
+      </w:pPr>
+      <w:r>
+        <w:rPr>
+          <w:rFonts w:cs="B Nazanin"/>
+          <w:lang w:bidi="fa-IR"/>
+        </w:rPr>
+        <w:t>public class StudentCourse { public int StudentId { get; set; } public int CourseId { get; set; }</w:t>
+      </w:r>
+    </w:p>
+    <w:p>
+      <w:pPr>
+        <w:bidi/>
+        <w:rPr>
+          <w:rFonts w:cs="B Nazanin"/>
+          <w:lang w:bidi="fa-IR"/>
+        </w:rPr>
+      </w:pPr>
+      <w:r>
+        <w:rPr>
+          <w:rFonts w:cs="B Nazanin"/>
+          <w:lang w:bidi="fa-IR"/>
+        </w:rPr>
+        <w:t>public DateTime RegisterDate { get; set; }</w:t>
+      </w:r>
+    </w:p>
+    <w:p>
+      <w:pPr>
+        <w:bidi/>
+        <w:rPr>
+          <w:rFonts w:cs="B Nazanin"/>
+          <w:lang w:bidi="fa-IR"/>
+        </w:rPr>
+      </w:pPr>
+      <w:r>
+        <w:rPr>
+          <w:rFonts w:cs="B Nazanin"/>
+          <w:lang w:bidi="fa-IR"/>
+        </w:rPr>
+        <w:t>public decimal Score { get; set; }</w:t>
+      </w:r>
+    </w:p>
+    <w:p>
+      <w:pPr>
+        <w:bidi/>
+        <w:rPr>
+          <w:rFonts w:cs="B Nazanin"/>
+          <w:lang w:bidi="fa-IR"/>
+        </w:rPr>
+      </w:pPr>
+      <w:r>
+        <w:rPr>
+          <w:rFonts w:cs="B Nazanin"/>
+          <w:lang w:bidi="fa-IR"/>
+        </w:rPr>
+        <w:t xml:space="preserve">} </w:t>
+      </w:r>
+      <w:r>
+        <w:rPr>
+          <w:rFonts w:cs="B Nazanin"/>
+          <w:rtl/>
+          <w:lang w:bidi="fa-IR"/>
+        </w:rPr>
+        <w:t>اینجا دیگر</w:t>
+      </w:r>
+      <w:r>
+        <w:rPr>
+          <w:rFonts w:cs="B Nazanin"/>
+          <w:lang w:bidi="fa-IR"/>
+        </w:rPr>
+        <w:t xml:space="preserve"> EF </w:t>
+      </w:r>
+      <w:r>
+        <w:rPr>
+          <w:rFonts w:cs="B Nazanin"/>
+          <w:rtl/>
+          <w:lang w:bidi="fa-IR"/>
+        </w:rPr>
+        <w:t>نمی‌تواند خودش این ستون‌های اضافی را حدس بزند، پس باید کلاس</w:t>
+      </w:r>
+      <w:r>
+        <w:rPr>
+          <w:rFonts w:cs="B Nazanin"/>
+          <w:lang w:bidi="fa-IR"/>
+        </w:rPr>
+        <w:t xml:space="preserve"> StudentCourse </w:t>
+      </w:r>
+      <w:r>
+        <w:rPr>
+          <w:rFonts w:cs="B Nazanin"/>
+          <w:rtl/>
+          <w:lang w:bidi="fa-IR"/>
+        </w:rPr>
+        <w:t>را خودت تعریف کنی</w:t>
+      </w:r>
+      <w:r>
+        <w:rPr>
+          <w:rFonts w:cs="B Nazanin"/>
+          <w:lang w:bidi="fa-IR"/>
+        </w:rPr>
+        <w:t>.</w:t>
+      </w:r>
+    </w:p>
+    <w:p>
+      <w:pPr>
+        <w:bidi/>
+        <w:rPr>
+          <w:rFonts w:cs="B Nazanin"/>
+          <w:lang w:bidi="fa-IR"/>
+        </w:rPr>
+      </w:pPr>
+      <w:r>
+        <w:rPr>
+          <w:rFonts w:cs="B Nazanin"/>
+          <w:rtl/>
+          <w:lang w:bidi="fa-IR"/>
+        </w:rPr>
+        <w:t xml:space="preserve">قانون ساده برای حفظ کردن </w:t>
+      </w:r>
+      <w:r>
+        <w:rPr>
+          <w:rFonts w:ascii="Segoe UI Emoji" w:hAnsi="Segoe UI Emoji" w:cs="Segoe UI Emoji"/>
+          <w:lang w:bidi="fa-IR"/>
+        </w:rPr>
+        <w:t>✅</w:t>
+      </w:r>
       <w:r>
         <w:rPr>
           <w:rFonts w:cs="B Nazanin"/>
@@ -7343,46 +5340,107 @@
         </w:rPr>
         <w:t xml:space="preserve"> </w:t>
       </w:r>
-      <w:proofErr w:type="spellStart"/>
-      <w:r>
-        <w:rPr>
-          <w:rFonts w:cs="B Nazanin"/>
-          <w:lang w:bidi="fa-IR"/>
-        </w:rPr>
-        <w:t>CourseId</w:t>
-      </w:r>
-      <w:proofErr w:type="spellEnd"/>
-      <w:r>
-        <w:rPr>
-          <w:rFonts w:cs="B Nazanin"/>
+      <w:r>
+        <w:rPr>
+          <w:rFonts w:cs="B Nazanin"/>
+          <w:rtl/>
+          <w:lang w:bidi="fa-IR"/>
+        </w:rPr>
+        <w:t xml:space="preserve">رابطه‌ی چندبه‌چند بدون اطلاعات اضافی </w:t>
+      </w:r>
+      <w:r>
+        <w:rPr>
+          <w:rFonts w:ascii="Times New Roman" w:hAnsi="Times New Roman" w:cs="Times New Roman" w:hint="cs"/>
+          <w:rtl/>
+          <w:lang w:bidi="fa-IR"/>
+        </w:rPr>
+        <w:t>→</w:t>
+      </w:r>
+      <w:r>
+        <w:rPr>
+          <w:rFonts w:cs="B Nazanin"/>
+          <w:rtl/>
           <w:lang w:bidi="fa-IR"/>
         </w:rPr>
         <w:t xml:space="preserve"> </w:t>
       </w:r>
       <w:r>
         <w:rPr>
-          <w:rFonts w:cs="B Nazanin"/>
-          <w:rtl/>
-          <w:lang w:bidi="fa-IR"/>
-        </w:rPr>
-        <w:t>حتی اگر تو هیچ کلاسی به نام</w:t>
-      </w:r>
-      <w:r>
-        <w:rPr>
-          <w:rFonts w:cs="B Nazanin"/>
+          <w:rFonts w:cs="B Nazanin" w:hint="cs"/>
+          <w:rtl/>
+          <w:lang w:bidi="fa-IR"/>
+        </w:rPr>
+        <w:t>فقط</w:t>
+      </w:r>
+      <w:r>
+        <w:rPr>
+          <w:rFonts w:cs="B Nazanin"/>
+          <w:rtl/>
           <w:lang w:bidi="fa-IR"/>
         </w:rPr>
         <w:t xml:space="preserve"> </w:t>
       </w:r>
-      <w:proofErr w:type="spellStart"/>
-      <w:r>
-        <w:rPr>
-          <w:rFonts w:cs="B Nazanin"/>
-          <w:lang w:bidi="fa-IR"/>
-        </w:rPr>
-        <w:t>StudentCourse</w:t>
-      </w:r>
-      <w:proofErr w:type="spellEnd"/>
+      <w:r>
+        <w:rPr>
+          <w:rFonts w:cs="B Nazanin" w:hint="cs"/>
+          <w:rtl/>
+          <w:lang w:bidi="fa-IR"/>
+        </w:rPr>
+        <w:t>دو</w:t>
+      </w:r>
+      <w:r>
+        <w:rPr>
+          <w:rFonts w:cs="B Nazanin"/>
+          <w:lang w:bidi="fa-IR"/>
+        </w:rPr>
+        <w:t xml:space="preserve"> ICollection </w:t>
+      </w:r>
+      <w:r>
+        <w:rPr>
+          <w:rFonts w:cs="B Nazanin"/>
+          <w:rtl/>
+          <w:lang w:bidi="fa-IR"/>
+        </w:rPr>
+        <w:t>بنویس؛</w:t>
+      </w:r>
+      <w:r>
+        <w:rPr>
+          <w:rFonts w:cs="B Nazanin"/>
+          <w:lang w:bidi="fa-IR"/>
+        </w:rPr>
+        <w:t xml:space="preserve"> EF </w:t>
+      </w:r>
+      <w:r>
+        <w:rPr>
+          <w:rFonts w:cs="B Nazanin"/>
+          <w:rtl/>
+          <w:lang w:bidi="fa-IR"/>
+        </w:rPr>
+        <w:t>خودش جدول واسط را می‌سازد</w:t>
+      </w:r>
+      <w:r>
+        <w:rPr>
+          <w:rFonts w:cs="B Nazanin"/>
+          <w:lang w:bidi="fa-IR"/>
+        </w:rPr>
+        <w:t>.</w:t>
+      </w:r>
+    </w:p>
+    <w:p>
+      <w:pPr>
+        <w:bidi/>
+        <w:rPr>
+          <w:rFonts w:cs="B Nazanin"/>
+          <w:lang w:bidi="fa-IR"/>
+        </w:rPr>
+      </w:pPr>
+      <w:r>
+        <w:rPr>
+          <w:rFonts w:ascii="Segoe UI Emoji" w:hAnsi="Segoe UI Emoji" w:cs="Segoe UI Emoji"/>
+          <w:lang w:bidi="fa-IR"/>
+        </w:rPr>
+        <w:t>✅</w:t>
+      </w:r>
       <w:r>
         <w:rPr>
           <w:rFonts w:cs="B Nazanin"/>
@@ -7396,666 +5454,7 @@
           <w:rtl/>
           <w:lang w:bidi="fa-IR"/>
         </w:rPr>
-        <w:t>نداشته باشی</w:t>
-      </w:r>
-      <w:r>
-        <w:rPr>
-          <w:rFonts w:cs="B Nazanin"/>
-          <w:lang w:bidi="fa-IR"/>
-        </w:rPr>
-        <w:t>.</w:t>
-      </w:r>
-    </w:p>
-    <w:p>
-      <w:pPr>
-        <w:bidi/>
-        <w:rPr>
-          <w:rFonts w:cs="B Nazanin"/>
-          <w:lang w:bidi="fa-IR"/>
-        </w:rPr>
-      </w:pPr>
-      <w:r>
-        <w:rPr>
-          <w:rFonts w:cs="B Nazanin"/>
-          <w:rtl/>
-          <w:lang w:bidi="fa-IR"/>
-        </w:rPr>
-        <w:t xml:space="preserve">یک سؤال مهم: پس چه زمانی هنوز کلاس واسط </w:t>
-      </w:r>
-      <w:proofErr w:type="spellStart"/>
-      <w:r>
-        <w:rPr>
-          <w:rFonts w:cs="B Nazanin"/>
-          <w:rtl/>
-          <w:lang w:bidi="fa-IR"/>
-        </w:rPr>
-        <w:t>می‌نویسیم</w:t>
-      </w:r>
-      <w:proofErr w:type="spellEnd"/>
-      <w:r>
-        <w:rPr>
-          <w:rFonts w:cs="B Nazanin"/>
-          <w:rtl/>
-          <w:lang w:bidi="fa-IR"/>
-        </w:rPr>
-        <w:t>؟ اگر جدول واسط فقط برای نگه داشتن رابطه باشد، نیازی به کلاس واسط نیست</w:t>
-      </w:r>
-      <w:r>
-        <w:rPr>
-          <w:rFonts w:cs="B Nazanin"/>
-          <w:lang w:bidi="fa-IR"/>
-        </w:rPr>
-        <w:t>.</w:t>
-      </w:r>
-    </w:p>
-    <w:p>
-      <w:pPr>
-        <w:bidi/>
-        <w:rPr>
-          <w:rFonts w:cs="B Nazanin"/>
-          <w:lang w:bidi="fa-IR"/>
-        </w:rPr>
-      </w:pPr>
-      <w:r>
-        <w:rPr>
-          <w:rFonts w:cs="B Nazanin"/>
-          <w:rtl/>
-          <w:lang w:bidi="fa-IR"/>
-        </w:rPr>
-        <w:t>اما اگر بخواهی اطلاعات دیگری هم در آن ذخیره کنی، باید کلاس واسط داشته باشی</w:t>
-      </w:r>
-      <w:r>
-        <w:rPr>
-          <w:rFonts w:cs="B Nazanin"/>
-          <w:lang w:bidi="fa-IR"/>
-        </w:rPr>
-        <w:t>.</w:t>
-      </w:r>
-    </w:p>
-    <w:p>
-      <w:pPr>
-        <w:bidi/>
-        <w:rPr>
-          <w:rFonts w:cs="B Nazanin"/>
-          <w:lang w:bidi="fa-IR"/>
-        </w:rPr>
-      </w:pPr>
-      <w:r>
-        <w:rPr>
-          <w:rFonts w:cs="B Nazanin"/>
-          <w:rtl/>
-          <w:lang w:bidi="fa-IR"/>
-        </w:rPr>
-        <w:t>مثلاً</w:t>
-      </w:r>
-      <w:r>
-        <w:rPr>
-          <w:rFonts w:cs="B Nazanin"/>
-          <w:lang w:bidi="fa-IR"/>
-        </w:rPr>
-        <w:t>:</w:t>
-      </w:r>
-    </w:p>
-    <w:p>
-      <w:pPr>
-        <w:bidi/>
-        <w:rPr>
-          <w:rFonts w:cs="B Nazanin"/>
-          <w:lang w:bidi="fa-IR"/>
-        </w:rPr>
-      </w:pPr>
-      <w:r>
-        <w:rPr>
-          <w:rFonts w:cs="B Nazanin"/>
-          <w:lang w:bidi="fa-IR"/>
-        </w:rPr>
-        <w:t>C#</w:t>
-      </w:r>
-    </w:p>
-    <w:p>
-      <w:pPr>
-        <w:bidi/>
-        <w:rPr>
-          <w:rFonts w:cs="B Nazanin"/>
-          <w:lang w:bidi="fa-IR"/>
-        </w:rPr>
-      </w:pPr>
-      <w:r>
-        <w:rPr>
-          <w:rFonts w:cs="B Nazanin"/>
-          <w:lang w:bidi="fa-IR"/>
-        </w:rPr>
-        <w:t xml:space="preserve">public class </w:t>
-      </w:r>
-      <w:proofErr w:type="spellStart"/>
-      <w:r>
-        <w:rPr>
-          <w:rFonts w:cs="B Nazanin"/>
-          <w:lang w:bidi="fa-IR"/>
-        </w:rPr>
-        <w:t>StudentCourse</w:t>
-      </w:r>
-      <w:proofErr w:type="spellEnd"/>
-      <w:r>
-        <w:rPr>
-          <w:rFonts w:cs="B Nazanin"/>
-          <w:lang w:bidi="fa-IR"/>
-        </w:rPr>
-        <w:t xml:space="preserve"> </w:t>
-      </w:r>
-      <w:proofErr w:type="gramStart"/>
-      <w:r>
-        <w:rPr>
-          <w:rFonts w:cs="B Nazanin"/>
-          <w:lang w:bidi="fa-IR"/>
-        </w:rPr>
-        <w:t>{ public</w:t>
-      </w:r>
-      <w:proofErr w:type="gramEnd"/>
-      <w:r>
-        <w:rPr>
-          <w:rFonts w:cs="B Nazanin"/>
-          <w:lang w:bidi="fa-IR"/>
-        </w:rPr>
-        <w:t xml:space="preserve"> int </w:t>
-      </w:r>
-      <w:proofErr w:type="spellStart"/>
-      <w:r>
-        <w:rPr>
-          <w:rFonts w:cs="B Nazanin"/>
-          <w:lang w:bidi="fa-IR"/>
-        </w:rPr>
-        <w:t>StudentId</w:t>
-      </w:r>
-      <w:proofErr w:type="spellEnd"/>
-      <w:r>
-        <w:rPr>
-          <w:rFonts w:cs="B Nazanin"/>
-          <w:lang w:bidi="fa-IR"/>
-        </w:rPr>
-        <w:t xml:space="preserve"> { get; set; } public int </w:t>
-      </w:r>
-      <w:proofErr w:type="spellStart"/>
-      <w:r>
-        <w:rPr>
-          <w:rFonts w:cs="B Nazanin"/>
-          <w:lang w:bidi="fa-IR"/>
-        </w:rPr>
-        <w:t>CourseId</w:t>
-      </w:r>
-      <w:proofErr w:type="spellEnd"/>
-      <w:r>
-        <w:rPr>
-          <w:rFonts w:cs="B Nazanin"/>
-          <w:lang w:bidi="fa-IR"/>
-        </w:rPr>
-        <w:t xml:space="preserve"> { get; set; }</w:t>
-      </w:r>
-    </w:p>
-    <w:p>
-      <w:pPr>
-        <w:bidi/>
-        <w:rPr>
-          <w:rFonts w:cs="B Nazanin"/>
-          <w:lang w:bidi="fa-IR"/>
-        </w:rPr>
-      </w:pPr>
-      <w:r>
-        <w:rPr>
-          <w:rFonts w:cs="B Nazanin"/>
-          <w:lang w:bidi="fa-IR"/>
-        </w:rPr>
-        <w:t xml:space="preserve">public </w:t>
-      </w:r>
-      <w:proofErr w:type="spellStart"/>
-      <w:r>
-        <w:rPr>
-          <w:rFonts w:cs="B Nazanin"/>
-          <w:lang w:bidi="fa-IR"/>
-        </w:rPr>
-        <w:t>DateTime</w:t>
-      </w:r>
-      <w:proofErr w:type="spellEnd"/>
-      <w:r>
-        <w:rPr>
-          <w:rFonts w:cs="B Nazanin"/>
-          <w:lang w:bidi="fa-IR"/>
-        </w:rPr>
-        <w:t xml:space="preserve"> </w:t>
-      </w:r>
-      <w:proofErr w:type="spellStart"/>
-      <w:r>
-        <w:rPr>
-          <w:rFonts w:cs="B Nazanin"/>
-          <w:lang w:bidi="fa-IR"/>
-        </w:rPr>
-        <w:t>RegisterDate</w:t>
-      </w:r>
-      <w:proofErr w:type="spellEnd"/>
-      <w:r>
-        <w:rPr>
-          <w:rFonts w:cs="B Nazanin"/>
-          <w:lang w:bidi="fa-IR"/>
-        </w:rPr>
-        <w:t xml:space="preserve"> </w:t>
-      </w:r>
-      <w:proofErr w:type="gramStart"/>
-      <w:r>
-        <w:rPr>
-          <w:rFonts w:cs="B Nazanin"/>
-          <w:lang w:bidi="fa-IR"/>
-        </w:rPr>
-        <w:t>{ get</w:t>
-      </w:r>
-      <w:proofErr w:type="gramEnd"/>
-      <w:r>
-        <w:rPr>
-          <w:rFonts w:cs="B Nazanin"/>
-          <w:lang w:bidi="fa-IR"/>
-        </w:rPr>
-        <w:t>; set; }</w:t>
-      </w:r>
-    </w:p>
-    <w:p>
-      <w:pPr>
-        <w:bidi/>
-        <w:rPr>
-          <w:rFonts w:cs="B Nazanin"/>
-          <w:lang w:bidi="fa-IR"/>
-        </w:rPr>
-      </w:pPr>
-      <w:r>
-        <w:rPr>
-          <w:rFonts w:cs="B Nazanin"/>
-          <w:lang w:bidi="fa-IR"/>
-        </w:rPr>
-        <w:t xml:space="preserve">public decimal Score </w:t>
-      </w:r>
-      <w:proofErr w:type="gramStart"/>
-      <w:r>
-        <w:rPr>
-          <w:rFonts w:cs="B Nazanin"/>
-          <w:lang w:bidi="fa-IR"/>
-        </w:rPr>
-        <w:t>{ get</w:t>
-      </w:r>
-      <w:proofErr w:type="gramEnd"/>
-      <w:r>
-        <w:rPr>
-          <w:rFonts w:cs="B Nazanin"/>
-          <w:lang w:bidi="fa-IR"/>
-        </w:rPr>
-        <w:t>; set; }</w:t>
-      </w:r>
-    </w:p>
-    <w:p>
-      <w:pPr>
-        <w:bidi/>
-        <w:rPr>
-          <w:rFonts w:cs="B Nazanin"/>
-          <w:lang w:bidi="fa-IR"/>
-        </w:rPr>
-      </w:pPr>
-      <w:r>
-        <w:rPr>
-          <w:rFonts w:cs="B Nazanin"/>
-          <w:lang w:bidi="fa-IR"/>
-        </w:rPr>
-        <w:t xml:space="preserve">} </w:t>
-      </w:r>
-      <w:r>
-        <w:rPr>
-          <w:rFonts w:cs="B Nazanin"/>
-          <w:rtl/>
-          <w:lang w:bidi="fa-IR"/>
-        </w:rPr>
-        <w:t>اینجا دیگر</w:t>
-      </w:r>
-      <w:r>
-        <w:rPr>
-          <w:rFonts w:cs="B Nazanin"/>
-          <w:lang w:bidi="fa-IR"/>
-        </w:rPr>
-        <w:t xml:space="preserve"> EF </w:t>
-      </w:r>
-      <w:proofErr w:type="spellStart"/>
-      <w:r>
-        <w:rPr>
-          <w:rFonts w:cs="B Nazanin"/>
-          <w:rtl/>
-          <w:lang w:bidi="fa-IR"/>
-        </w:rPr>
-        <w:t>نمی‌تواند</w:t>
-      </w:r>
-      <w:proofErr w:type="spellEnd"/>
-      <w:r>
-        <w:rPr>
-          <w:rFonts w:cs="B Nazanin"/>
-          <w:rtl/>
-          <w:lang w:bidi="fa-IR"/>
-        </w:rPr>
-        <w:t xml:space="preserve"> خودش این </w:t>
-      </w:r>
-      <w:proofErr w:type="spellStart"/>
-      <w:r>
-        <w:rPr>
-          <w:rFonts w:cs="B Nazanin"/>
-          <w:rtl/>
-          <w:lang w:bidi="fa-IR"/>
-        </w:rPr>
-        <w:t>ستون‌های</w:t>
-      </w:r>
-      <w:proofErr w:type="spellEnd"/>
-      <w:r>
-        <w:rPr>
-          <w:rFonts w:cs="B Nazanin"/>
-          <w:rtl/>
-          <w:lang w:bidi="fa-IR"/>
-        </w:rPr>
-        <w:t xml:space="preserve"> اضافی را حدس بزند، پس باید کلاس</w:t>
-      </w:r>
-      <w:r>
-        <w:rPr>
-          <w:rFonts w:cs="B Nazanin"/>
-          <w:lang w:bidi="fa-IR"/>
-        </w:rPr>
-        <w:t xml:space="preserve"> </w:t>
-      </w:r>
-      <w:proofErr w:type="spellStart"/>
-      <w:r>
-        <w:rPr>
-          <w:rFonts w:cs="B Nazanin"/>
-          <w:lang w:bidi="fa-IR"/>
-        </w:rPr>
-        <w:t>StudentCourse</w:t>
-      </w:r>
-      <w:proofErr w:type="spellEnd"/>
-      <w:r>
-        <w:rPr>
-          <w:rFonts w:cs="B Nazanin"/>
-          <w:lang w:bidi="fa-IR"/>
-        </w:rPr>
-        <w:t xml:space="preserve"> </w:t>
-      </w:r>
-      <w:r>
-        <w:rPr>
-          <w:rFonts w:cs="B Nazanin"/>
-          <w:rtl/>
-          <w:lang w:bidi="fa-IR"/>
-        </w:rPr>
-        <w:t>را خودت تعریف کنی</w:t>
-      </w:r>
-      <w:r>
-        <w:rPr>
-          <w:rFonts w:cs="B Nazanin"/>
-          <w:lang w:bidi="fa-IR"/>
-        </w:rPr>
-        <w:t>.</w:t>
-      </w:r>
-    </w:p>
-    <w:p>
-      <w:pPr>
-        <w:bidi/>
-        <w:rPr>
-          <w:rFonts w:cs="B Nazanin"/>
-          <w:lang w:bidi="fa-IR"/>
-        </w:rPr>
-      </w:pPr>
-      <w:r>
-        <w:rPr>
-          <w:rFonts w:cs="B Nazanin"/>
-          <w:rtl/>
-          <w:lang w:bidi="fa-IR"/>
-        </w:rPr>
-        <w:t xml:space="preserve">قانون ساده برای حفظ کردن </w:t>
-      </w:r>
-      <w:r>
-        <w:rPr>
-          <w:rFonts w:ascii="Segoe UI Emoji" w:hAnsi="Segoe UI Emoji" w:cs="Segoe UI Emoji"/>
-          <w:lang w:bidi="fa-IR"/>
-        </w:rPr>
-        <w:t>✅</w:t>
-      </w:r>
-      <w:r>
-        <w:rPr>
-          <w:rFonts w:cs="B Nazanin"/>
-          <w:lang w:bidi="fa-IR"/>
-        </w:rPr>
-        <w:t xml:space="preserve"> </w:t>
-      </w:r>
-      <w:proofErr w:type="spellStart"/>
-      <w:r>
-        <w:rPr>
-          <w:rFonts w:cs="B Nazanin"/>
-          <w:rtl/>
-          <w:lang w:bidi="fa-IR"/>
-        </w:rPr>
-        <w:t>رابطه‌ی</w:t>
-      </w:r>
-      <w:proofErr w:type="spellEnd"/>
-      <w:r>
-        <w:rPr>
-          <w:rFonts w:cs="B Nazanin"/>
-          <w:rtl/>
-          <w:lang w:bidi="fa-IR"/>
-        </w:rPr>
-        <w:t xml:space="preserve"> </w:t>
-      </w:r>
-      <w:proofErr w:type="spellStart"/>
-      <w:r>
-        <w:rPr>
-          <w:rFonts w:cs="B Nazanin"/>
-          <w:rtl/>
-          <w:lang w:bidi="fa-IR"/>
-        </w:rPr>
-        <w:t>چندبه‌چند</w:t>
-      </w:r>
-      <w:proofErr w:type="spellEnd"/>
-      <w:r>
-        <w:rPr>
-          <w:rFonts w:cs="B Nazanin"/>
-          <w:rtl/>
-          <w:lang w:bidi="fa-IR"/>
-        </w:rPr>
-        <w:t xml:space="preserve"> بدون اطلاعات اضافی </w:t>
-      </w:r>
-      <w:r>
-        <w:rPr>
-          <w:rFonts w:ascii="Times New Roman" w:hAnsi="Times New Roman" w:cs="Times New Roman" w:hint="cs"/>
-          <w:rtl/>
-          <w:lang w:bidi="fa-IR"/>
-        </w:rPr>
-        <w:t>→</w:t>
-      </w:r>
-      <w:r>
-        <w:rPr>
-          <w:rFonts w:cs="B Nazanin"/>
-          <w:rtl/>
-          <w:lang w:bidi="fa-IR"/>
-        </w:rPr>
-        <w:t xml:space="preserve"> </w:t>
-      </w:r>
-      <w:r>
-        <w:rPr>
-          <w:rFonts w:cs="B Nazanin" w:hint="cs"/>
-          <w:rtl/>
-          <w:lang w:bidi="fa-IR"/>
-        </w:rPr>
-        <w:t>فقط</w:t>
-      </w:r>
-      <w:r>
-        <w:rPr>
-          <w:rFonts w:cs="B Nazanin"/>
-          <w:rtl/>
-          <w:lang w:bidi="fa-IR"/>
-        </w:rPr>
-        <w:t xml:space="preserve"> </w:t>
-      </w:r>
-      <w:r>
-        <w:rPr>
-          <w:rFonts w:cs="B Nazanin" w:hint="cs"/>
-          <w:rtl/>
-          <w:lang w:bidi="fa-IR"/>
-        </w:rPr>
-        <w:t>دو</w:t>
-      </w:r>
-      <w:r>
-        <w:rPr>
-          <w:rFonts w:cs="B Nazanin"/>
-          <w:lang w:bidi="fa-IR"/>
-        </w:rPr>
-        <w:t xml:space="preserve"> </w:t>
-      </w:r>
-      <w:proofErr w:type="spellStart"/>
-      <w:r>
-        <w:rPr>
-          <w:rFonts w:cs="B Nazanin"/>
-          <w:lang w:bidi="fa-IR"/>
-        </w:rPr>
-        <w:t>ICollection</w:t>
-      </w:r>
-      <w:proofErr w:type="spellEnd"/>
-      <w:r>
-        <w:rPr>
-          <w:rFonts w:cs="B Nazanin"/>
-          <w:lang w:bidi="fa-IR"/>
-        </w:rPr>
-        <w:t xml:space="preserve"> </w:t>
-      </w:r>
-      <w:r>
-        <w:rPr>
-          <w:rFonts w:cs="B Nazanin"/>
-          <w:rtl/>
-          <w:lang w:bidi="fa-IR"/>
-        </w:rPr>
-        <w:t>بنویس؛</w:t>
-      </w:r>
-      <w:r>
-        <w:rPr>
-          <w:rFonts w:cs="B Nazanin"/>
-          <w:lang w:bidi="fa-IR"/>
-        </w:rPr>
-        <w:t xml:space="preserve"> EF </w:t>
-      </w:r>
-      <w:r>
-        <w:rPr>
-          <w:rFonts w:cs="B Nazanin"/>
-          <w:rtl/>
-          <w:lang w:bidi="fa-IR"/>
-        </w:rPr>
-        <w:t xml:space="preserve">خودش جدول واسط را </w:t>
-      </w:r>
-      <w:proofErr w:type="spellStart"/>
-      <w:r>
-        <w:rPr>
-          <w:rFonts w:cs="B Nazanin"/>
-          <w:rtl/>
-          <w:lang w:bidi="fa-IR"/>
-        </w:rPr>
-        <w:t>می‌سازد</w:t>
-      </w:r>
-      <w:proofErr w:type="spellEnd"/>
-      <w:r>
-        <w:rPr>
-          <w:rFonts w:cs="B Nazanin"/>
-          <w:lang w:bidi="fa-IR"/>
-        </w:rPr>
-        <w:t>.</w:t>
-      </w:r>
-    </w:p>
-    <w:p>
-      <w:pPr>
-        <w:bidi/>
-        <w:rPr>
-          <w:rFonts w:cs="B Nazanin"/>
-          <w:lang w:bidi="fa-IR"/>
-        </w:rPr>
-      </w:pPr>
-      <w:r>
-        <w:rPr>
-          <w:rFonts w:ascii="Segoe UI Emoji" w:hAnsi="Segoe UI Emoji" w:cs="Segoe UI Emoji"/>
-          <w:lang w:bidi="fa-IR"/>
-        </w:rPr>
-        <w:t>✅</w:t>
-      </w:r>
-      <w:r>
-        <w:rPr>
-          <w:rFonts w:cs="B Nazanin"/>
-          <w:lang w:bidi="fa-IR"/>
-        </w:rPr>
-        <w:t xml:space="preserve"> </w:t>
-      </w:r>
-      <w:proofErr w:type="spellStart"/>
-      <w:r>
-        <w:rPr>
-          <w:rFonts w:cs="B Nazanin"/>
-          <w:rtl/>
-          <w:lang w:bidi="fa-IR"/>
-        </w:rPr>
-        <w:t>رابطه‌ی</w:t>
-      </w:r>
-      <w:proofErr w:type="spellEnd"/>
-      <w:r>
-        <w:rPr>
-          <w:rFonts w:cs="B Nazanin"/>
-          <w:rtl/>
-          <w:lang w:bidi="fa-IR"/>
-        </w:rPr>
-        <w:t xml:space="preserve"> </w:t>
-      </w:r>
-      <w:proofErr w:type="spellStart"/>
-      <w:r>
-        <w:rPr>
-          <w:rFonts w:cs="B Nazanin"/>
-          <w:rtl/>
-          <w:lang w:bidi="fa-IR"/>
-        </w:rPr>
-        <w:t>چندبه‌چند</w:t>
-      </w:r>
-      <w:proofErr w:type="spellEnd"/>
-      <w:r>
-        <w:rPr>
-          <w:rFonts w:cs="B Nazanin"/>
-          <w:rtl/>
-          <w:lang w:bidi="fa-IR"/>
-        </w:rPr>
-        <w:t xml:space="preserve"> با </w:t>
-      </w:r>
-      <w:proofErr w:type="spellStart"/>
-      <w:r>
-        <w:rPr>
-          <w:rFonts w:cs="B Nazanin"/>
-          <w:rtl/>
-          <w:lang w:bidi="fa-IR"/>
-        </w:rPr>
-        <w:t>ستون‌های</w:t>
-      </w:r>
-      <w:proofErr w:type="spellEnd"/>
-      <w:r>
-        <w:rPr>
-          <w:rFonts w:cs="B Nazanin"/>
-          <w:rtl/>
-          <w:lang w:bidi="fa-IR"/>
-        </w:rPr>
-        <w:t xml:space="preserve"> اضافی (مثل تاریخ </w:t>
-      </w:r>
-      <w:proofErr w:type="spellStart"/>
-      <w:r>
-        <w:rPr>
-          <w:rFonts w:cs="B Nazanin"/>
-          <w:rtl/>
-          <w:lang w:bidi="fa-IR"/>
-        </w:rPr>
-        <w:t>ثبت‌نام</w:t>
-      </w:r>
-      <w:proofErr w:type="spellEnd"/>
-      <w:r>
-        <w:rPr>
-          <w:rFonts w:cs="B Nazanin"/>
-          <w:rtl/>
-          <w:lang w:bidi="fa-IR"/>
-        </w:rPr>
-        <w:t xml:space="preserve">، نمره، وضعیت و...) </w:t>
+        <w:t xml:space="preserve">رابطه‌ی چندبه‌چند با ستون‌های اضافی (مثل تاریخ ثبت‌نام، نمره، وضعیت و...) </w:t>
       </w:r>
       <w:r>
         <w:rPr>
@@ -8299,7 +5698,6 @@
         </w:rPr>
         <w:t xml:space="preserve">Cross-Origin Resource Sharing </w:t>
       </w:r>
-      <w:proofErr w:type="gramStart"/>
       <w:r>
         <w:rPr>
           <w:rFonts w:cs="B Nazanin"/>
@@ -8321,16 +5719,7 @@
           <w:rtl/>
           <w:lang w:bidi="fa-IR"/>
         </w:rPr>
-        <w:t>به</w:t>
-      </w:r>
-      <w:proofErr w:type="gramEnd"/>
-      <w:r>
-        <w:rPr>
-          <w:rFonts w:cs="B Nazanin"/>
-          <w:rtl/>
-          <w:lang w:bidi="fa-IR"/>
-        </w:rPr>
-        <w:t xml:space="preserve"> زبان ساده، </w:t>
+        <w:t xml:space="preserve">به زبان ساده، </w:t>
       </w:r>
       <w:r>
         <w:rPr>
@@ -8345,43 +5734,7 @@
           <w:rtl/>
           <w:lang w:bidi="fa-IR"/>
         </w:rPr>
-        <w:t xml:space="preserve">یک قانون امنیتی در </w:t>
-      </w:r>
-      <w:proofErr w:type="spellStart"/>
-      <w:r>
-        <w:rPr>
-          <w:rFonts w:cs="B Nazanin"/>
-          <w:rtl/>
-          <w:lang w:bidi="fa-IR"/>
-        </w:rPr>
-        <w:t>مرورگر</w:t>
-      </w:r>
-      <w:proofErr w:type="spellEnd"/>
-      <w:r>
-        <w:rPr>
-          <w:rFonts w:cs="B Nazanin"/>
-          <w:rtl/>
-          <w:lang w:bidi="fa-IR"/>
-        </w:rPr>
-        <w:t xml:space="preserve"> است که مشخص </w:t>
-      </w:r>
-      <w:proofErr w:type="spellStart"/>
-      <w:r>
-        <w:rPr>
-          <w:rFonts w:cs="B Nazanin"/>
-          <w:rtl/>
-          <w:lang w:bidi="fa-IR"/>
-        </w:rPr>
-        <w:t>می‌کند</w:t>
-      </w:r>
-      <w:proofErr w:type="spellEnd"/>
-      <w:r>
-        <w:rPr>
-          <w:rFonts w:cs="B Nazanin"/>
-          <w:rtl/>
-          <w:lang w:bidi="fa-IR"/>
-        </w:rPr>
-        <w:t xml:space="preserve"> آیا یک سایت اجازه دارد به اطلاعات یا</w:t>
+        <w:t>یک قانون امنیتی در مرورگر است که مشخص می‌کند آیا یک سایت اجازه دارد به اطلاعات یا</w:t>
       </w:r>
       <w:r>
         <w:rPr>
@@ -8616,22 +5969,13 @@
           <w:lang w:bidi="fa-IR"/>
         </w:rPr>
       </w:pPr>
-      <w:proofErr w:type="spellStart"/>
       <w:r>
         <w:rPr>
           <w:rFonts w:cs="B Nazanin"/>
           <w:lang w:bidi="fa-IR"/>
         </w:rPr>
         <w:lastRenderedPageBreak/>
-        <w:t>this.http.get</w:t>
-      </w:r>
-      <w:proofErr w:type="spellEnd"/>
-      <w:r>
-        <w:rPr>
-          <w:rFonts w:cs="B Nazanin"/>
-          <w:lang w:bidi="fa-IR"/>
-        </w:rPr>
-        <w:t>("</w:t>
+        <w:t>this.http.get("</w:t>
       </w:r>
       <w:hyperlink r:id="rId11" w:history="1">
         <w:r>
@@ -8908,23 +6252,7 @@
           <w:rFonts w:cs="B Nazanin"/>
           <w:lang w:bidi="fa-IR"/>
         </w:rPr>
-        <w:t xml:space="preserve"> </w:t>
-      </w:r>
-      <w:proofErr w:type="spellStart"/>
-      <w:r>
-        <w:rPr>
-          <w:rFonts w:cs="B Nazanin"/>
-          <w:lang w:bidi="fa-IR"/>
-        </w:rPr>
-        <w:t>AddCors</w:t>
-      </w:r>
-      <w:proofErr w:type="spellEnd"/>
-      <w:r>
-        <w:rPr>
-          <w:rFonts w:cs="B Nazanin"/>
-          <w:lang w:bidi="fa-IR"/>
-        </w:rPr>
-        <w:t xml:space="preserve"> </w:t>
+        <w:t xml:space="preserve"> AddCors </w:t>
       </w:r>
       <w:r>
         <w:rPr>
@@ -8938,23 +6266,7 @@
           <w:rFonts w:cs="B Nazanin"/>
           <w:lang w:bidi="fa-IR"/>
         </w:rPr>
-        <w:t xml:space="preserve"> </w:t>
-      </w:r>
-      <w:proofErr w:type="spellStart"/>
-      <w:r>
-        <w:rPr>
-          <w:rFonts w:cs="B Nazanin"/>
-          <w:lang w:bidi="fa-IR"/>
-        </w:rPr>
-        <w:t>UseCors</w:t>
-      </w:r>
-      <w:proofErr w:type="spellEnd"/>
-      <w:r>
-        <w:rPr>
-          <w:rFonts w:cs="B Nazanin"/>
-          <w:lang w:bidi="fa-IR"/>
-        </w:rPr>
-        <w:t xml:space="preserve"> </w:t>
+        <w:t xml:space="preserve"> UseCors </w:t>
       </w:r>
       <w:r>
         <w:rPr>
@@ -9022,29 +6334,7 @@
           <w:rtl/>
           <w:lang w:bidi="fa-IR"/>
         </w:rPr>
-        <w:t xml:space="preserve">یک قانون امنیتی </w:t>
-      </w:r>
-      <w:proofErr w:type="spellStart"/>
-      <w:r>
-        <w:rPr>
-          <w:rFonts w:cs="B Nazanin"/>
-          <w:b/>
-          <w:bCs/>
-          <w:rtl/>
-          <w:lang w:bidi="fa-IR"/>
-        </w:rPr>
-        <w:t>مرورگر</w:t>
-      </w:r>
-      <w:proofErr w:type="spellEnd"/>
-      <w:r>
-        <w:rPr>
-          <w:rFonts w:cs="B Nazanin"/>
-          <w:b/>
-          <w:bCs/>
-          <w:rtl/>
-          <w:lang w:bidi="fa-IR"/>
-        </w:rPr>
-        <w:t xml:space="preserve"> است</w:t>
+        <w:t>یک قانون امنیتی مرورگر است</w:t>
       </w:r>
       <w:r>
         <w:rPr>
@@ -9095,40 +6385,66 @@
           <w:szCs w:val="36"/>
           <w:lang w:bidi="fa-IR"/>
         </w:rPr>
-        <w:t xml:space="preserve">Extension </w:t>
-      </w:r>
-      <w:proofErr w:type="gramStart"/>
-      <w:r>
-        <w:rPr>
-          <w:rFonts w:cs="B Nazanin"/>
+        <w:t xml:space="preserve">Extension CORS </w:t>
+      </w:r>
+      <w:r>
+        <w:rPr>
+          <w:rFonts w:cs="B Nazanin" w:hint="cs"/>
           <w:b/>
           <w:bCs/>
           <w:sz w:val="36"/>
           <w:szCs w:val="36"/>
-          <w:lang w:bidi="fa-IR"/>
-        </w:rPr>
-        <w:t xml:space="preserve">CORS </w:t>
-      </w:r>
-      <w:r>
-        <w:rPr>
-          <w:rFonts w:cs="B Nazanin" w:hint="cs"/>
+          <w:rtl/>
+          <w:lang w:bidi="fa-IR"/>
+        </w:rPr>
+        <w:t xml:space="preserve"> در </w:t>
+      </w:r>
+      <w:r>
+        <w:rPr>
+          <w:rFonts w:cs="B Nazanin"/>
           <w:b/>
           <w:bCs/>
           <w:sz w:val="36"/>
           <w:szCs w:val="36"/>
-          <w:rtl/>
-          <w:lang w:bidi="fa-IR"/>
-        </w:rPr>
-        <w:t xml:space="preserve"> در</w:t>
-      </w:r>
-      <w:proofErr w:type="gramEnd"/>
-      <w:r>
-        <w:rPr>
-          <w:rFonts w:cs="B Nazanin" w:hint="cs"/>
-          <w:b/>
-          <w:bCs/>
-          <w:sz w:val="36"/>
-          <w:szCs w:val="36"/>
+          <w:lang w:bidi="fa-IR"/>
+        </w:rPr>
+        <w:t>Chrome</w:t>
+      </w:r>
+    </w:p>
+    <w:p>
+      <w:pPr>
+        <w:bidi/>
+        <w:rPr>
+          <w:rFonts w:cs="B Nazanin"/>
+          <w:lang w:bidi="fa-IR"/>
+        </w:rPr>
+      </w:pPr>
+      <w:r>
+        <w:rPr>
+          <w:rFonts w:cs="B Nazanin" w:hint="cs"/>
+          <w:rtl/>
+          <w:lang w:bidi="fa-IR"/>
+        </w:rPr>
+        <w:t xml:space="preserve">می توان در مراحل اولیه یادگیری </w:t>
+      </w:r>
+      <w:r>
+        <w:rPr>
+          <w:rFonts w:cs="B Nazanin"/>
+          <w:lang w:bidi="fa-IR"/>
+        </w:rPr>
+        <w:t xml:space="preserve">Extension </w:t>
+      </w:r>
+      <w:r>
+        <w:rPr>
+          <w:rFonts w:cs="B Nazanin" w:hint="cs"/>
+          <w:rtl/>
+          <w:lang w:bidi="fa-IR"/>
+        </w:rPr>
+        <w:t xml:space="preserve"> بالا را در کروم نصب کرد تا مشکلی ایجاد نشود .</w:t>
+      </w:r>
+      <w:r>
+        <w:rPr>
+          <w:rFonts w:cs="B Nazanin" w:hint="cs"/>
           <w:rtl/>
           <w:lang w:bidi="fa-IR"/>
         </w:rPr>
@@ -9137,50 +6453,22 @@
       <w:r>
         <w:rPr>
           <w:rFonts w:cs="B Nazanin"/>
-          <w:b/>
-          <w:bCs/>
-          <w:sz w:val="36"/>
-          <w:szCs w:val="36"/>
-          <w:lang w:bidi="fa-IR"/>
-        </w:rPr>
-        <w:t>Chrome</w:t>
-      </w:r>
-    </w:p>
-    <w:p>
-      <w:pPr>
-        <w:bidi/>
-        <w:rPr>
-          <w:rFonts w:cs="B Nazanin"/>
-          <w:lang w:bidi="fa-IR"/>
-        </w:rPr>
-      </w:pPr>
-      <w:r>
-        <w:rPr>
-          <w:rFonts w:cs="B Nazanin" w:hint="cs"/>
-          <w:rtl/>
-          <w:lang w:bidi="fa-IR"/>
-        </w:rPr>
-        <w:t xml:space="preserve">می توان در مراحل اولیه یادگیری </w:t>
-      </w:r>
-      <w:r>
-        <w:rPr>
-          <w:rFonts w:cs="B Nazanin"/>
-          <w:lang w:bidi="fa-IR"/>
-        </w:rPr>
-        <w:t xml:space="preserve">Extension </w:t>
-      </w:r>
-      <w:r>
-        <w:rPr>
-          <w:rFonts w:cs="B Nazanin" w:hint="cs"/>
-          <w:rtl/>
-          <w:lang w:bidi="fa-IR"/>
-        </w:rPr>
-        <w:t xml:space="preserve"> بالا را در کروم نصب کرد تا مشکلی ایجاد نشود .</w:t>
-      </w:r>
-      <w:r>
-        <w:rPr>
-          <w:rFonts w:cs="B Nazanin" w:hint="cs"/>
-          <w:rtl/>
+          <w:rtl/>
+          <w:lang w:bidi="fa-IR"/>
+        </w:rPr>
+        <w:t xml:space="preserve">این افزونه‌ برای </w:t>
+      </w:r>
+      <w:r>
+        <w:rPr>
+          <w:rFonts w:cs="B Nazanin"/>
+          <w:rtl/>
+          <w:lang w:bidi="fa-IR"/>
+        </w:rPr>
+        <w:t>دور زدن محدودیت</w:t>
+      </w:r>
+      <w:r>
+        <w:rPr>
+          <w:rFonts w:cs="B Nazanin"/>
           <w:lang w:bidi="fa-IR"/>
         </w:rPr>
         <w:t xml:space="preserve"> </w:t>
@@ -9188,29 +6476,6 @@
       <w:r>
         <w:rPr>
           <w:rFonts w:cs="B Nazanin"/>
-          <w:rtl/>
-          <w:lang w:bidi="fa-IR"/>
-        </w:rPr>
-        <w:t xml:space="preserve">این افزونه‌ برای </w:t>
-      </w:r>
-      <w:r>
-        <w:rPr>
-          <w:rFonts w:cs="B Nazanin"/>
-          <w:rtl/>
-          <w:lang w:bidi="fa-IR"/>
-        </w:rPr>
-        <w:t>دور زدن محدودیت</w:t>
-      </w:r>
-      <w:r>
-        <w:rPr>
-          <w:rFonts w:cs="B Nazanin"/>
-          <w:lang w:bidi="fa-IR"/>
-        </w:rPr>
-        <w:t xml:space="preserve"> </w:t>
-      </w:r>
-      <w:r>
-        <w:rPr>
-          <w:rFonts w:cs="B Nazanin"/>
           <w:lang w:bidi="fa-IR"/>
         </w:rPr>
         <w:t xml:space="preserve">CORS </w:t>
@@ -9236,18 +6501,8 @@
           <w:rtl/>
           <w:lang w:bidi="fa-IR"/>
         </w:rPr>
-        <w:t xml:space="preserve">استفاده </w:t>
-      </w:r>
-      <w:proofErr w:type="spellStart"/>
-      <w:r>
-        <w:rPr>
-          <w:rFonts w:cs="B Nazanin"/>
-          <w:rtl/>
-          <w:lang w:bidi="fa-IR"/>
-        </w:rPr>
-        <w:t>می‌شوند</w:t>
-      </w:r>
-      <w:proofErr w:type="spellEnd"/>
+        <w:t>استفاده می‌شوند</w:t>
+      </w:r>
       <w:r>
         <w:rPr>
           <w:rFonts w:cs="B Nazanin"/>
@@ -9769,7 +7024,6 @@
         </w:rPr>
         <w:t xml:space="preserve">در حالت کلی اطلاعاتی که قرار است از کاربر دریافت شوند در کلاس های </w:t>
       </w:r>
-      <w:proofErr w:type="spellStart"/>
       <w:r>
         <w:rPr>
           <w:rFonts w:cs="B Nazanin"/>
@@ -9777,7 +7031,6 @@
         </w:rPr>
         <w:t>Dto</w:t>
       </w:r>
-      <w:proofErr w:type="spellEnd"/>
       <w:r>
         <w:rPr>
           <w:rFonts w:cs="B Nazanin" w:hint="cs"/>
@@ -9870,7 +7123,6 @@
         </w:rPr>
         <w:t xml:space="preserve">اگر برای نصب پکیج </w:t>
       </w:r>
-      <w:proofErr w:type="spellStart"/>
       <w:r>
         <w:rPr>
           <w:rFonts w:cs="B Nazanin"/>
@@ -9878,7 +7130,6 @@
         </w:rPr>
         <w:t>sweetalert</w:t>
       </w:r>
-      <w:proofErr w:type="spellEnd"/>
       <w:r>
         <w:rPr>
           <w:rFonts w:cs="B Nazanin" w:hint="cs"/>
@@ -9924,25 +7175,7 @@
           <w:rtl/>
           <w:lang w:bidi="fa-IR"/>
         </w:rPr>
-        <w:t xml:space="preserve"> عبارت زیر را در </w:t>
-      </w:r>
-      <w:proofErr w:type="spellStart"/>
-      <w:r>
-        <w:rPr>
-          <w:rFonts w:cs="B Nazanin" w:hint="cs"/>
-          <w:rtl/>
-          <w:lang w:bidi="fa-IR"/>
-        </w:rPr>
-        <w:t>ترمینال</w:t>
-      </w:r>
-      <w:proofErr w:type="spellEnd"/>
-      <w:r>
-        <w:rPr>
-          <w:rFonts w:cs="B Nazanin" w:hint="cs"/>
-          <w:rtl/>
-          <w:lang w:bidi="fa-IR"/>
-        </w:rPr>
-        <w:t xml:space="preserve"> </w:t>
+        <w:t xml:space="preserve"> عبارت زیر را در ترمینال </w:t>
       </w:r>
       <w:r>
         <w:rPr>
@@ -9968,21 +7201,12 @@
           <w:lang w:bidi="fa-IR"/>
         </w:rPr>
       </w:pPr>
-      <w:proofErr w:type="spellStart"/>
-      <w:r>
-        <w:rPr>
-          <w:rFonts w:cs="B Nazanin"/>
-          <w:lang w:bidi="fa-IR"/>
-        </w:rPr>
-        <w:t>npm</w:t>
-      </w:r>
-      <w:proofErr w:type="spellEnd"/>
-      <w:r>
-        <w:rPr>
-          <w:rFonts w:cs="B Nazanin"/>
-          <w:lang w:bidi="fa-IR"/>
-        </w:rPr>
-        <w:t xml:space="preserve"> install sweetalert2 @sweetalert2/ngx-sweetalert2@6.0.1 --legacy-peer-deps</w:t>
+      <w:r>
+        <w:rPr>
+          <w:rFonts w:cs="B Nazanin"/>
+          <w:lang w:bidi="fa-IR"/>
+        </w:rPr>
+        <w:t>npm install sweetalert2 @sweetalert2/ngx-sweetalert2@6.0.1 --legacy-peer-deps</w:t>
       </w:r>
     </w:p>
     <w:p>
@@ -10006,7 +7230,6 @@
         </w:rPr>
         <w:t xml:space="preserve">در قسمت </w:t>
       </w:r>
-      <w:proofErr w:type="spellStart"/>
       <w:r>
         <w:rPr>
           <w:rFonts w:cs="B Nazanin"/>
@@ -10014,7 +7237,6 @@
         </w:rPr>
         <w:t>tsconfig.json</w:t>
       </w:r>
-      <w:proofErr w:type="spellEnd"/>
       <w:r>
         <w:rPr>
           <w:rFonts w:cs="B Nazanin" w:hint="cs"/>
@@ -10036,23 +7258,7 @@
           <w:rFonts w:cs="B Nazanin"/>
           <w:lang w:bidi="fa-IR"/>
         </w:rPr>
-        <w:t> "</w:t>
-      </w:r>
-      <w:proofErr w:type="spellStart"/>
-      <w:r>
-        <w:rPr>
-          <w:rFonts w:cs="B Nazanin"/>
-          <w:lang w:bidi="fa-IR"/>
-        </w:rPr>
-        <w:t>skipLibCheck</w:t>
-      </w:r>
-      <w:proofErr w:type="spellEnd"/>
-      <w:r>
-        <w:rPr>
-          <w:rFonts w:cs="B Nazanin"/>
-          <w:lang w:bidi="fa-IR"/>
-        </w:rPr>
-        <w:t>": true</w:t>
+        <w:t> "skipLibCheck": true</w:t>
       </w:r>
       <w:r>
         <w:rPr>
@@ -10070,21 +7276,12 @@
         </w:rPr>
         <w:t xml:space="preserve">را به </w:t>
       </w:r>
-      <w:proofErr w:type="spellStart"/>
-      <w:r>
-        <w:rPr>
-          <w:rFonts w:cs="B Nazanin"/>
-          <w:lang w:bidi="fa-IR"/>
-        </w:rPr>
-        <w:t>compilerOptions</w:t>
-      </w:r>
-      <w:proofErr w:type="spellEnd"/>
-      <w:r>
-        <w:rPr>
-          <w:rFonts w:cs="B Nazanin"/>
-          <w:lang w:bidi="fa-IR"/>
-        </w:rPr>
-        <w:t xml:space="preserve"> </w:t>
+      <w:r>
+        <w:rPr>
+          <w:rFonts w:cs="B Nazanin"/>
+          <w:lang w:bidi="fa-IR"/>
+        </w:rPr>
+        <w:t xml:space="preserve">compilerOptions </w:t>
       </w:r>
       <w:r>
         <w:rPr>
@@ -10246,21 +7443,12 @@
           <w:lang w:bidi="fa-IR"/>
         </w:rPr>
       </w:pPr>
-      <w:proofErr w:type="spellStart"/>
-      <w:r>
-        <w:rPr>
-          <w:rFonts w:cs="B Nazanin"/>
-          <w:lang w:bidi="fa-IR"/>
-        </w:rPr>
-        <w:t>npm</w:t>
-      </w:r>
-      <w:proofErr w:type="spellEnd"/>
-      <w:r>
-        <w:rPr>
-          <w:rFonts w:cs="B Nazanin"/>
-          <w:lang w:bidi="fa-IR"/>
-        </w:rPr>
-        <w:t xml:space="preserve"> install ngx-cookie-service@10.0.0 --save --legacy-peer-deps</w:t>
+      <w:r>
+        <w:rPr>
+          <w:rFonts w:cs="B Nazanin"/>
+          <w:lang w:bidi="fa-IR"/>
+        </w:rPr>
+        <w:t>npm install ngx-cookie-service@10.0.0 --save --legacy-peer-deps</w:t>
       </w:r>
     </w:p>
     <w:p>
@@ -10543,21 +7731,12 @@
           <w:lang w:bidi="fa-IR"/>
         </w:rPr>
       </w:pPr>
-      <w:proofErr w:type="spellStart"/>
-      <w:r>
-        <w:rPr>
-          <w:rFonts w:cs="B Nazanin"/>
-          <w:lang w:bidi="fa-IR"/>
-        </w:rPr>
-        <w:t>npm</w:t>
-      </w:r>
-      <w:proofErr w:type="spellEnd"/>
-      <w:r>
-        <w:rPr>
-          <w:rFonts w:cs="B Nazanin"/>
-          <w:lang w:bidi="fa-IR"/>
-        </w:rPr>
-        <w:t xml:space="preserve"> install </w:t>
+      <w:r>
+        <w:rPr>
+          <w:rFonts w:cs="B Nazanin"/>
+          <w:lang w:bidi="fa-IR"/>
+        </w:rPr>
+        <w:t xml:space="preserve">npm install </w:t>
       </w:r>
       <w:r>
         <w:rPr>
@@ -10617,7 +7796,6 @@
           <w:lang w:bidi="fa-IR"/>
         </w:rPr>
       </w:pPr>
-      <w:proofErr w:type="spellStart"/>
       <w:r>
         <w:rPr>
           <w:rFonts w:cs="B Nazanin"/>
@@ -10629,31 +7807,21 @@
         </w:rPr>
         <w:t>FromQuery</w:t>
       </w:r>
-      <w:proofErr w:type="spellEnd"/>
-    </w:p>
-    <w:p>
-      <w:pPr>
-        <w:bidi/>
-        <w:rPr>
-          <w:rFonts w:cs="B Nazanin"/>
-          <w:lang w:bidi="fa-IR"/>
-        </w:rPr>
-      </w:pPr>
-      <w:proofErr w:type="spellStart"/>
-      <w:r>
-        <w:rPr>
-          <w:rFonts w:cs="B Nazanin"/>
-          <w:lang w:bidi="fa-IR"/>
-        </w:rPr>
-        <w:t>FromQuery</w:t>
-      </w:r>
-      <w:proofErr w:type="spellEnd"/>
-      <w:r>
-        <w:rPr>
-          <w:rFonts w:cs="B Nazanin"/>
-          <w:lang w:bidi="fa-IR"/>
-        </w:rPr>
-        <w:t xml:space="preserve"> </w:t>
+    </w:p>
+    <w:p>
+      <w:pPr>
+        <w:bidi/>
+        <w:rPr>
+          <w:rFonts w:cs="B Nazanin"/>
+          <w:lang w:bidi="fa-IR"/>
+        </w:rPr>
+      </w:pPr>
+      <w:r>
+        <w:rPr>
+          <w:rFonts w:cs="B Nazanin"/>
+          <w:lang w:bidi="fa-IR"/>
+        </w:rPr>
+        <w:t xml:space="preserve">FromQuery </w:t>
       </w:r>
       <w:r>
         <w:rPr>
@@ -10691,25 +7859,7 @@
           <w:rtl/>
           <w:lang w:bidi="fa-IR"/>
         </w:rPr>
-        <w:t xml:space="preserve">هست که مشخص </w:t>
-      </w:r>
-      <w:proofErr w:type="spellStart"/>
-      <w:r>
-        <w:rPr>
-          <w:rFonts w:cs="B Nazanin"/>
-          <w:rtl/>
-          <w:lang w:bidi="fa-IR"/>
-        </w:rPr>
-        <w:t>می‌کنه</w:t>
-      </w:r>
-      <w:proofErr w:type="spellEnd"/>
-      <w:r>
-        <w:rPr>
-          <w:rFonts w:cs="B Nazanin"/>
-          <w:rtl/>
-          <w:lang w:bidi="fa-IR"/>
-        </w:rPr>
-        <w:t xml:space="preserve"> مقدار پارامتر از </w:t>
+        <w:t xml:space="preserve">هست که مشخص می‌کنه مقدار پارامتر از </w:t>
       </w:r>
       <w:r>
         <w:rPr>
@@ -10785,71 +7935,7 @@
           <w:rFonts w:cs="B Nazanin"/>
           <w:lang w:bidi="fa-IR"/>
         </w:rPr>
-        <w:t xml:space="preserve">public </w:t>
-      </w:r>
-      <w:proofErr w:type="spellStart"/>
-      <w:r>
-        <w:rPr>
-          <w:rFonts w:cs="B Nazanin"/>
-          <w:lang w:bidi="fa-IR"/>
-        </w:rPr>
-        <w:t>IActionResult</w:t>
-      </w:r>
-      <w:proofErr w:type="spellEnd"/>
-      <w:r>
-        <w:rPr>
-          <w:rFonts w:cs="B Nazanin"/>
-          <w:lang w:bidi="fa-IR"/>
-        </w:rPr>
-        <w:t xml:space="preserve"> </w:t>
-      </w:r>
-      <w:proofErr w:type="spellStart"/>
-      <w:r>
-        <w:rPr>
-          <w:rFonts w:cs="B Nazanin"/>
-          <w:lang w:bidi="fa-IR"/>
-        </w:rPr>
-        <w:t>GetProducts</w:t>
-      </w:r>
-      <w:proofErr w:type="spellEnd"/>
-      <w:r>
-        <w:rPr>
-          <w:rFonts w:cs="B Nazanin"/>
-          <w:lang w:bidi="fa-IR"/>
-        </w:rPr>
-        <w:t>([</w:t>
-      </w:r>
-      <w:proofErr w:type="spellStart"/>
-      <w:r>
-        <w:rPr>
-          <w:rFonts w:cs="B Nazanin"/>
-          <w:lang w:bidi="fa-IR"/>
-        </w:rPr>
-        <w:t>FromQuery</w:t>
-      </w:r>
-      <w:proofErr w:type="spellEnd"/>
-      <w:r>
-        <w:rPr>
-          <w:rFonts w:cs="B Nazanin"/>
-          <w:lang w:bidi="fa-IR"/>
-        </w:rPr>
-        <w:t xml:space="preserve">] </w:t>
-      </w:r>
-      <w:proofErr w:type="spellStart"/>
-      <w:r>
-        <w:rPr>
-          <w:rFonts w:cs="B Nazanin"/>
-          <w:lang w:bidi="fa-IR"/>
-        </w:rPr>
-        <w:t>FilterProductsDTO</w:t>
-      </w:r>
-      <w:proofErr w:type="spellEnd"/>
-      <w:r>
-        <w:rPr>
-          <w:rFonts w:cs="B Nazanin"/>
-          <w:lang w:bidi="fa-IR"/>
-        </w:rPr>
-        <w:t xml:space="preserve"> filter)</w:t>
+        <w:t>public IActionResult GetProducts([FromQuery] FilterProductsDTO filter)</w:t>
       </w:r>
     </w:p>
     <w:p>
@@ -11240,25 +8326,7 @@
           <w:rtl/>
           <w:lang w:bidi="fa-IR"/>
         </w:rPr>
-        <w:t xml:space="preserve"> در </w:t>
-      </w:r>
-      <w:proofErr w:type="spellStart"/>
-      <w:r>
-        <w:rPr>
-          <w:rFonts w:cs="B Nazanin" w:hint="cs"/>
-          <w:rtl/>
-          <w:lang w:bidi="fa-IR"/>
-        </w:rPr>
-        <w:t>فرانت</w:t>
-      </w:r>
-      <w:proofErr w:type="spellEnd"/>
-      <w:r>
-        <w:rPr>
-          <w:rFonts w:cs="B Nazanin" w:hint="cs"/>
-          <w:rtl/>
-          <w:lang w:bidi="fa-IR"/>
-        </w:rPr>
-        <w:t xml:space="preserve"> است .</w:t>
+        <w:t xml:space="preserve"> در فرانت است .</w:t>
       </w:r>
     </w:p>
     <w:p>
@@ -11354,17 +8422,8 @@
           <w:rFonts w:cs="B Nazanin"/>
           <w:lang w:bidi="fa-IR"/>
         </w:rPr>
-        <w:t xml:space="preserve">Product </w:t>
-      </w:r>
-      <w:proofErr w:type="spellStart"/>
-      <w:r>
-        <w:rPr>
-          <w:rFonts w:cs="B Nazanin"/>
-          <w:lang w:bidi="fa-IR"/>
-        </w:rPr>
-        <w:t>Gategories</w:t>
-      </w:r>
-      <w:proofErr w:type="spellEnd"/>
+        <w:t>Product Gategories</w:t>
+      </w:r>
       <w:r>
         <w:rPr>
           <w:rFonts w:cs="B Nazanin" w:hint="cs"/>
@@ -11446,21 +8505,12 @@
           <w:lang w:bidi="fa-IR"/>
         </w:rPr>
       </w:pPr>
-      <w:proofErr w:type="spellStart"/>
-      <w:r>
-        <w:rPr>
-          <w:rFonts w:cs="B Nazanin"/>
-          <w:lang w:bidi="fa-IR"/>
-        </w:rPr>
-        <w:t>npm</w:t>
-      </w:r>
-      <w:proofErr w:type="spellEnd"/>
-      <w:r>
-        <w:rPr>
-          <w:rFonts w:cs="B Nazanin"/>
-          <w:lang w:bidi="fa-IR"/>
-        </w:rPr>
-        <w:t xml:space="preserve"> install @angular/material@11.0.0 @angular/cdk@11.0.0 --legacy-peer-deps</w:t>
+      <w:r>
+        <w:rPr>
+          <w:rFonts w:cs="B Nazanin"/>
+          <w:lang w:bidi="fa-IR"/>
+        </w:rPr>
+        <w:t>npm install @angular/material@11.0.0 @angular/cdk@11.0.0 --legacy-peer-deps</w:t>
       </w:r>
     </w:p>
     <w:p>
@@ -11611,7 +8661,6 @@
         </w:rPr>
         <w:t xml:space="preserve">فرق </w:t>
       </w:r>
-      <w:proofErr w:type="spellStart"/>
       <w:r>
         <w:rPr>
           <w:rFonts w:cs="B Nazanin"/>
@@ -11619,7 +8668,6 @@
         </w:rPr>
         <w:t>ViewModel</w:t>
       </w:r>
-      <w:proofErr w:type="spellEnd"/>
       <w:r>
         <w:rPr>
           <w:rFonts w:cs="B Nazanin" w:hint="cs"/>
@@ -11643,7 +8691,6 @@
         </w:rPr>
         <w:t xml:space="preserve"> آن است که </w:t>
       </w:r>
-      <w:proofErr w:type="spellStart"/>
       <w:r>
         <w:rPr>
           <w:rFonts w:cs="B Nazanin"/>
@@ -11651,7 +8698,6 @@
         </w:rPr>
         <w:t>ViewModel</w:t>
       </w:r>
-      <w:proofErr w:type="spellEnd"/>
       <w:r>
         <w:rPr>
           <w:rFonts w:cs="B Nazanin" w:hint="cs"/>
@@ -11761,21 +8807,12 @@
           <w:lang w:bidi="fa-IR"/>
         </w:rPr>
       </w:pPr>
-      <w:proofErr w:type="gramStart"/>
-      <w:r>
-        <w:rPr>
-          <w:rFonts w:cs="B Nazanin"/>
-          <w:lang w:bidi="fa-IR"/>
-        </w:rPr>
-        <w:t>Include(</w:t>
-      </w:r>
-      <w:proofErr w:type="gramEnd"/>
-      <w:r>
-        <w:rPr>
-          <w:rFonts w:cs="B Nazanin"/>
-          <w:lang w:bidi="fa-IR"/>
-        </w:rPr>
-        <w:t xml:space="preserve">) ≈ LEFT JOIN </w:t>
+      <w:r>
+        <w:rPr>
+          <w:rFonts w:cs="B Nazanin"/>
+          <w:lang w:bidi="fa-IR"/>
+        </w:rPr>
+        <w:t xml:space="preserve">Include() ≈ LEFT JOIN </w:t>
       </w:r>
       <w:r>
         <w:rPr>
@@ -11932,23 +8969,7 @@
           <w:rFonts w:cs="B Nazanin"/>
           <w:lang w:bidi="fa-IR"/>
         </w:rPr>
-        <w:t xml:space="preserve"> </w:t>
-      </w:r>
-      <w:proofErr w:type="spellStart"/>
-      <w:r>
-        <w:rPr>
-          <w:rFonts w:cs="B Nazanin"/>
-          <w:lang w:bidi="fa-IR"/>
-        </w:rPr>
-        <w:t>linq</w:t>
-      </w:r>
-      <w:proofErr w:type="spellEnd"/>
-      <w:r>
-        <w:rPr>
-          <w:rFonts w:cs="B Nazanin"/>
-          <w:lang w:bidi="fa-IR"/>
-        </w:rPr>
-        <w:t xml:space="preserve"> </w:t>
+        <w:t xml:space="preserve"> linq </w:t>
       </w:r>
       <w:r>
         <w:rPr>
@@ -12321,36 +9342,18 @@
       <w:pPr>
         <w:bidi/>
         <w:rPr>
-          <w:rFonts w:cs="B Nazanin" w:hint="cs"/>
-          <w:rtl/>
-          <w:lang w:bidi="fa-IR"/>
-        </w:rPr>
-      </w:pPr>
-      <w:r>
-        <w:rPr>
-          <w:rFonts w:cs="B Nazanin" w:hint="cs"/>
-          <w:rtl/>
-          <w:lang w:bidi="fa-IR"/>
-        </w:rPr>
-        <w:t xml:space="preserve">استاندارد سبد خرید در این دوره : هر کاربر </w:t>
-      </w:r>
-      <w:proofErr w:type="spellStart"/>
-      <w:r>
-        <w:rPr>
-          <w:rFonts w:cs="B Nazanin" w:hint="cs"/>
-          <w:rtl/>
-          <w:lang w:bidi="fa-IR"/>
-        </w:rPr>
-        <w:t>لیستی</w:t>
-      </w:r>
-      <w:proofErr w:type="spellEnd"/>
-      <w:r>
-        <w:rPr>
-          <w:rFonts w:cs="B Nazanin" w:hint="cs"/>
-          <w:rtl/>
-          <w:lang w:bidi="fa-IR"/>
-        </w:rPr>
-        <w:t xml:space="preserve"> از  سبد خرید دارد که در این سبد خرید می تواند محصولات </w:t>
+          <w:rFonts w:cs="B Nazanin"/>
+          <w:rtl/>
+          <w:lang w:bidi="fa-IR"/>
+        </w:rPr>
+      </w:pPr>
+      <w:r>
+        <w:rPr>
+          <w:rFonts w:cs="B Nazanin" w:hint="cs"/>
+          <w:rtl/>
+          <w:lang w:bidi="fa-IR"/>
+        </w:rPr>
+        <w:t xml:space="preserve">استاندارد سبد خرید در این دوره : هر کاربر لیستی از  سبد خرید دارد که در این سبد خرید می تواند محصولات </w:t>
       </w:r>
       <w:r>
         <w:rPr>
@@ -12380,43 +9383,7 @@
           <w:rtl/>
           <w:lang w:bidi="fa-IR"/>
         </w:rPr>
-        <w:t xml:space="preserve"> پس هر کاربر </w:t>
-      </w:r>
-      <w:proofErr w:type="spellStart"/>
-      <w:r>
-        <w:rPr>
-          <w:rFonts w:cs="B Nazanin" w:hint="cs"/>
-          <w:rtl/>
-          <w:lang w:bidi="fa-IR"/>
-        </w:rPr>
-        <w:t>لیستی</w:t>
-      </w:r>
-      <w:proofErr w:type="spellEnd"/>
-      <w:r>
-        <w:rPr>
-          <w:rFonts w:cs="B Nazanin" w:hint="cs"/>
-          <w:rtl/>
-          <w:lang w:bidi="fa-IR"/>
-        </w:rPr>
-        <w:t xml:space="preserve"> از سبد خرید و هر سبد خرید </w:t>
-      </w:r>
-      <w:proofErr w:type="spellStart"/>
-      <w:r>
-        <w:rPr>
-          <w:rFonts w:cs="B Nazanin" w:hint="cs"/>
-          <w:rtl/>
-          <w:lang w:bidi="fa-IR"/>
-        </w:rPr>
-        <w:t>لیستی</w:t>
-      </w:r>
-      <w:proofErr w:type="spellEnd"/>
-      <w:r>
-        <w:rPr>
-          <w:rFonts w:cs="B Nazanin" w:hint="cs"/>
-          <w:rtl/>
-          <w:lang w:bidi="fa-IR"/>
-        </w:rPr>
-        <w:t xml:space="preserve"> از محصولات</w:t>
+        <w:t xml:space="preserve"> پس هر کاربر لیستی از سبد خرید و هر سبد خرید لیستی از محصولات</w:t>
       </w:r>
       <w:r>
         <w:rPr>
@@ -12441,7 +9408,6 @@
         </w:rPr>
         <w:t xml:space="preserve">ولی اینکه کاربر در آن واحد بتواند از دو سبد خرید استفاده کند غیر منطقی است ! یعنی حتما باید فقط یک سبد خرید داشته باشد که </w:t>
       </w:r>
-      <w:proofErr w:type="spellStart"/>
       <w:r>
         <w:rPr>
           <w:rFonts w:cs="B Nazanin"/>
@@ -12449,7 +9415,6 @@
         </w:rPr>
         <w:t>ispay</w:t>
       </w:r>
-      <w:proofErr w:type="spellEnd"/>
       <w:r>
         <w:rPr>
           <w:rFonts w:cs="B Nazanin" w:hint="cs"/>
@@ -12479,25 +9444,7 @@
           <w:rtl/>
           <w:lang w:bidi="fa-IR"/>
         </w:rPr>
-        <w:t xml:space="preserve"> به معنای دیگر کاربر </w:t>
-      </w:r>
-      <w:proofErr w:type="spellStart"/>
-      <w:r>
-        <w:rPr>
-          <w:rFonts w:cs="B Nazanin" w:hint="cs"/>
-          <w:rtl/>
-          <w:lang w:bidi="fa-IR"/>
-        </w:rPr>
-        <w:t>لیستی</w:t>
-      </w:r>
-      <w:proofErr w:type="spellEnd"/>
-      <w:r>
-        <w:rPr>
-          <w:rFonts w:cs="B Nazanin" w:hint="cs"/>
-          <w:rtl/>
-          <w:lang w:bidi="fa-IR"/>
-        </w:rPr>
-        <w:t xml:space="preserve"> از سبد خرید ها یا دارای </w:t>
+        <w:t xml:space="preserve"> به معنای دیگر کاربر لیستی از سبد خرید ها یا دارای </w:t>
       </w:r>
       <w:r>
         <w:rPr>
@@ -12512,25 +9459,7 @@
           <w:rtl/>
           <w:lang w:bidi="fa-IR"/>
         </w:rPr>
-        <w:t xml:space="preserve"> رکورد در </w:t>
-      </w:r>
-      <w:proofErr w:type="spellStart"/>
-      <w:r>
-        <w:rPr>
-          <w:rFonts w:cs="B Nazanin" w:hint="cs"/>
-          <w:rtl/>
-          <w:lang w:bidi="fa-IR"/>
-        </w:rPr>
-        <w:t>دیتابیس</w:t>
-      </w:r>
-      <w:proofErr w:type="spellEnd"/>
-      <w:r>
-        <w:rPr>
-          <w:rFonts w:cs="B Nazanin" w:hint="cs"/>
-          <w:rtl/>
-          <w:lang w:bidi="fa-IR"/>
-        </w:rPr>
-        <w:t xml:space="preserve"> از سبد های خرید</w:t>
+        <w:t xml:space="preserve"> رکورد در دیتابیس از سبد های خرید</w:t>
       </w:r>
       <w:r>
         <w:rPr>
@@ -12697,21 +9626,12 @@
         </w:rPr>
         <w:t xml:space="preserve">چک می شود که آیا کاربر سبد خرید بازی دارد ؟ باز یعنی سبد خریدی که پرداخت نشده باشد یا </w:t>
       </w:r>
-      <w:proofErr w:type="spellStart"/>
-      <w:r>
-        <w:rPr>
-          <w:rFonts w:cs="B Nazanin"/>
-          <w:lang w:bidi="fa-IR"/>
-        </w:rPr>
-        <w:t>ispay</w:t>
-      </w:r>
-      <w:proofErr w:type="spellEnd"/>
-      <w:r>
-        <w:rPr>
-          <w:rFonts w:cs="B Nazanin"/>
-          <w:lang w:bidi="fa-IR"/>
-        </w:rPr>
-        <w:t>==false</w:t>
+      <w:r>
+        <w:rPr>
+          <w:rFonts w:cs="B Nazanin"/>
+          <w:lang w:bidi="fa-IR"/>
+        </w:rPr>
+        <w:t>ispay==false</w:t>
       </w:r>
       <w:r>
         <w:rPr>
@@ -12762,38 +9682,13 @@
           <w:rtl/>
           <w:lang w:bidi="fa-IR"/>
         </w:rPr>
-        <w:t xml:space="preserve">--------------------جلسه </w:t>
-      </w:r>
-      <w:r>
-        <w:rPr>
-          <w:rFonts w:cs="B Nazanin" w:hint="cs"/>
-          <w:b/>
-          <w:bCs/>
-          <w:sz w:val="36"/>
-          <w:szCs w:val="36"/>
-          <w:rtl/>
-          <w:lang w:bidi="fa-IR"/>
-        </w:rPr>
-        <w:t>35</w:t>
-      </w:r>
-      <w:r>
-        <w:rPr>
-          <w:rFonts w:cs="B Nazanin" w:hint="cs"/>
-          <w:b/>
-          <w:bCs/>
-          <w:sz w:val="36"/>
-          <w:szCs w:val="36"/>
-          <w:rtl/>
-          <w:lang w:bidi="fa-IR"/>
-        </w:rPr>
-        <w:t>-------------------------</w:t>
-      </w:r>
-    </w:p>
-    <w:p>
-      <w:pPr>
-        <w:bidi/>
-        <w:rPr>
-          <w:rFonts w:hint="cs"/>
+        <w:t>--------------------جلسه 35-------------------------</w:t>
+      </w:r>
+    </w:p>
+    <w:p>
+      <w:pPr>
+        <w:bidi/>
+        <w:rPr>
           <w:b/>
           <w:bCs/>
           <w:sz w:val="28"/>
@@ -12802,7 +9697,6 @@
           <w:lang w:bidi="fa-IR"/>
         </w:rPr>
       </w:pPr>
-      <w:proofErr w:type="spellStart"/>
       <w:r>
         <w:rPr>
           <w:b/>
@@ -12812,7 +9706,6 @@
         </w:rPr>
         <w:t>SingleOrDefault</w:t>
       </w:r>
-      <w:proofErr w:type="spellEnd"/>
       <w:r>
         <w:rPr>
           <w:rFonts w:hint="cs"/>
@@ -12835,7 +9728,6 @@
         </w:rPr>
         <w:t xml:space="preserve">و </w:t>
       </w:r>
-      <w:proofErr w:type="spellStart"/>
       <w:r>
         <w:rPr>
           <w:b/>
@@ -12845,41 +9737,22 @@
         </w:rPr>
         <w:t>FirstOrDefault</w:t>
       </w:r>
-      <w:proofErr w:type="spellEnd"/>
-    </w:p>
-    <w:p>
-      <w:pPr>
-        <w:bidi/>
-        <w:rPr>
-          <w:rFonts w:cs="B Nazanin"/>
-          <w:rtl/>
-          <w:lang w:bidi="fa-IR"/>
-        </w:rPr>
-      </w:pPr>
-      <w:proofErr w:type="spellStart"/>
-      <w:proofErr w:type="gramStart"/>
-      <w:r>
-        <w:rPr>
-          <w:rFonts w:cs="B Nazanin"/>
-          <w:lang w:bidi="fa-IR"/>
-        </w:rPr>
-        <w:t>SingleOrDefault</w:t>
-      </w:r>
-      <w:proofErr w:type="spellEnd"/>
-      <w:r>
-        <w:rPr>
-          <w:rFonts w:cs="B Nazanin"/>
-          <w:lang w:bidi="fa-IR"/>
-        </w:rPr>
-        <w:t>(</w:t>
-      </w:r>
-      <w:proofErr w:type="gramEnd"/>
-      <w:r>
-        <w:rPr>
-          <w:rFonts w:cs="B Nazanin"/>
-          <w:lang w:bidi="fa-IR"/>
-        </w:rPr>
-        <w:t xml:space="preserve">) </w:t>
+    </w:p>
+    <w:p>
+      <w:pPr>
+        <w:bidi/>
+        <w:rPr>
+          <w:rFonts w:cs="B Nazanin"/>
+          <w:rtl/>
+          <w:lang w:bidi="fa-IR"/>
+        </w:rPr>
+      </w:pPr>
+      <w:r>
+        <w:rPr>
+          <w:rFonts w:cs="B Nazanin"/>
+          <w:lang w:bidi="fa-IR"/>
+        </w:rPr>
+        <w:t xml:space="preserve">SingleOrDefault() </w:t>
       </w:r>
       <w:r>
         <w:rPr>
@@ -12948,53 +9821,27 @@
           <w:lang w:bidi="fa-IR"/>
         </w:rPr>
       </w:pPr>
-      <w:proofErr w:type="spellStart"/>
-      <w:r>
-        <w:rPr>
-          <w:rFonts w:cs="B Nazanin"/>
-          <w:lang w:bidi="fa-IR"/>
-        </w:rPr>
-        <w:t>FirstOrDefault</w:t>
-      </w:r>
-      <w:proofErr w:type="spellEnd"/>
-      <w:r>
-        <w:rPr>
-          <w:rFonts w:cs="B Nazanin"/>
-          <w:lang w:bidi="fa-IR"/>
-        </w:rPr>
-        <w:t xml:space="preserve"> = «</w:t>
-      </w:r>
-      <w:r>
-        <w:rPr>
-          <w:rFonts w:cs="B Nazanin"/>
-          <w:rtl/>
-          <w:lang w:bidi="fa-IR"/>
-        </w:rPr>
-        <w:t xml:space="preserve">اولین مورد را بده، بقیه برایم مهم </w:t>
-      </w:r>
-      <w:proofErr w:type="gramStart"/>
-      <w:r>
-        <w:rPr>
-          <w:rFonts w:cs="B Nazanin"/>
-          <w:rtl/>
-          <w:lang w:bidi="fa-IR"/>
-        </w:rPr>
-        <w:t>نیست</w:t>
-      </w:r>
-      <w:r>
-        <w:rPr>
-          <w:rFonts w:cs="B Nazanin"/>
-          <w:lang w:bidi="fa-IR"/>
-        </w:rPr>
-        <w:t>.»</w:t>
-      </w:r>
-      <w:proofErr w:type="gramEnd"/>
-      <w:r>
-        <w:rPr>
-          <w:rFonts w:cs="B Nazanin"/>
-          <w:lang w:bidi="fa-IR"/>
-        </w:rPr>
-        <w:t xml:space="preserve"> </w:t>
+      <w:r>
+        <w:rPr>
+          <w:rFonts w:cs="B Nazanin"/>
+          <w:lang w:bidi="fa-IR"/>
+        </w:rPr>
+        <w:t>FirstOrDefault = «</w:t>
+      </w:r>
+      <w:r>
+        <w:rPr>
+          <w:rFonts w:cs="B Nazanin"/>
+          <w:rtl/>
+          <w:lang w:bidi="fa-IR"/>
+        </w:rPr>
+        <w:t>اولین مورد را بده، بقیه برایم مهم نیست</w:t>
+      </w:r>
+      <w:r>
+        <w:rPr>
+          <w:rFonts w:cs="B Nazanin"/>
+          <w:lang w:bidi="fa-IR"/>
+        </w:rPr>
+        <w:t xml:space="preserve">.» </w:t>
       </w:r>
     </w:p>
     <w:p>
@@ -13008,38 +9855,20 @@
           <w:lang w:bidi="fa-IR"/>
         </w:rPr>
       </w:pPr>
-      <w:proofErr w:type="spellStart"/>
-      <w:r>
-        <w:rPr>
-          <w:rFonts w:cs="B Nazanin"/>
-          <w:lang w:bidi="fa-IR"/>
-        </w:rPr>
-        <w:t>SingleOrDefault</w:t>
-      </w:r>
-      <w:proofErr w:type="spellEnd"/>
-      <w:r>
-        <w:rPr>
-          <w:rFonts w:cs="B Nazanin"/>
-          <w:lang w:bidi="fa-IR"/>
-        </w:rPr>
-        <w:t xml:space="preserve"> = «</w:t>
-      </w:r>
-      <w:r>
-        <w:rPr>
-          <w:rFonts w:cs="B Nazanin"/>
-          <w:rtl/>
-          <w:lang w:bidi="fa-IR"/>
-        </w:rPr>
-        <w:t xml:space="preserve">باید فقط یک مورد وجود داشته باشد؛ اگر بیشتر بود، یعنی یک اشکال وجود </w:t>
-      </w:r>
-      <w:proofErr w:type="gramStart"/>
-      <w:r>
-        <w:rPr>
-          <w:rFonts w:cs="B Nazanin"/>
-          <w:rtl/>
-          <w:lang w:bidi="fa-IR"/>
-        </w:rPr>
-        <w:t>دارد</w:t>
+      <w:r>
+        <w:rPr>
+          <w:rFonts w:cs="B Nazanin"/>
+          <w:lang w:bidi="fa-IR"/>
+        </w:rPr>
+        <w:t>SingleOrDefault = «</w:t>
+      </w:r>
+      <w:r>
+        <w:rPr>
+          <w:rFonts w:cs="B Nazanin"/>
+          <w:rtl/>
+          <w:lang w:bidi="fa-IR"/>
+        </w:rPr>
+        <w:t>باید فقط یک مورد وجود داشته باشد؛ اگر بیشتر بود، یعنی یک اشکال وجود دارد</w:t>
       </w:r>
       <w:r>
         <w:rPr>
@@ -13048,13 +9877,63 @@
         </w:rPr>
         <w:t>.»</w:t>
       </w:r>
-      <w:proofErr w:type="gramEnd"/>
-    </w:p>
-    <w:p>
-      <w:pPr>
-        <w:bidi/>
-        <w:rPr>
-          <w:rFonts w:cs="B Nazanin" w:hint="cs"/>
+    </w:p>
+    <w:p>
+      <w:pPr>
+        <w:bidi/>
+        <w:jc w:val="both"/>
+        <w:rPr>
+          <w:rFonts w:cs="B Nazanin"/>
+          <w:b/>
+          <w:bCs/>
+          <w:sz w:val="36"/>
+          <w:szCs w:val="36"/>
+          <w:rtl/>
+          <w:lang w:bidi="fa-IR"/>
+        </w:rPr>
+      </w:pPr>
+      <w:r>
+        <w:rPr>
+          <w:rFonts w:cs="B Nazanin" w:hint="cs"/>
+          <w:b/>
+          <w:bCs/>
+          <w:sz w:val="36"/>
+          <w:szCs w:val="36"/>
+          <w:rtl/>
+          <w:lang w:bidi="fa-IR"/>
+        </w:rPr>
+        <w:t xml:space="preserve">--------------------جلسه </w:t>
+      </w:r>
+      <w:r>
+        <w:rPr>
+          <w:rFonts w:cs="B Nazanin" w:hint="cs"/>
+          <w:b/>
+          <w:bCs/>
+          <w:sz w:val="36"/>
+          <w:szCs w:val="36"/>
+          <w:rtl/>
+          <w:lang w:bidi="fa-IR"/>
+        </w:rPr>
+        <w:t>37</w:t>
+      </w:r>
+      <w:r>
+        <w:rPr>
+          <w:rFonts w:cs="B Nazanin" w:hint="cs"/>
+          <w:b/>
+          <w:bCs/>
+          <w:sz w:val="36"/>
+          <w:szCs w:val="36"/>
+          <w:rtl/>
+          <w:lang w:bidi="fa-IR"/>
+        </w:rPr>
+        <w:t>-------------------------</w:t>
+      </w:r>
+    </w:p>
+    <w:p>
+      <w:pPr>
+        <w:bidi/>
+        <w:rPr>
+          <w:rFonts w:cs="B Nazanin"/>
           <w:lang w:bidi="fa-IR"/>
         </w:rPr>
       </w:pPr>
@@ -14388,7 +11267,7 @@
   <w:style w:type="paragraph" w:default="1" w:styleId="Normal">
     <w:name w:val="Normal"/>
     <w:qFormat/>
-    <w:rsid w:val="00D65745"/>
+    <w:rsid w:val="00A812D6"/>
   </w:style>
   <w:style w:type="paragraph" w:styleId="Heading3">
     <w:name w:val="heading 3"/>
@@ -14435,6 +11314,7 @@
   <w:style w:type="character" w:default="1" w:styleId="DefaultParagraphFont">
     <w:name w:val="Default Paragraph Font"/>
     <w:uiPriority w:val="1"/>
+    <w:semiHidden/>
     <w:unhideWhenUsed/>
   </w:style>
   <w:style w:type="table" w:default="1" w:styleId="TableNormal">

--- a/EshopByArdookhani.docx
+++ b/EshopByArdookhani.docx
@@ -9914,7 +9914,7 @@
           <w:rtl/>
           <w:lang w:bidi="fa-IR"/>
         </w:rPr>
-        <w:t>37</w:t>
+        <w:t>38</w:t>
       </w:r>
       <w:r>
         <w:rPr>
@@ -9934,6 +9934,91 @@
         <w:bidi/>
         <w:rPr>
           <w:rFonts w:cs="B Nazanin"/>
+          <w:rtl/>
+          <w:lang w:bidi="fa-IR"/>
+        </w:rPr>
+      </w:pPr>
+      <w:r>
+        <w:rPr>
+          <w:rFonts w:cs="B Nazanin" w:hint="cs"/>
+          <w:rtl/>
+          <w:lang w:bidi="fa-IR"/>
+        </w:rPr>
+        <w:t xml:space="preserve">پیاده سازی </w:t>
+      </w:r>
+      <w:r>
+        <w:rPr>
+          <w:rFonts w:cs="B Nazanin"/>
+          <w:lang w:bidi="fa-IR"/>
+        </w:rPr>
+        <w:t>Route Guard</w:t>
+      </w:r>
+      <w:r>
+        <w:rPr>
+          <w:rFonts w:cs="B Nazanin" w:hint="cs"/>
+          <w:rtl/>
+          <w:lang w:bidi="fa-IR"/>
+        </w:rPr>
+        <w:t xml:space="preserve"> در این جلسه انجام می شود .</w:t>
+      </w:r>
+    </w:p>
+    <w:p>
+      <w:pPr>
+        <w:bidi/>
+        <w:jc w:val="both"/>
+        <w:rPr>
+          <w:rFonts w:cs="B Nazanin"/>
+          <w:b/>
+          <w:bCs/>
+          <w:sz w:val="36"/>
+          <w:szCs w:val="36"/>
+          <w:rtl/>
+          <w:lang w:bidi="fa-IR"/>
+        </w:rPr>
+      </w:pPr>
+      <w:r>
+        <w:rPr>
+          <w:rFonts w:cs="B Nazanin" w:hint="cs"/>
+          <w:b/>
+          <w:bCs/>
+          <w:sz w:val="36"/>
+          <w:szCs w:val="36"/>
+          <w:rtl/>
+          <w:lang w:bidi="fa-IR"/>
+        </w:rPr>
+        <w:t xml:space="preserve">--------------------جلسه </w:t>
+      </w:r>
+      <w:r>
+        <w:rPr>
+          <w:rFonts w:cs="B Nazanin" w:hint="cs"/>
+          <w:b/>
+          <w:bCs/>
+          <w:sz w:val="36"/>
+          <w:szCs w:val="36"/>
+          <w:rtl/>
+          <w:lang w:bidi="fa-IR"/>
+        </w:rPr>
+        <w:t>39</w:t>
+      </w:r>
+      <w:r>
+        <w:rPr>
+          <w:rFonts w:cs="B Nazanin" w:hint="cs"/>
+          <w:b/>
+          <w:bCs/>
+          <w:sz w:val="36"/>
+          <w:szCs w:val="36"/>
+          <w:rtl/>
+          <w:lang w:bidi="fa-IR"/>
+        </w:rPr>
+        <w:t>-------------------------</w:t>
+      </w:r>
+    </w:p>
+    <w:p>
+      <w:pPr>
+        <w:bidi/>
+        <w:rPr>
+          <w:rFonts w:cs="B Nazanin" w:hint="cs"/>
+          <w:rtl/>
           <w:lang w:bidi="fa-IR"/>
         </w:rPr>
       </w:pPr>
@@ -11267,7 +11352,7 @@
   <w:style w:type="paragraph" w:default="1" w:styleId="Normal">
     <w:name w:val="Normal"/>
     <w:qFormat/>
-    <w:rsid w:val="00A812D6"/>
+    <w:rsid w:val="00F735BA"/>
   </w:style>
   <w:style w:type="paragraph" w:styleId="Heading3">
     <w:name w:val="heading 3"/>
